--- a/src/Tests/Inputs/labels/10/input.docx
+++ b/src/Tests/Inputs/labels/10/input.docx
@@ -1,6 +1,6 @@
 
 <file path=word/document.xml><?xml version="1.0" encoding="utf-8"?>
-<w:document xmlns:wpc="http://schemas.microsoft.com/office/word/2010/wordprocessingCanvas" xmlns:cx="http://schemas.microsoft.com/office/drawing/2014/chartex" xmlns:cx1="http://schemas.microsoft.com/office/drawing/2015/9/8/chartex" xmlns:cx2="http://schemas.microsoft.com/office/drawing/2015/10/21/chartex" xmlns:cx3="http://schemas.microsoft.com/office/drawing/2016/5/9/chartex" xmlns:cx4="http://schemas.microsoft.com/office/drawing/2016/5/10/chartex" xmlns:cx5="http://schemas.microsoft.com/office/drawing/2016/5/11/chartex" xmlns:cx6="http://schemas.microsoft.com/office/drawing/2016/5/12/chartex" xmlns:cx7="http://schemas.microsoft.com/office/drawing/2016/5/13/chartex" xmlns:cx8="http://schemas.microsoft.com/office/drawing/2016/5/14/chartex" xmlns:mc="http://schemas.openxmlformats.org/markup-compatibility/2006" xmlns:aink="http://schemas.microsoft.com/office/drawing/2016/ink" xmlns:am3d="http://schemas.microsoft.com/office/drawing/2017/model3d" xmlns:o="urn:schemas-microsoft-com:office:office" xmlns:oel="http://schemas.microsoft.com/office/2019/extlst" xmlns:r="http://schemas.openxmlformats.org/officeDocument/2006/relationships" xmlns:m="http://schemas.openxmlformats.org/officeDocument/2006/math" xmlns:v="urn:schemas-microsoft-com:vml" xmlns:wp14="http://schemas.microsoft.com/office/word/2010/wordprocessingDrawing" xmlns:wp="http://schemas.openxmlformats.org/drawingml/2006/wordprocessingDrawing" xmlns:w10="urn:schemas-microsoft-com:office:word" xmlns:w="http://schemas.openxmlformats.org/wordprocessingml/2006/main" xmlns:w14="http://schemas.microsoft.com/office/word/2010/wordml" xmlns:w15="http://schemas.microsoft.com/office/word/2012/wordml" xmlns:w16cex="http://schemas.microsoft.com/office/word/2018/wordml/cex" xmlns:w16cid="http://schemas.microsoft.com/office/word/2016/wordml/cid" xmlns:w16="http://schemas.microsoft.com/office/word/2018/wordml" xmlns:w16sdtdh="http://schemas.microsoft.com/office/word/2020/wordml/sdtdatahash" xmlns:w16se="http://schemas.microsoft.com/office/word/2015/wordml/symex" xmlns:wpg="http://schemas.microsoft.com/office/word/2010/wordprocessingGroup" xmlns:wpi="http://schemas.microsoft.com/office/word/2010/wordprocessingInk" xmlns:wne="http://schemas.microsoft.com/office/word/2006/wordml" xmlns:wps="http://schemas.microsoft.com/office/word/2010/wordprocessingShape" mc:Ignorable="w14 w15 w16se w16cid w16 w16cex w16sdtdh wp14">
+<w:document xmlns:a="http://schemas.openxmlformats.org/drawingml/2006/main" xmlns:adec="http://schemas.microsoft.com/office/drawing/2017/decorative" xmlns:wpc="http://schemas.microsoft.com/office/word/2010/wordprocessingCanvas" xmlns:cx="http://schemas.microsoft.com/office/drawing/2014/chartex" xmlns:cx1="http://schemas.microsoft.com/office/drawing/2015/9/8/chartex" xmlns:cx2="http://schemas.microsoft.com/office/drawing/2015/10/21/chartex" xmlns:cx3="http://schemas.microsoft.com/office/drawing/2016/5/9/chartex" xmlns:cx4="http://schemas.microsoft.com/office/drawing/2016/5/10/chartex" xmlns:cx5="http://schemas.microsoft.com/office/drawing/2016/5/11/chartex" xmlns:cx6="http://schemas.microsoft.com/office/drawing/2016/5/12/chartex" xmlns:cx7="http://schemas.microsoft.com/office/drawing/2016/5/13/chartex" xmlns:cx8="http://schemas.microsoft.com/office/drawing/2016/5/14/chartex" xmlns:mc="http://schemas.openxmlformats.org/markup-compatibility/2006" xmlns:aink="http://schemas.microsoft.com/office/drawing/2016/ink" xmlns:am3d="http://schemas.microsoft.com/office/drawing/2017/model3d" xmlns:o="urn:schemas-microsoft-com:office:office" xmlns:oel="http://schemas.microsoft.com/office/2019/extlst" xmlns:r="http://schemas.openxmlformats.org/officeDocument/2006/relationships" xmlns:m="http://schemas.openxmlformats.org/officeDocument/2006/math" xmlns:v="urn:schemas-microsoft-com:vml" xmlns:wp14="http://schemas.microsoft.com/office/word/2010/wordprocessingDrawing" xmlns:wp="http://schemas.openxmlformats.org/drawingml/2006/wordprocessingDrawing" xmlns:w10="urn:schemas-microsoft-com:office:word" xmlns:w="http://schemas.openxmlformats.org/wordprocessingml/2006/main" xmlns:w14="http://schemas.microsoft.com/office/word/2010/wordml" xmlns:w15="http://schemas.microsoft.com/office/word/2012/wordml" xmlns:w16cex="http://schemas.microsoft.com/office/word/2018/wordml/cex" xmlns:w16cid="http://schemas.microsoft.com/office/word/2016/wordml/cid" xmlns:w16="http://schemas.microsoft.com/office/word/2018/wordml" xmlns:w16sdtdh="http://schemas.microsoft.com/office/word/2020/wordml/sdtdatahash" xmlns:w16se="http://schemas.microsoft.com/office/word/2015/wordml/symex" xmlns:wpg="http://schemas.microsoft.com/office/word/2010/wordprocessingGroup" xmlns:wpi="http://schemas.microsoft.com/office/word/2010/wordprocessingInk" xmlns:wne="http://schemas.microsoft.com/office/word/2006/wordml" xmlns:wps="http://schemas.microsoft.com/office/word/2010/wordprocessingShape" mc:Ignorable="w14 w15 w16se w16cid w16 w16cex w16sdtdh wp14">
   <w:body>
     <w:p>
       <w:pPr>
@@ -20,7 +20,7 @@
         <mc:AlternateContent>
           <mc:Choice Requires="wpg">
             <w:drawing>
-              <wp:anchor distT="0" distB="0" distL="114300" distR="114300" simplePos="0" relativeHeight="251659264" behindDoc="1" locked="1" layoutInCell="1" allowOverlap="1" wp14:anchorId="5D2CF61C" wp14:editId="4747D9AE">
+              <wp:anchor distT="0" distB="0" distL="114300" distR="114300" simplePos="0" relativeHeight="251659264" behindDoc="1" locked="1" layoutInCell="1" allowOverlap="1" wp14:editId="4747D9AE" wp14:anchorId="5D2CF61C">
                 <wp:simplePos x="0" y="0"/>
                 <wp:positionH relativeFrom="column">
                   <wp:posOffset>-118745</wp:posOffset>
@@ -2586,8 +2586,8 @@
           </mc:Choice>
           <mc:Fallback>
             <w:pict>
-              <v:group w14:anchorId="5D2CF61C" id="Group 1" o:spid="_x0000_s1026" alt="&quot;&quot;" style="position:absolute;margin-left:-9.35pt;margin-top:10.8pt;width:558.7pt;height:712.8pt;z-index:-251657216;mso-width-relative:margin;mso-height-relative:margin" coordsize="70948,90481" o:gfxdata="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">
-                <v:roundrect id="Rounded Rectangle 2" o:spid="_x0000_s1027" style="position:absolute;left:48234;top:82372;width:22562;height:8109;visibility:visible;mso-wrap-style:square;v-text-anchor:middle" arcsize=".5" o:gfxdata="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" fillcolor="#faf3ed [660]" stroked="f" strokeweight="3pt">
+              <v:group id="Group 1" style="position:absolute;margin-left:-9.35pt;margin-top:10.8pt;width:558.7pt;height:712.8pt;z-index:-251657216;mso-width-relative:margin;mso-height-relative:margin" alt="&quot;&quot;" coordsize="70948,90481" o:spid="_x0000_s1026" o:gfxdata="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" w14:anchorId="5D2CF61C">
+                <v:roundrect id="Rounded Rectangle 2" style="position:absolute;left:48234;top:82372;width:22562;height:8109;visibility:visible;mso-wrap-style:square;v-text-anchor:middle" o:spid="_x0000_s1027" fillcolor="#faf3ed [660]" stroked="f" strokeweight="3pt" o:gfxdata="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" arcsize=".5">
                   <v:stroke joinstyle="miter"/>
                   <v:textbox>
                     <w:txbxContent>
@@ -2599,64 +2599,64 @@
                     </w:txbxContent>
                   </v:textbox>
                 </v:roundrect>
-                <v:roundrect id="Rounded Rectangle 36" o:spid="_x0000_s1028" style="position:absolute;left:152;width:22561;height:8108;visibility:visible;mso-wrap-style:square;v-text-anchor:middle" arcsize=".5" o:gfxdata="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" fillcolor="#faf3ed [660]" stroked="f" strokeweight="3pt">
+                <v:roundrect id="Rounded Rectangle 36" style="position:absolute;left:152;width:22561;height:8108;visibility:visible;mso-wrap-style:square;v-text-anchor:middle" o:spid="_x0000_s1028" fillcolor="#faf3ed [660]" stroked="f" strokeweight="3pt" o:gfxdata="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" arcsize=".5">
                   <v:stroke joinstyle="miter"/>
                 </v:roundrect>
-                <v:roundrect id="Rounded Rectangle 37" o:spid="_x0000_s1029" style="position:absolute;left:24307;top:76;width:22562;height:8109;visibility:visible;mso-wrap-style:square;v-text-anchor:middle" arcsize=".5" o:gfxdata="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" fillcolor="#faf3ed [660]" stroked="f" strokeweight="3pt">
+                <v:roundrect id="Rounded Rectangle 37" style="position:absolute;left:24307;top:76;width:22562;height:8109;visibility:visible;mso-wrap-style:square;v-text-anchor:middle" o:spid="_x0000_s1029" fillcolor="#faf3ed [660]" stroked="f" strokeweight="3pt" o:gfxdata="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" arcsize=".5">
                   <v:stroke joinstyle="miter"/>
                 </v:roundrect>
-                <v:roundrect id="Rounded Rectangle 38" o:spid="_x0000_s1030" style="position:absolute;left:48310;top:76;width:22562;height:8109;visibility:visible;mso-wrap-style:square;v-text-anchor:middle" arcsize=".5" o:gfxdata="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" fillcolor="#faf3ed [660]" stroked="f" strokeweight="3pt">
+                <v:roundrect id="Rounded Rectangle 38" style="position:absolute;left:48310;top:76;width:22562;height:8109;visibility:visible;mso-wrap-style:square;v-text-anchor:middle" o:spid="_x0000_s1030" fillcolor="#faf3ed [660]" stroked="f" strokeweight="3pt" o:gfxdata="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" arcsize=".5">
                   <v:stroke joinstyle="miter"/>
                 </v:roundrect>
-                <v:roundrect id="Rounded Rectangle 40" o:spid="_x0000_s1031" style="position:absolute;left:152;top:9220;width:22561;height:8109;visibility:visible;mso-wrap-style:square;v-text-anchor:middle" arcsize=".5" o:gfxdata="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" fillcolor="#faf3ed [660]" stroked="f" strokeweight="3pt">
+                <v:roundrect id="Rounded Rectangle 40" style="position:absolute;left:152;top:9220;width:22561;height:8109;visibility:visible;mso-wrap-style:square;v-text-anchor:middle" o:spid="_x0000_s1031" fillcolor="#faf3ed [660]" stroked="f" strokeweight="3pt" o:gfxdata="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" arcsize=".5">
                   <v:stroke joinstyle="miter"/>
                 </v:roundrect>
-                <v:roundrect id="Rounded Rectangle 41" o:spid="_x0000_s1032" style="position:absolute;left:24307;top:9296;width:22562;height:8109;visibility:visible;mso-wrap-style:square;v-text-anchor:middle" arcsize=".5" o:gfxdata="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" fillcolor="#faf3ed [660]" stroked="f" strokeweight="3pt">
+                <v:roundrect id="Rounded Rectangle 41" style="position:absolute;left:24307;top:9296;width:22562;height:8109;visibility:visible;mso-wrap-style:square;v-text-anchor:middle" o:spid="_x0000_s1032" fillcolor="#faf3ed [660]" stroked="f" strokeweight="3pt" o:gfxdata="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" arcsize=".5">
                   <v:stroke joinstyle="miter"/>
                 </v:roundrect>
-                <v:roundrect id="Rounded Rectangle 42" o:spid="_x0000_s1033" style="position:absolute;left:48310;top:9296;width:22562;height:8109;visibility:visible;mso-wrap-style:square;v-text-anchor:middle" arcsize=".5" o:gfxdata="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" fillcolor="#faf3ed [660]" stroked="f" strokeweight="3pt">
+                <v:roundrect id="Rounded Rectangle 42" style="position:absolute;left:48310;top:9296;width:22562;height:8109;visibility:visible;mso-wrap-style:square;v-text-anchor:middle" o:spid="_x0000_s1033" fillcolor="#faf3ed [660]" stroked="f" strokeweight="3pt" o:gfxdata="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" arcsize=".5">
                   <v:stroke joinstyle="miter"/>
                 </v:roundrect>
-                <v:roundrect id="Rounded Rectangle 43" o:spid="_x0000_s1034" style="position:absolute;left:152;top:18364;width:22561;height:8109;visibility:visible;mso-wrap-style:square;v-text-anchor:middle" arcsize=".5" o:gfxdata="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" fillcolor="#faf3ed [660]" stroked="f" strokeweight="3pt">
+                <v:roundrect id="Rounded Rectangle 43" style="position:absolute;left:152;top:18364;width:22561;height:8109;visibility:visible;mso-wrap-style:square;v-text-anchor:middle" o:spid="_x0000_s1034" fillcolor="#faf3ed [660]" stroked="f" strokeweight="3pt" o:gfxdata="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" arcsize=".5">
                   <v:stroke joinstyle="miter"/>
                 </v:roundrect>
-                <v:roundrect id="Rounded Rectangle 44" o:spid="_x0000_s1035" style="position:absolute;left:24307;top:18364;width:22562;height:8109;visibility:visible;mso-wrap-style:square;v-text-anchor:middle" arcsize=".5" o:gfxdata="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" fillcolor="#faf3ed [660]" stroked="f" strokeweight="3pt">
+                <v:roundrect id="Rounded Rectangle 44" style="position:absolute;left:24307;top:18364;width:22562;height:8109;visibility:visible;mso-wrap-style:square;v-text-anchor:middle" o:spid="_x0000_s1035" fillcolor="#faf3ed [660]" stroked="f" strokeweight="3pt" o:gfxdata="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" arcsize=".5">
                   <v:stroke joinstyle="miter"/>
                 </v:roundrect>
-                <v:roundrect id="Rounded Rectangle 45" o:spid="_x0000_s1036" style="position:absolute;left:48310;top:18440;width:22562;height:8109;visibility:visible;mso-wrap-style:square;v-text-anchor:middle" arcsize=".5" o:gfxdata="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" fillcolor="#faf3ed [660]" stroked="f" strokeweight="3pt">
+                <v:roundrect id="Rounded Rectangle 45" style="position:absolute;left:48310;top:18440;width:22562;height:8109;visibility:visible;mso-wrap-style:square;v-text-anchor:middle" o:spid="_x0000_s1036" fillcolor="#faf3ed [660]" stroked="f" strokeweight="3pt" o:gfxdata="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" arcsize=".5">
                   <v:stroke joinstyle="miter"/>
                 </v:roundrect>
-                <v:roundrect id="Rounded Rectangle 46" o:spid="_x0000_s1037" style="position:absolute;left:152;top:27508;width:22561;height:8109;visibility:visible;mso-wrap-style:square;v-text-anchor:middle" arcsize=".5" o:gfxdata="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" fillcolor="#faf3ed [660]" stroked="f" strokeweight="3pt">
+                <v:roundrect id="Rounded Rectangle 46" style="position:absolute;left:152;top:27508;width:22561;height:8109;visibility:visible;mso-wrap-style:square;v-text-anchor:middle" o:spid="_x0000_s1037" fillcolor="#faf3ed [660]" stroked="f" strokeweight="3pt" o:gfxdata="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" arcsize=".5">
                   <v:stroke joinstyle="miter"/>
                 </v:roundrect>
-                <v:roundrect id="Rounded Rectangle 47" o:spid="_x0000_s1038" style="position:absolute;left:24307;top:27508;width:22562;height:8109;visibility:visible;mso-wrap-style:square;v-text-anchor:middle" arcsize=".5" o:gfxdata="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" fillcolor="#faf3ed [660]" stroked="f" strokeweight="3pt">
+                <v:roundrect id="Rounded Rectangle 47" style="position:absolute;left:24307;top:27508;width:22562;height:8109;visibility:visible;mso-wrap-style:square;v-text-anchor:middle" o:spid="_x0000_s1038" fillcolor="#faf3ed [660]" stroked="f" strokeweight="3pt" o:gfxdata="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" arcsize=".5">
                   <v:stroke joinstyle="miter"/>
                 </v:roundrect>
-                <v:roundrect id="Rounded Rectangle 48" o:spid="_x0000_s1039" style="position:absolute;left:48310;top:27508;width:22562;height:8109;visibility:visible;mso-wrap-style:square;v-text-anchor:middle" arcsize=".5" o:gfxdata="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" fillcolor="#faf3ed [660]" stroked="f" strokeweight="3pt">
+                <v:roundrect id="Rounded Rectangle 48" style="position:absolute;left:48310;top:27508;width:22562;height:8109;visibility:visible;mso-wrap-style:square;v-text-anchor:middle" o:spid="_x0000_s1039" fillcolor="#faf3ed [660]" stroked="f" strokeweight="3pt" o:gfxdata="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" arcsize=".5">
                   <v:stroke joinstyle="miter"/>
                 </v:roundrect>
-                <v:roundrect id="Rounded Rectangle 49" o:spid="_x0000_s1040" style="position:absolute;left:304;top:36728;width:22562;height:8109;visibility:visible;mso-wrap-style:square;v-text-anchor:middle" arcsize=".5" o:gfxdata="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" fillcolor="#faf3ed [660]" stroked="f" strokeweight="3pt">
+                <v:roundrect id="Rounded Rectangle 49" style="position:absolute;left:304;top:36728;width:22562;height:8109;visibility:visible;mso-wrap-style:square;v-text-anchor:middle" o:spid="_x0000_s1040" fillcolor="#faf3ed [660]" stroked="f" strokeweight="3pt" o:gfxdata="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" arcsize=".5">
                   <v:stroke joinstyle="miter"/>
                 </v:roundrect>
-                <v:roundrect id="Rounded Rectangle 50" o:spid="_x0000_s1041" style="position:absolute;left:24384;top:36652;width:22561;height:8109;visibility:visible;mso-wrap-style:square;v-text-anchor:middle" arcsize=".5" o:gfxdata="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" fillcolor="#faf3ed [660]" stroked="f" strokeweight="3pt">
+                <v:roundrect id="Rounded Rectangle 50" style="position:absolute;left:24384;top:36652;width:22561;height:8109;visibility:visible;mso-wrap-style:square;v-text-anchor:middle" o:spid="_x0000_s1041" fillcolor="#faf3ed [660]" stroked="f" strokeweight="3pt" o:gfxdata="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" arcsize=".5">
                   <v:stroke joinstyle="miter"/>
                 </v:roundrect>
-                <v:roundrect id="Rounded Rectangle 51" o:spid="_x0000_s1042" style="position:absolute;left:48310;top:36652;width:22562;height:8109;visibility:visible;mso-wrap-style:square;v-text-anchor:middle" arcsize=".5" o:gfxdata="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" fillcolor="#faf3ed [660]" stroked="f" strokeweight="3pt">
+                <v:roundrect id="Rounded Rectangle 51" style="position:absolute;left:48310;top:36652;width:22562;height:8109;visibility:visible;mso-wrap-style:square;v-text-anchor:middle" o:spid="_x0000_s1042" fillcolor="#faf3ed [660]" stroked="f" strokeweight="3pt" o:gfxdata="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" arcsize=".5">
                   <v:stroke joinstyle="miter"/>
                 </v:roundrect>
-                <v:roundrect id="Rounded Rectangle 52" o:spid="_x0000_s1043" style="position:absolute;top:45796;width:22561;height:8109;visibility:visible;mso-wrap-style:square;v-text-anchor:middle" arcsize=".5" o:gfxdata="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" fillcolor="#faf3ed [660]" stroked="f" strokeweight="3pt">
+                <v:roundrect id="Rounded Rectangle 52" style="position:absolute;top:45796;width:22561;height:8109;visibility:visible;mso-wrap-style:square;v-text-anchor:middle" o:spid="_x0000_s1043" fillcolor="#faf3ed [660]" stroked="f" strokeweight="3pt" o:gfxdata="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" arcsize=".5">
                   <v:stroke joinstyle="miter"/>
                 </v:roundrect>
-                <v:roundrect id="Rounded Rectangle 53" o:spid="_x0000_s1044" style="position:absolute;left:24384;top:45796;width:22561;height:8109;visibility:visible;mso-wrap-style:square;v-text-anchor:middle" arcsize=".5" o:gfxdata="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" fillcolor="#faf3ed [660]" stroked="f" strokeweight="3pt">
+                <v:roundrect id="Rounded Rectangle 53" style="position:absolute;left:24384;top:45796;width:22561;height:8109;visibility:visible;mso-wrap-style:square;v-text-anchor:middle" o:spid="_x0000_s1044" fillcolor="#faf3ed [660]" stroked="f" strokeweight="3pt" o:gfxdata="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" arcsize=".5">
                   <v:stroke joinstyle="miter"/>
                 </v:roundrect>
-                <v:roundrect id="Rounded Rectangle 54" o:spid="_x0000_s1045" style="position:absolute;left:48310;top:45872;width:22562;height:8109;visibility:visible;mso-wrap-style:square;v-text-anchor:middle" arcsize=".5" o:gfxdata="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" fillcolor="#faf3ed [660]" stroked="f" strokeweight="3pt">
+                <v:roundrect id="Rounded Rectangle 54" style="position:absolute;left:48310;top:45872;width:22562;height:8109;visibility:visible;mso-wrap-style:square;v-text-anchor:middle" o:spid="_x0000_s1045" fillcolor="#faf3ed [660]" stroked="f" strokeweight="3pt" o:gfxdata="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" arcsize=".5">
                   <v:stroke joinstyle="miter"/>
                 </v:roundrect>
-                <v:roundrect id="Rounded Rectangle 55" o:spid="_x0000_s1046" style="position:absolute;left:152;top:54940;width:22561;height:8109;visibility:visible;mso-wrap-style:square;v-text-anchor:middle" arcsize=".5" o:gfxdata="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" fillcolor="#faf3ed [660]" stroked="f" strokeweight="3pt">
+                <v:roundrect id="Rounded Rectangle 55" style="position:absolute;left:152;top:54940;width:22561;height:8109;visibility:visible;mso-wrap-style:square;v-text-anchor:middle" o:spid="_x0000_s1046" fillcolor="#faf3ed [660]" stroked="f" strokeweight="3pt" o:gfxdata="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" arcsize=".5">
                   <v:stroke joinstyle="miter"/>
                 </v:roundrect>
-                <v:roundrect id="Rounded Rectangle 56" o:spid="_x0000_s1047" style="position:absolute;left:24307;top:54940;width:22562;height:8109;visibility:visible;mso-wrap-style:square;v-text-anchor:middle" arcsize=".5" o:gfxdata="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" fillcolor="#faf3ed [660]" stroked="f" strokeweight="3pt">
+                <v:roundrect id="Rounded Rectangle 56" style="position:absolute;left:24307;top:54940;width:22562;height:8109;visibility:visible;mso-wrap-style:square;v-text-anchor:middle" o:spid="_x0000_s1047" fillcolor="#faf3ed [660]" stroked="f" strokeweight="3pt" o:gfxdata="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" arcsize=".5">
                   <v:stroke joinstyle="miter"/>
                   <v:textbox>
                     <w:txbxContent>
@@ -2668,7 +2668,7 @@
                     </w:txbxContent>
                   </v:textbox>
                 </v:roundrect>
-                <v:roundrect id="Rounded Rectangle 57" o:spid="_x0000_s1048" style="position:absolute;left:48310;top:54940;width:22562;height:8109;visibility:visible;mso-wrap-style:square;v-text-anchor:middle" arcsize=".5" o:gfxdata="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" fillcolor="#faf3ed [660]" stroked="f" strokeweight="3pt">
+                <v:roundrect id="Rounded Rectangle 57" style="position:absolute;left:48310;top:54940;width:22562;height:8109;visibility:visible;mso-wrap-style:square;v-text-anchor:middle" o:spid="_x0000_s1048" fillcolor="#faf3ed [660]" stroked="f" strokeweight="3pt" o:gfxdata="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" arcsize=".5">
                   <v:stroke joinstyle="miter"/>
                   <v:textbox>
                     <w:txbxContent>
@@ -2680,7 +2680,7 @@
                     </w:txbxContent>
                   </v:textbox>
                 </v:roundrect>
-                <v:roundrect id="Rounded Rectangle 58" o:spid="_x0000_s1049" style="position:absolute;top:64084;width:22561;height:8109;visibility:visible;mso-wrap-style:square;v-text-anchor:middle" arcsize=".5" o:gfxdata="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" fillcolor="#faf3ed [660]" stroked="f" strokeweight="3pt">
+                <v:roundrect id="Rounded Rectangle 58" style="position:absolute;top:64084;width:22561;height:8109;visibility:visible;mso-wrap-style:square;v-text-anchor:middle" o:spid="_x0000_s1049" fillcolor="#faf3ed [660]" stroked="f" strokeweight="3pt" o:gfxdata="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" arcsize=".5">
                   <v:stroke joinstyle="miter"/>
                   <v:textbox>
                     <w:txbxContent>
@@ -2692,7 +2692,7 @@
                     </w:txbxContent>
                   </v:textbox>
                 </v:roundrect>
-                <v:roundrect id="Rounded Rectangle 59" o:spid="_x0000_s1050" style="position:absolute;left:24384;top:64084;width:22561;height:8109;visibility:visible;mso-wrap-style:square;v-text-anchor:middle" arcsize=".5" o:gfxdata="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" fillcolor="#faf3ed [660]" stroked="f" strokeweight="3pt">
+                <v:roundrect id="Rounded Rectangle 59" style="position:absolute;left:24384;top:64084;width:22561;height:8109;visibility:visible;mso-wrap-style:square;v-text-anchor:middle" o:spid="_x0000_s1050" fillcolor="#faf3ed [660]" stroked="f" strokeweight="3pt" o:gfxdata="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" arcsize=".5">
                   <v:stroke joinstyle="miter"/>
                   <v:textbox>
                     <w:txbxContent>
@@ -2700,7 +2700,7 @@
                     </w:txbxContent>
                   </v:textbox>
                 </v:roundrect>
-                <v:roundrect id="Rounded Rectangle 60" o:spid="_x0000_s1051" style="position:absolute;left:48310;top:64084;width:22562;height:8109;visibility:visible;mso-wrap-style:square;v-text-anchor:middle" arcsize=".5" o:gfxdata="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" fillcolor="#faf3ed [660]" stroked="f" strokeweight="3pt">
+                <v:roundrect id="Rounded Rectangle 60" style="position:absolute;left:48310;top:64084;width:22562;height:8109;visibility:visible;mso-wrap-style:square;v-text-anchor:middle" o:spid="_x0000_s1051" fillcolor="#faf3ed [660]" stroked="f" strokeweight="3pt" o:gfxdata="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" arcsize=".5">
                   <v:stroke joinstyle="miter"/>
                   <v:textbox>
                     <w:txbxContent>
@@ -2708,7 +2708,7 @@
                     </w:txbxContent>
                   </v:textbox>
                 </v:roundrect>
-                <v:roundrect id="Rounded Rectangle 61" o:spid="_x0000_s1052" style="position:absolute;left:152;top:73228;width:22561;height:8109;visibility:visible;mso-wrap-style:square;v-text-anchor:middle" arcsize=".5" o:gfxdata="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" fillcolor="#faf3ed [660]" stroked="f" strokeweight="3pt">
+                <v:roundrect id="Rounded Rectangle 61" style="position:absolute;left:152;top:73228;width:22561;height:8109;visibility:visible;mso-wrap-style:square;v-text-anchor:middle" o:spid="_x0000_s1052" fillcolor="#faf3ed [660]" stroked="f" strokeweight="3pt" o:gfxdata="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" arcsize=".5">
                   <v:stroke joinstyle="miter"/>
                   <v:textbox>
                     <w:txbxContent>
@@ -2720,7 +2720,7 @@
                     </w:txbxContent>
                   </v:textbox>
                 </v:roundrect>
-                <v:roundrect id="Rounded Rectangle 62" o:spid="_x0000_s1053" style="position:absolute;left:24307;top:73228;width:22562;height:8109;visibility:visible;mso-wrap-style:square;v-text-anchor:middle" arcsize=".5" o:gfxdata="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" fillcolor="#faf3ed [660]" stroked="f" strokeweight="3pt">
+                <v:roundrect id="Rounded Rectangle 62" style="position:absolute;left:24307;top:73228;width:22562;height:8109;visibility:visible;mso-wrap-style:square;v-text-anchor:middle" o:spid="_x0000_s1053" fillcolor="#faf3ed [660]" stroked="f" strokeweight="3pt" o:gfxdata="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" arcsize=".5">
                   <v:stroke joinstyle="miter"/>
                   <v:textbox>
                     <w:txbxContent>
@@ -2732,7 +2732,7 @@
                     </w:txbxContent>
                   </v:textbox>
                 </v:roundrect>
-                <v:roundrect id="Rounded Rectangle 63" o:spid="_x0000_s1054" style="position:absolute;left:48387;top:73304;width:22561;height:8109;visibility:visible;mso-wrap-style:square;v-text-anchor:middle" arcsize=".5" o:gfxdata="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" fillcolor="#faf3ed [660]" stroked="f" strokeweight="3pt">
+                <v:roundrect id="Rounded Rectangle 63" style="position:absolute;left:48387;top:73304;width:22561;height:8109;visibility:visible;mso-wrap-style:square;v-text-anchor:middle" o:spid="_x0000_s1054" fillcolor="#faf3ed [660]" stroked="f" strokeweight="3pt" o:gfxdata="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" arcsize=".5">
                   <v:stroke joinstyle="miter"/>
                   <v:textbox>
                     <w:txbxContent>
@@ -2744,7 +2744,7 @@
                     </w:txbxContent>
                   </v:textbox>
                 </v:roundrect>
-                <v:roundrect id="Rounded Rectangle 64" o:spid="_x0000_s1055" style="position:absolute;left:152;top:82372;width:22561;height:8109;visibility:visible;mso-wrap-style:square;v-text-anchor:middle" arcsize=".5" o:gfxdata="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" fillcolor="#faf3ed [660]" stroked="f" strokeweight="3pt">
+                <v:roundrect id="Rounded Rectangle 64" style="position:absolute;left:152;top:82372;width:22561;height:8109;visibility:visible;mso-wrap-style:square;v-text-anchor:middle" o:spid="_x0000_s1055" fillcolor="#faf3ed [660]" stroked="f" strokeweight="3pt" o:gfxdata="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" arcsize=".5">
                   <v:stroke joinstyle="miter"/>
                   <v:textbox>
                     <w:txbxContent>
@@ -2756,7 +2756,7 @@
                     </w:txbxContent>
                   </v:textbox>
                 </v:roundrect>
-                <v:roundrect id="Rounded Rectangle 65" o:spid="_x0000_s1056" style="position:absolute;left:24384;top:82372;width:22561;height:8109;visibility:visible;mso-wrap-style:square;v-text-anchor:middle" arcsize=".5" o:gfxdata="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" fillcolor="#faf3ed [660]" stroked="f" strokeweight="3pt">
+                <v:roundrect id="Rounded Rectangle 65" style="position:absolute;left:24384;top:82372;width:22561;height:8109;visibility:visible;mso-wrap-style:square;v-text-anchor:middle" o:spid="_x0000_s1056" fillcolor="#faf3ed [660]" stroked="f" strokeweight="3pt" o:gfxdata="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" arcsize=".5">
                   <v:stroke joinstyle="miter"/>
                   <v:textbox>
                     <w:txbxContent>
@@ -2768,94 +2768,94 @@
                     </w:txbxContent>
                   </v:textbox>
                 </v:roundrect>
-                <v:line id="Straight Connector 3" o:spid="_x0000_s1057" style="position:absolute;visibility:visible;mso-wrap-style:square" from="6553,3581" to="16621,3581" o:connectortype="straight" o:gfxdata="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" strokecolor="#30786d [2405]" strokeweight=".5pt">
+                <v:line id="Straight Connector 3" style="position:absolute;visibility:visible;mso-wrap-style:square" o:spid="_x0000_s1057" strokecolor="#30786d [2405]" strokeweight=".5pt" o:connectortype="straight" o:gfxdata="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" from="6553,3581" to="16621,3581">
                   <v:stroke joinstyle="miter"/>
                 </v:line>
-                <v:line id="Straight Connector 4" o:spid="_x0000_s1058" style="position:absolute;visibility:visible;mso-wrap-style:square" from="30480,3581" to="40707,3581" o:connectortype="straight" o:gfxdata="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" strokecolor="#30786d [2405]" strokeweight=".5pt">
+                <v:line id="Straight Connector 4" style="position:absolute;visibility:visible;mso-wrap-style:square" o:spid="_x0000_s1058" strokecolor="#30786d [2405]" strokeweight=".5pt" o:connectortype="straight" o:gfxdata="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" from="30480,3581" to="40707,3581">
                   <v:stroke joinstyle="miter"/>
                 </v:line>
-                <v:line id="Straight Connector 5" o:spid="_x0000_s1059" style="position:absolute;visibility:visible;mso-wrap-style:square" from="54406,3581" to="64761,3581" o:connectortype="straight" o:gfxdata="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" strokecolor="#30786d [2405]" strokeweight=".5pt">
+                <v:line id="Straight Connector 5" style="position:absolute;visibility:visible;mso-wrap-style:square" o:spid="_x0000_s1059" strokecolor="#30786d [2405]" strokeweight=".5pt" o:connectortype="straight" o:gfxdata="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" from="54406,3581" to="64761,3581">
                   <v:stroke joinstyle="miter"/>
                 </v:line>
-                <v:line id="Straight Connector 6" o:spid="_x0000_s1060" style="position:absolute;visibility:visible;mso-wrap-style:square" from="6248,12649" to="16639,12649" o:connectortype="straight" o:gfxdata="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" strokecolor="#30786d [2405]" strokeweight=".5pt">
+                <v:line id="Straight Connector 6" style="position:absolute;visibility:visible;mso-wrap-style:square" o:spid="_x0000_s1060" strokecolor="#30786d [2405]" strokeweight=".5pt" o:connectortype="straight" o:gfxdata="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" from="6248,12649" to="16639,12649">
                   <v:stroke joinstyle="miter"/>
                 </v:line>
-                <v:line id="Straight Connector 7" o:spid="_x0000_s1061" style="position:absolute;visibility:visible;mso-wrap-style:square" from="30708,12649" to="40698,12649" o:connectortype="straight" o:gfxdata="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" strokecolor="#30786d [2405]" strokeweight=".5pt">
+                <v:line id="Straight Connector 7" style="position:absolute;visibility:visible;mso-wrap-style:square" o:spid="_x0000_s1061" strokecolor="#30786d [2405]" strokeweight=".5pt" o:connectortype="straight" o:gfxdata="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" from="30708,12649" to="40698,12649">
                   <v:stroke joinstyle="miter"/>
                 </v:line>
-                <v:line id="Straight Connector 8" o:spid="_x0000_s1062" style="position:absolute;visibility:visible;mso-wrap-style:square" from="54406,12649" to="64757,12649" o:connectortype="straight" o:gfxdata="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" strokecolor="#30786d [2405]" strokeweight=".5pt">
+                <v:line id="Straight Connector 8" style="position:absolute;visibility:visible;mso-wrap-style:square" o:spid="_x0000_s1062" strokecolor="#30786d [2405]" strokeweight=".5pt" o:connectortype="straight" o:gfxdata="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" from="54406,12649" to="64757,12649">
                   <v:stroke joinstyle="miter"/>
                 </v:line>
-                <v:line id="Straight Connector 9" o:spid="_x0000_s1063" style="position:absolute;visibility:visible;mso-wrap-style:square" from="6248,21793" to="16639,21793" o:connectortype="straight" o:gfxdata="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" strokecolor="#30786d [2405]" strokeweight=".5pt">
+                <v:line id="Straight Connector 9" style="position:absolute;visibility:visible;mso-wrap-style:square" o:spid="_x0000_s1063" strokecolor="#30786d [2405]" strokeweight=".5pt" o:connectortype="straight" o:gfxdata="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" from="6248,21793" to="16639,21793">
                   <v:stroke joinstyle="miter"/>
                 </v:line>
-                <v:line id="Straight Connector 10" o:spid="_x0000_s1064" style="position:absolute;visibility:visible;mso-wrap-style:square" from="30480,21793" to="40701,21793" o:connectortype="straight" o:gfxdata="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" strokecolor="#30786d [2405]" strokeweight=".5pt">
+                <v:line id="Straight Connector 10" style="position:absolute;visibility:visible;mso-wrap-style:square" o:spid="_x0000_s1064" strokecolor="#30786d [2405]" strokeweight=".5pt" o:connectortype="straight" o:gfxdata="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" from="30480,21793" to="40701,21793">
                   <v:stroke joinstyle="miter"/>
                 </v:line>
-                <v:line id="Straight Connector 11" o:spid="_x0000_s1065" style="position:absolute;visibility:visible;mso-wrap-style:square" from="54406,21793" to="64757,21793" o:connectortype="straight" o:gfxdata="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" strokecolor="#30786d [2405]" strokeweight=".5pt">
+                <v:line id="Straight Connector 11" style="position:absolute;visibility:visible;mso-wrap-style:square" o:spid="_x0000_s1065" strokecolor="#30786d [2405]" strokeweight=".5pt" o:connectortype="straight" o:gfxdata="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" from="54406,21793" to="64757,21793">
                   <v:stroke joinstyle="miter"/>
                 </v:line>
-                <v:line id="Straight Connector 13" o:spid="_x0000_s1066" style="position:absolute;visibility:visible;mso-wrap-style:square" from="6248,31013" to="16637,31013" o:connectortype="straight" o:gfxdata="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" strokecolor="#30786d [2405]" strokeweight=".5pt">
+                <v:line id="Straight Connector 13" style="position:absolute;visibility:visible;mso-wrap-style:square" o:spid="_x0000_s1066" strokecolor="#30786d [2405]" strokeweight=".5pt" o:connectortype="straight" o:gfxdata="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" from="6248,31013" to="16637,31013">
                   <v:stroke joinstyle="miter"/>
                 </v:line>
-                <v:line id="Straight Connector 14" o:spid="_x0000_s1067" style="position:absolute;visibility:visible;mso-wrap-style:square" from="30480,31013" to="40697,31013" o:connectortype="straight" o:gfxdata="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" strokecolor="#30786d [2405]" strokeweight=".5pt">
+                <v:line id="Straight Connector 14" style="position:absolute;visibility:visible;mso-wrap-style:square" o:spid="_x0000_s1067" strokecolor="#30786d [2405]" strokeweight=".5pt" o:connectortype="straight" o:gfxdata="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" from="30480,31013" to="40697,31013">
                   <v:stroke joinstyle="miter"/>
                 </v:line>
-                <v:line id="Straight Connector 15" o:spid="_x0000_s1068" style="position:absolute;visibility:visible;mso-wrap-style:square" from="54406,31013" to="64757,31013" o:connectortype="straight" o:gfxdata="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" strokecolor="#30786d [2405]" strokeweight=".5pt">
+                <v:line id="Straight Connector 15" style="position:absolute;visibility:visible;mso-wrap-style:square" o:spid="_x0000_s1068" strokecolor="#30786d [2405]" strokeweight=".5pt" o:connectortype="straight" o:gfxdata="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" from="54406,31013" to="64757,31013">
                   <v:stroke joinstyle="miter"/>
                 </v:line>
-                <v:line id="Straight Connector 16" o:spid="_x0000_s1069" style="position:absolute;visibility:visible;mso-wrap-style:square" from="6248,40081" to="16637,40081" o:connectortype="straight" o:gfxdata="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" strokecolor="#30786d [2405]" strokeweight=".5pt">
+                <v:line id="Straight Connector 16" style="position:absolute;visibility:visible;mso-wrap-style:square" o:spid="_x0000_s1069" strokecolor="#30786d [2405]" strokeweight=".5pt" o:connectortype="straight" o:gfxdata="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" from="6248,40081" to="16637,40081">
                   <v:stroke joinstyle="miter"/>
                 </v:line>
-                <v:line id="Straight Connector 17" o:spid="_x0000_s1070" style="position:absolute;visibility:visible;mso-wrap-style:square" from="30480,40081" to="40697,40081" o:connectortype="straight" o:gfxdata="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" strokecolor="#30786d [2405]" strokeweight=".5pt">
+                <v:line id="Straight Connector 17" style="position:absolute;visibility:visible;mso-wrap-style:square" o:spid="_x0000_s1070" strokecolor="#30786d [2405]" strokeweight=".5pt" o:connectortype="straight" o:gfxdata="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" from="30480,40081" to="40697,40081">
                   <v:stroke joinstyle="miter"/>
                 </v:line>
-                <v:line id="Straight Connector 18" o:spid="_x0000_s1071" style="position:absolute;visibility:visible;mso-wrap-style:square" from="54406,40081" to="64757,40081" o:connectortype="straight" o:gfxdata="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" strokecolor="#30786d [2405]" strokeweight=".5pt">
+                <v:line id="Straight Connector 18" style="position:absolute;visibility:visible;mso-wrap-style:square" o:spid="_x0000_s1071" strokecolor="#30786d [2405]" strokeweight=".5pt" o:connectortype="straight" o:gfxdata="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" from="54406,40081" to="64757,40081">
                   <v:stroke joinstyle="miter"/>
                 </v:line>
-                <v:line id="Straight Connector 19" o:spid="_x0000_s1072" style="position:absolute;visibility:visible;mso-wrap-style:square" from="6248,49225" to="16637,49225" o:connectortype="straight" o:gfxdata="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" strokecolor="#30786d [2405]" strokeweight=".5pt">
+                <v:line id="Straight Connector 19" style="position:absolute;visibility:visible;mso-wrap-style:square" o:spid="_x0000_s1072" strokecolor="#30786d [2405]" strokeweight=".5pt" o:connectortype="straight" o:gfxdata="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" from="6248,49225" to="16637,49225">
                   <v:stroke joinstyle="miter"/>
                 </v:line>
-                <v:line id="Straight Connector 20" o:spid="_x0000_s1073" style="position:absolute;visibility:visible;mso-wrap-style:square" from="30480,49225" to="40697,49225" o:connectortype="straight" o:gfxdata="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" strokecolor="#30786d [2405]" strokeweight=".5pt">
+                <v:line id="Straight Connector 20" style="position:absolute;visibility:visible;mso-wrap-style:square" o:spid="_x0000_s1073" strokecolor="#30786d [2405]" strokeweight=".5pt" o:connectortype="straight" o:gfxdata="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" from="30480,49225" to="40697,49225">
                   <v:stroke joinstyle="miter"/>
                 </v:line>
-                <v:line id="Straight Connector 21" o:spid="_x0000_s1074" style="position:absolute;visibility:visible;mso-wrap-style:square" from="54406,49225" to="64757,49225" o:connectortype="straight" o:gfxdata="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" strokecolor="#30786d [2405]" strokeweight=".5pt">
+                <v:line id="Straight Connector 21" style="position:absolute;visibility:visible;mso-wrap-style:square" o:spid="_x0000_s1074" strokecolor="#30786d [2405]" strokeweight=".5pt" o:connectortype="straight" o:gfxdata="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" from="54406,49225" to="64757,49225">
                   <v:stroke joinstyle="miter"/>
                 </v:line>
-                <v:line id="Straight Connector 22" o:spid="_x0000_s1075" style="position:absolute;visibility:visible;mso-wrap-style:square" from="6553,58293" to="16625,58293" o:connectortype="straight" o:gfxdata="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" strokecolor="#30786d [2405]" strokeweight=".5pt">
+                <v:line id="Straight Connector 22" style="position:absolute;visibility:visible;mso-wrap-style:square" o:spid="_x0000_s1075" strokecolor="#30786d [2405]" strokeweight=".5pt" o:connectortype="straight" o:gfxdata="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" from="6553,58293" to="16625,58293">
                   <v:stroke joinstyle="miter"/>
                 </v:line>
-                <v:line id="Straight Connector 23" o:spid="_x0000_s1076" style="position:absolute;visibility:visible;mso-wrap-style:square" from="30480,58293" to="40697,58293" o:connectortype="straight" o:gfxdata="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" strokecolor="#30786d [2405]" strokeweight=".5pt">
+                <v:line id="Straight Connector 23" style="position:absolute;visibility:visible;mso-wrap-style:square" o:spid="_x0000_s1076" strokecolor="#30786d [2405]" strokeweight=".5pt" o:connectortype="straight" o:gfxdata="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" from="30480,58293" to="40697,58293">
                   <v:stroke joinstyle="miter"/>
                 </v:line>
-                <v:line id="Straight Connector 24" o:spid="_x0000_s1077" style="position:absolute;visibility:visible;mso-wrap-style:square" from="54406,58293" to="64757,58293" o:connectortype="straight" o:gfxdata="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" strokecolor="#30786d [2405]" strokeweight=".5pt">
+                <v:line id="Straight Connector 24" style="position:absolute;visibility:visible;mso-wrap-style:square" o:spid="_x0000_s1077" strokecolor="#30786d [2405]" strokeweight=".5pt" o:connectortype="straight" o:gfxdata="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" from="54406,58293" to="64757,58293">
                   <v:stroke joinstyle="miter"/>
                 </v:line>
-                <v:line id="Straight Connector 25" o:spid="_x0000_s1078" style="position:absolute;visibility:visible;mso-wrap-style:square" from="6553,67513" to="16625,67513" o:connectortype="straight" o:gfxdata="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" strokecolor="#30786d [2405]" strokeweight=".5pt">
+                <v:line id="Straight Connector 25" style="position:absolute;visibility:visible;mso-wrap-style:square" o:spid="_x0000_s1078" strokecolor="#30786d [2405]" strokeweight=".5pt" o:connectortype="straight" o:gfxdata="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" from="6553,67513" to="16625,67513">
                   <v:stroke joinstyle="miter"/>
                 </v:line>
-                <v:line id="Straight Connector 26" o:spid="_x0000_s1079" style="position:absolute;visibility:visible;mso-wrap-style:square" from="30480,67589" to="40697,67589" o:connectortype="straight" o:gfxdata="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" strokecolor="#30786d [2405]" strokeweight=".5pt">
+                <v:line id="Straight Connector 26" style="position:absolute;visibility:visible;mso-wrap-style:square" o:spid="_x0000_s1079" strokecolor="#30786d [2405]" strokeweight=".5pt" o:connectortype="straight" o:gfxdata="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" from="30480,67589" to="40697,67589">
                   <v:stroke joinstyle="miter"/>
                 </v:line>
-                <v:line id="Straight Connector 27" o:spid="_x0000_s1080" style="position:absolute;visibility:visible;mso-wrap-style:square" from="54406,67589" to="64757,67589" o:connectortype="straight" o:gfxdata="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" strokecolor="#30786d [2405]" strokeweight=".5pt">
+                <v:line id="Straight Connector 27" style="position:absolute;visibility:visible;mso-wrap-style:square" o:spid="_x0000_s1080" strokecolor="#30786d [2405]" strokeweight=".5pt" o:connectortype="straight" o:gfxdata="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" from="54406,67589" to="64757,67589">
                   <v:stroke joinstyle="miter"/>
                 </v:line>
-                <v:line id="Straight Connector 29" o:spid="_x0000_s1081" style="position:absolute;visibility:visible;mso-wrap-style:square" from="6553,76657" to="16657,76657" o:connectortype="straight" o:gfxdata="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" strokecolor="#30786d [2405]" strokeweight=".5pt">
+                <v:line id="Straight Connector 29" style="position:absolute;visibility:visible;mso-wrap-style:square" o:spid="_x0000_s1081" strokecolor="#30786d [2405]" strokeweight=".5pt" o:connectortype="straight" o:gfxdata="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" from="6553,76657" to="16657,76657">
                   <v:stroke joinstyle="miter"/>
                 </v:line>
-                <v:line id="Straight Connector 30" o:spid="_x0000_s1082" style="position:absolute;visibility:visible;mso-wrap-style:square" from="30480,76657" to="40703,76657" o:connectortype="straight" o:gfxdata="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" strokecolor="#30786d [2405]" strokeweight=".5pt">
+                <v:line id="Straight Connector 30" style="position:absolute;visibility:visible;mso-wrap-style:square" o:spid="_x0000_s1082" strokecolor="#30786d [2405]" strokeweight=".5pt" o:connectortype="straight" o:gfxdata="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" from="30480,76657" to="40703,76657">
                   <v:stroke joinstyle="miter"/>
                 </v:line>
-                <v:line id="Straight Connector 31" o:spid="_x0000_s1083" style="position:absolute;visibility:visible;mso-wrap-style:square" from="54406,76657" to="64757,76657" o:connectortype="straight" o:gfxdata="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" strokecolor="#30786d [2405]" strokeweight=".5pt">
+                <v:line id="Straight Connector 31" style="position:absolute;visibility:visible;mso-wrap-style:square" o:spid="_x0000_s1083" strokecolor="#30786d [2405]" strokeweight=".5pt" o:connectortype="straight" o:gfxdata="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" from="54406,76657" to="64757,76657">
                   <v:stroke joinstyle="miter"/>
                 </v:line>
-                <v:line id="Straight Connector 32" o:spid="_x0000_s1084" style="position:absolute;visibility:visible;mso-wrap-style:square" from="6553,85801" to="16625,85801" o:connectortype="straight" o:gfxdata="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" strokecolor="#30786d [2405]" strokeweight=".5pt">
+                <v:line id="Straight Connector 32" style="position:absolute;visibility:visible;mso-wrap-style:square" o:spid="_x0000_s1084" strokecolor="#30786d [2405]" strokeweight=".5pt" o:connectortype="straight" o:gfxdata="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" from="6553,85801" to="16625,85801">
                   <v:stroke joinstyle="miter"/>
                 </v:line>
-                <v:line id="Straight Connector 34" o:spid="_x0000_s1085" style="position:absolute;visibility:visible;mso-wrap-style:square" from="30480,85801" to="40697,85801" o:connectortype="straight" o:gfxdata="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" strokecolor="#30786d [2405]" strokeweight=".5pt">
+                <v:line id="Straight Connector 34" style="position:absolute;visibility:visible;mso-wrap-style:square" o:spid="_x0000_s1085" strokecolor="#30786d [2405]" strokeweight=".5pt" o:connectortype="straight" o:gfxdata="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" from="30480,85801" to="40697,85801">
                   <v:stroke joinstyle="miter"/>
                 </v:line>
-                <v:line id="Straight Connector 35" o:spid="_x0000_s1086" style="position:absolute;visibility:visible;mso-wrap-style:square" from="54406,85801" to="64757,85801" o:connectortype="straight" o:gfxdata="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" strokecolor="#30786d [2405]" strokeweight=".5pt">
+                <v:line id="Straight Connector 35" style="position:absolute;visibility:visible;mso-wrap-style:square" o:spid="_x0000_s1086" strokecolor="#30786d [2405]" strokeweight=".5pt" o:connectortype="straight" o:gfxdata="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" from="54406,85801" to="64757,85801">
                   <v:stroke joinstyle="miter"/>
                 </v:line>
                 <w10:anchorlock/>
@@ -2886,7 +2886,7 @@
       </w:tblGrid>
       <w:tr>
         <w:trPr>
-          <w:trHeight w:hRule="exact" w:val="1440"/>
+          <w:trHeight w:val="1440" w:hRule="exact"/>
         </w:trPr>
         <w:tc>
           <w:tcPr>
@@ -3081,7 +3081,7 @@
       </w:tr>
       <w:tr>
         <w:trPr>
-          <w:trHeight w:hRule="exact" w:val="1440"/>
+          <w:trHeight w:val="1440" w:hRule="exact"/>
         </w:trPr>
         <w:tc>
           <w:tcPr>
@@ -3276,7 +3276,7 @@
       </w:tr>
       <w:tr>
         <w:trPr>
-          <w:trHeight w:hRule="exact" w:val="1440"/>
+          <w:trHeight w:val="1440" w:hRule="exact"/>
         </w:trPr>
         <w:tc>
           <w:tcPr>
@@ -3470,7 +3470,7 @@
       </w:tr>
       <w:tr>
         <w:trPr>
-          <w:trHeight w:hRule="exact" w:val="1440"/>
+          <w:trHeight w:val="1440" w:hRule="exact"/>
         </w:trPr>
         <w:tc>
           <w:tcPr>
@@ -3664,7 +3664,7 @@
       </w:tr>
       <w:tr>
         <w:trPr>
-          <w:trHeight w:hRule="exact" w:val="1440"/>
+          <w:trHeight w:val="1440" w:hRule="exact"/>
         </w:trPr>
         <w:tc>
           <w:tcPr>
@@ -3858,7 +3858,7 @@
       </w:tr>
       <w:tr>
         <w:trPr>
-          <w:trHeight w:hRule="exact" w:val="1440"/>
+          <w:trHeight w:val="1440" w:hRule="exact"/>
         </w:trPr>
         <w:tc>
           <w:tcPr>
@@ -4052,7 +4052,7 @@
       </w:tr>
       <w:tr>
         <w:trPr>
-          <w:trHeight w:hRule="exact" w:val="1440"/>
+          <w:trHeight w:val="1440" w:hRule="exact"/>
         </w:trPr>
         <w:tc>
           <w:tcPr>
@@ -4246,7 +4246,7 @@
       </w:tr>
       <w:tr>
         <w:trPr>
-          <w:trHeight w:hRule="exact" w:val="1440"/>
+          <w:trHeight w:val="1440" w:hRule="exact"/>
         </w:trPr>
         <w:tc>
           <w:tcPr>
@@ -4440,7 +4440,7 @@
       </w:tr>
       <w:tr>
         <w:trPr>
-          <w:trHeight w:hRule="exact" w:val="1440"/>
+          <w:trHeight w:val="1440" w:hRule="exact"/>
         </w:trPr>
         <w:tc>
           <w:tcPr>
@@ -4634,7 +4634,7 @@
       </w:tr>
       <w:tr>
         <w:trPr>
-          <w:trHeight w:hRule="exact" w:val="1440"/>
+          <w:trHeight w:val="1440" w:hRule="exact"/>
         </w:trPr>
         <w:tc>
           <w:tcPr>

--- a/src/Tests/Inputs/labels/10/input.docx
+++ b/src/Tests/Inputs/labels/10/input.docx
@@ -5607,3890 +5607,6 @@
 </w:styles>
 </file>
 
-<file path=word/glossary/document.xml><?xml version="1.0" encoding="utf-8"?>
-<w:glossaryDocument xmlns:wpc="http://schemas.microsoft.com/office/word/2010/wordprocessingCanvas" xmlns:cx="http://schemas.microsoft.com/office/drawing/2014/chartex" xmlns:cx1="http://schemas.microsoft.com/office/drawing/2015/9/8/chartex" xmlns:cx2="http://schemas.microsoft.com/office/drawing/2015/10/21/chartex" xmlns:cx3="http://schemas.microsoft.com/office/drawing/2016/5/9/chartex" xmlns:cx4="http://schemas.microsoft.com/office/drawing/2016/5/10/chartex" xmlns:cx5="http://schemas.microsoft.com/office/drawing/2016/5/11/chartex" xmlns:cx6="http://schemas.microsoft.com/office/drawing/2016/5/12/chartex" xmlns:cx7="http://schemas.microsoft.com/office/drawing/2016/5/13/chartex" xmlns:cx8="http://schemas.microsoft.com/office/drawing/2016/5/14/chartex" xmlns:mc="http://schemas.openxmlformats.org/markup-compatibility/2006" xmlns:aink="http://schemas.microsoft.com/office/drawing/2016/ink" xmlns:am3d="http://schemas.microsoft.com/office/drawing/2017/model3d" xmlns:o="urn:schemas-microsoft-com:office:office" xmlns:oel="http://schemas.microsoft.com/office/2019/extlst" xmlns:r="http://schemas.openxmlformats.org/officeDocument/2006/relationships" xmlns:m="http://schemas.openxmlformats.org/officeDocument/2006/math" xmlns:v="urn:schemas-microsoft-com:vml" xmlns:wp14="http://schemas.microsoft.com/office/word/2010/wordprocessingDrawing" xmlns:wp="http://schemas.openxmlformats.org/drawingml/2006/wordprocessingDrawing" xmlns:w10="urn:schemas-microsoft-com:office:word" xmlns:w="http://schemas.openxmlformats.org/wordprocessingml/2006/main" xmlns:w14="http://schemas.microsoft.com/office/word/2010/wordml" xmlns:w15="http://schemas.microsoft.com/office/word/2012/wordml" xmlns:w16cex="http://schemas.microsoft.com/office/word/2018/wordml/cex" xmlns:w16cid="http://schemas.microsoft.com/office/word/2016/wordml/cid" xmlns:w16="http://schemas.microsoft.com/office/word/2018/wordml" xmlns:w16sdtdh="http://schemas.microsoft.com/office/word/2020/wordml/sdtdatahash" xmlns:w16se="http://schemas.microsoft.com/office/word/2015/wordml/symex" xmlns:wpg="http://schemas.microsoft.com/office/word/2010/wordprocessingGroup" xmlns:wpi="http://schemas.microsoft.com/office/word/2010/wordprocessingInk" xmlns:wne="http://schemas.microsoft.com/office/word/2006/wordml" xmlns:wps="http://schemas.microsoft.com/office/word/2010/wordprocessingShape" mc:Ignorable="w14 w15 w16se w16cid w16 w16cex w16sdtdh wp14">
-  <w:docParts>
-    <w:docPart>
-      <w:docPartPr>
-        <w:name w:val="EE89F4FE251144D0BBA646A9AC867786"/>
-        <w:category>
-          <w:name w:val="General"/>
-          <w:gallery w:val="placeholder"/>
-        </w:category>
-        <w:types>
-          <w:type w:val="bbPlcHdr"/>
-        </w:types>
-        <w:behaviors>
-          <w:behavior w:val="content"/>
-        </w:behaviors>
-        <w:guid w:val="{BAB6709C-E1BB-46B6-8699-3F2F3B4835E9}"/>
-      </w:docPartPr>
-      <w:docPartBody>
-        <w:p>
-          <w:pPr>
-            <w:pStyle w:val="EE89F4FE251144D0BBA646A9AC867786"/>
-          </w:pPr>
-          <w:r>
-            <w:t>YOUR NAME</w:t>
-          </w:r>
-        </w:p>
-      </w:docPartBody>
-    </w:docPart>
-    <w:docPart>
-      <w:docPartPr>
-        <w:name w:val="827D807DA9FB46CE942509C8EA560CE2"/>
-        <w:category>
-          <w:name w:val="General"/>
-          <w:gallery w:val="placeholder"/>
-        </w:category>
-        <w:types>
-          <w:type w:val="bbPlcHdr"/>
-        </w:types>
-        <w:behaviors>
-          <w:behavior w:val="content"/>
-        </w:behaviors>
-        <w:guid w:val="{9E36E9E3-7691-46DA-AEB1-34EE8CED88DA}"/>
-      </w:docPartPr>
-      <w:docPartBody>
-        <w:p>
-          <w:pPr>
-            <w:pStyle w:val="827D807DA9FB46CE942509C8EA560CE2"/>
-          </w:pPr>
-          <w:r>
-            <w:t>Street Address</w:t>
-          </w:r>
-        </w:p>
-      </w:docPartBody>
-    </w:docPart>
-    <w:docPart>
-      <w:docPartPr>
-        <w:name w:val="1950A00FAA164820863DA6BF29A9C768"/>
-        <w:category>
-          <w:name w:val="General"/>
-          <w:gallery w:val="placeholder"/>
-        </w:category>
-        <w:types>
-          <w:type w:val="bbPlcHdr"/>
-        </w:types>
-        <w:behaviors>
-          <w:behavior w:val="content"/>
-        </w:behaviors>
-        <w:guid w:val="{A90C59DC-9972-4C1A-85D0-5C089059812C}"/>
-      </w:docPartPr>
-      <w:docPartBody>
-        <w:p>
-          <w:pPr>
-            <w:pStyle w:val="1950A00FAA164820863DA6BF29A9C768"/>
-          </w:pPr>
-          <w:r>
-            <w:t>YOUR NAME</w:t>
-          </w:r>
-        </w:p>
-      </w:docPartBody>
-    </w:docPart>
-    <w:docPart>
-      <w:docPartPr>
-        <w:name w:val="BF8843AE682348B18E7516E6812809D5"/>
-        <w:category>
-          <w:name w:val="General"/>
-          <w:gallery w:val="placeholder"/>
-        </w:category>
-        <w:types>
-          <w:type w:val="bbPlcHdr"/>
-        </w:types>
-        <w:behaviors>
-          <w:behavior w:val="content"/>
-        </w:behaviors>
-        <w:guid w:val="{54BCE090-E0A7-4B2C-ACB4-B1B4914C2CC8}"/>
-      </w:docPartPr>
-      <w:docPartBody>
-        <w:p>
-          <w:pPr>
-            <w:pStyle w:val="BF8843AE682348B18E7516E6812809D5"/>
-          </w:pPr>
-          <w:r>
-            <w:t>Street Address</w:t>
-          </w:r>
-        </w:p>
-      </w:docPartBody>
-    </w:docPart>
-    <w:docPart>
-      <w:docPartPr>
-        <w:name w:val="77CCABA257F141B8A65C2E6E6782EAF2"/>
-        <w:category>
-          <w:name w:val="General"/>
-          <w:gallery w:val="placeholder"/>
-        </w:category>
-        <w:types>
-          <w:type w:val="bbPlcHdr"/>
-        </w:types>
-        <w:behaviors>
-          <w:behavior w:val="content"/>
-        </w:behaviors>
-        <w:guid w:val="{29F05186-A710-4589-999A-F057333501AD}"/>
-      </w:docPartPr>
-      <w:docPartBody>
-        <w:p>
-          <w:pPr>
-            <w:pStyle w:val="77CCABA257F141B8A65C2E6E6782EAF2"/>
-          </w:pPr>
-          <w:r>
-            <w:t>City, St Zip</w:t>
-          </w:r>
-        </w:p>
-      </w:docPartBody>
-    </w:docPart>
-    <w:docPart>
-      <w:docPartPr>
-        <w:name w:val="DE0651B32C974A17AE384D3FF833C7C6"/>
-        <w:category>
-          <w:name w:val="General"/>
-          <w:gallery w:val="placeholder"/>
-        </w:category>
-        <w:types>
-          <w:type w:val="bbPlcHdr"/>
-        </w:types>
-        <w:behaviors>
-          <w:behavior w:val="content"/>
-        </w:behaviors>
-        <w:guid w:val="{58605827-442F-4C93-B308-F2827490D41A}"/>
-      </w:docPartPr>
-      <w:docPartBody>
-        <w:p>
-          <w:pPr>
-            <w:pStyle w:val="DE0651B32C974A17AE384D3FF833C7C6"/>
-          </w:pPr>
-          <w:r>
-            <w:t>YOUR NAME</w:t>
-          </w:r>
-        </w:p>
-      </w:docPartBody>
-    </w:docPart>
-    <w:docPart>
-      <w:docPartPr>
-        <w:name w:val="1C10D20EAA084A8AB97FB58D03F14E11"/>
-        <w:category>
-          <w:name w:val="General"/>
-          <w:gallery w:val="placeholder"/>
-        </w:category>
-        <w:types>
-          <w:type w:val="bbPlcHdr"/>
-        </w:types>
-        <w:behaviors>
-          <w:behavior w:val="content"/>
-        </w:behaviors>
-        <w:guid w:val="{5FC054CC-E89A-42B3-B1B7-073B4A07A902}"/>
-      </w:docPartPr>
-      <w:docPartBody>
-        <w:p>
-          <w:pPr>
-            <w:pStyle w:val="1C10D20EAA084A8AB97FB58D03F14E11"/>
-          </w:pPr>
-          <w:r>
-            <w:t>Street Address</w:t>
-          </w:r>
-        </w:p>
-      </w:docPartBody>
-    </w:docPart>
-    <w:docPart>
-      <w:docPartPr>
-        <w:name w:val="0FA1B894EB4240BAA9AE036225C42FB6"/>
-        <w:category>
-          <w:name w:val="General"/>
-          <w:gallery w:val="placeholder"/>
-        </w:category>
-        <w:types>
-          <w:type w:val="bbPlcHdr"/>
-        </w:types>
-        <w:behaviors>
-          <w:behavior w:val="content"/>
-        </w:behaviors>
-        <w:guid w:val="{C0F4B091-B28A-4A82-A611-09B5D16B13B0}"/>
-      </w:docPartPr>
-      <w:docPartBody>
-        <w:p>
-          <w:pPr>
-            <w:pStyle w:val="0FA1B894EB4240BAA9AE036225C42FB6"/>
-          </w:pPr>
-          <w:r>
-            <w:t>City, St Zip</w:t>
-          </w:r>
-        </w:p>
-      </w:docPartBody>
-    </w:docPart>
-    <w:docPart>
-      <w:docPartPr>
-        <w:name w:val="7EEFBDC1A356427690D0B1E05CC1C31F"/>
-        <w:category>
-          <w:name w:val="General"/>
-          <w:gallery w:val="placeholder"/>
-        </w:category>
-        <w:types>
-          <w:type w:val="bbPlcHdr"/>
-        </w:types>
-        <w:behaviors>
-          <w:behavior w:val="content"/>
-        </w:behaviors>
-        <w:guid w:val="{EA3286CA-AC3B-4F29-B99E-91A788A6EBA4}"/>
-      </w:docPartPr>
-      <w:docPartBody>
-        <w:p>
-          <w:pPr>
-            <w:pStyle w:val="7EEFBDC1A356427690D0B1E05CC1C31F"/>
-          </w:pPr>
-          <w:r>
-            <w:t>YOUR NAME</w:t>
-          </w:r>
-        </w:p>
-      </w:docPartBody>
-    </w:docPart>
-    <w:docPart>
-      <w:docPartPr>
-        <w:name w:val="478C913B172A475CAC24EECBDAB6FFC4"/>
-        <w:category>
-          <w:name w:val="General"/>
-          <w:gallery w:val="placeholder"/>
-        </w:category>
-        <w:types>
-          <w:type w:val="bbPlcHdr"/>
-        </w:types>
-        <w:behaviors>
-          <w:behavior w:val="content"/>
-        </w:behaviors>
-        <w:guid w:val="{11221D22-5C64-4D64-BC67-01FA73E9E4AA}"/>
-      </w:docPartPr>
-      <w:docPartBody>
-        <w:p>
-          <w:pPr>
-            <w:pStyle w:val="478C913B172A475CAC24EECBDAB6FFC4"/>
-          </w:pPr>
-          <w:r>
-            <w:t>Street Address</w:t>
-          </w:r>
-        </w:p>
-      </w:docPartBody>
-    </w:docPart>
-    <w:docPart>
-      <w:docPartPr>
-        <w:name w:val="21C619789AC8444C9C9A461831CB1F49"/>
-        <w:category>
-          <w:name w:val="General"/>
-          <w:gallery w:val="placeholder"/>
-        </w:category>
-        <w:types>
-          <w:type w:val="bbPlcHdr"/>
-        </w:types>
-        <w:behaviors>
-          <w:behavior w:val="content"/>
-        </w:behaviors>
-        <w:guid w:val="{04BA42E5-34C0-4B36-B31C-CD6125AE0E6C}"/>
-      </w:docPartPr>
-      <w:docPartBody>
-        <w:p>
-          <w:pPr>
-            <w:pStyle w:val="21C619789AC8444C9C9A461831CB1F49"/>
-          </w:pPr>
-          <w:r>
-            <w:t>City, St Zip</w:t>
-          </w:r>
-        </w:p>
-      </w:docPartBody>
-    </w:docPart>
-    <w:docPart>
-      <w:docPartPr>
-        <w:name w:val="3C57EAC1472643CE850D16DCDBCAA7CB"/>
-        <w:category>
-          <w:name w:val="General"/>
-          <w:gallery w:val="placeholder"/>
-        </w:category>
-        <w:types>
-          <w:type w:val="bbPlcHdr"/>
-        </w:types>
-        <w:behaviors>
-          <w:behavior w:val="content"/>
-        </w:behaviors>
-        <w:guid w:val="{519BFD46-A477-4BEE-8DA4-8E1C872752DE}"/>
-      </w:docPartPr>
-      <w:docPartBody>
-        <w:p>
-          <w:pPr>
-            <w:pStyle w:val="3C57EAC1472643CE850D16DCDBCAA7CB"/>
-          </w:pPr>
-          <w:r>
-            <w:t>YOUR NAME</w:t>
-          </w:r>
-        </w:p>
-      </w:docPartBody>
-    </w:docPart>
-    <w:docPart>
-      <w:docPartPr>
-        <w:name w:val="F43D8A6916934FFEAB48C4295598F2C2"/>
-        <w:category>
-          <w:name w:val="General"/>
-          <w:gallery w:val="placeholder"/>
-        </w:category>
-        <w:types>
-          <w:type w:val="bbPlcHdr"/>
-        </w:types>
-        <w:behaviors>
-          <w:behavior w:val="content"/>
-        </w:behaviors>
-        <w:guid w:val="{C3C3E12E-C08F-414E-A41F-2E98E5F844A3}"/>
-      </w:docPartPr>
-      <w:docPartBody>
-        <w:p>
-          <w:pPr>
-            <w:pStyle w:val="F43D8A6916934FFEAB48C4295598F2C2"/>
-          </w:pPr>
-          <w:r>
-            <w:t>Street Address</w:t>
-          </w:r>
-        </w:p>
-      </w:docPartBody>
-    </w:docPart>
-    <w:docPart>
-      <w:docPartPr>
-        <w:name w:val="37961EB58E2D4079A36A909FCAE51C73"/>
-        <w:category>
-          <w:name w:val="General"/>
-          <w:gallery w:val="placeholder"/>
-        </w:category>
-        <w:types>
-          <w:type w:val="bbPlcHdr"/>
-        </w:types>
-        <w:behaviors>
-          <w:behavior w:val="content"/>
-        </w:behaviors>
-        <w:guid w:val="{CDE125FB-07EF-402B-838B-9B008210860A}"/>
-      </w:docPartPr>
-      <w:docPartBody>
-        <w:p>
-          <w:pPr>
-            <w:pStyle w:val="37961EB58E2D4079A36A909FCAE51C73"/>
-          </w:pPr>
-          <w:r>
-            <w:t>City, St Zip</w:t>
-          </w:r>
-        </w:p>
-      </w:docPartBody>
-    </w:docPart>
-    <w:docPart>
-      <w:docPartPr>
-        <w:name w:val="55997A51D9A54449AE64EC86921A2E0D"/>
-        <w:category>
-          <w:name w:val="General"/>
-          <w:gallery w:val="placeholder"/>
-        </w:category>
-        <w:types>
-          <w:type w:val="bbPlcHdr"/>
-        </w:types>
-        <w:behaviors>
-          <w:behavior w:val="content"/>
-        </w:behaviors>
-        <w:guid w:val="{CE879521-8F48-4722-A22E-67D1E93EDD59}"/>
-      </w:docPartPr>
-      <w:docPartBody>
-        <w:p>
-          <w:pPr>
-            <w:pStyle w:val="55997A51D9A54449AE64EC86921A2E0D"/>
-          </w:pPr>
-          <w:r>
-            <w:t>YOUR NAME</w:t>
-          </w:r>
-        </w:p>
-      </w:docPartBody>
-    </w:docPart>
-    <w:docPart>
-      <w:docPartPr>
-        <w:name w:val="BE3E3E70A3FC4AA9A2726890434FFBB7"/>
-        <w:category>
-          <w:name w:val="General"/>
-          <w:gallery w:val="placeholder"/>
-        </w:category>
-        <w:types>
-          <w:type w:val="bbPlcHdr"/>
-        </w:types>
-        <w:behaviors>
-          <w:behavior w:val="content"/>
-        </w:behaviors>
-        <w:guid w:val="{5B32A6F6-F296-46EE-9FE2-1000EF819227}"/>
-      </w:docPartPr>
-      <w:docPartBody>
-        <w:p>
-          <w:pPr>
-            <w:pStyle w:val="BE3E3E70A3FC4AA9A2726890434FFBB7"/>
-          </w:pPr>
-          <w:r>
-            <w:t>Street Address</w:t>
-          </w:r>
-        </w:p>
-      </w:docPartBody>
-    </w:docPart>
-    <w:docPart>
-      <w:docPartPr>
-        <w:name w:val="E0BA7DCE38A145A0AFE77FEFDFF94FA5"/>
-        <w:category>
-          <w:name w:val="General"/>
-          <w:gallery w:val="placeholder"/>
-        </w:category>
-        <w:types>
-          <w:type w:val="bbPlcHdr"/>
-        </w:types>
-        <w:behaviors>
-          <w:behavior w:val="content"/>
-        </w:behaviors>
-        <w:guid w:val="{04FA34E0-67A8-4BED-9934-946FDFD8EFC4}"/>
-      </w:docPartPr>
-      <w:docPartBody>
-        <w:p>
-          <w:pPr>
-            <w:pStyle w:val="E0BA7DCE38A145A0AFE77FEFDFF94FA5"/>
-          </w:pPr>
-          <w:r>
-            <w:t>City, St Zip</w:t>
-          </w:r>
-        </w:p>
-      </w:docPartBody>
-    </w:docPart>
-    <w:docPart>
-      <w:docPartPr>
-        <w:name w:val="D5B8892CBBDC42FE9B3855BDDA34D2A5"/>
-        <w:category>
-          <w:name w:val="General"/>
-          <w:gallery w:val="placeholder"/>
-        </w:category>
-        <w:types>
-          <w:type w:val="bbPlcHdr"/>
-        </w:types>
-        <w:behaviors>
-          <w:behavior w:val="content"/>
-        </w:behaviors>
-        <w:guid w:val="{D01F6CDE-C302-4082-9147-29B113F63161}"/>
-      </w:docPartPr>
-      <w:docPartBody>
-        <w:p>
-          <w:pPr>
-            <w:pStyle w:val="D5B8892CBBDC42FE9B3855BDDA34D2A5"/>
-          </w:pPr>
-          <w:r>
-            <w:t>YOUR NAME</w:t>
-          </w:r>
-        </w:p>
-      </w:docPartBody>
-    </w:docPart>
-    <w:docPart>
-      <w:docPartPr>
-        <w:name w:val="215B0F2B6E524A3C95989F364794F6D1"/>
-        <w:category>
-          <w:name w:val="General"/>
-          <w:gallery w:val="placeholder"/>
-        </w:category>
-        <w:types>
-          <w:type w:val="bbPlcHdr"/>
-        </w:types>
-        <w:behaviors>
-          <w:behavior w:val="content"/>
-        </w:behaviors>
-        <w:guid w:val="{BCDB1FB4-CED3-4D8B-9468-8837FE50701B}"/>
-      </w:docPartPr>
-      <w:docPartBody>
-        <w:p>
-          <w:pPr>
-            <w:pStyle w:val="215B0F2B6E524A3C95989F364794F6D1"/>
-          </w:pPr>
-          <w:r>
-            <w:t>Street Address</w:t>
-          </w:r>
-        </w:p>
-      </w:docPartBody>
-    </w:docPart>
-    <w:docPart>
-      <w:docPartPr>
-        <w:name w:val="4B728551076948A68E75731061A2D458"/>
-        <w:category>
-          <w:name w:val="General"/>
-          <w:gallery w:val="placeholder"/>
-        </w:category>
-        <w:types>
-          <w:type w:val="bbPlcHdr"/>
-        </w:types>
-        <w:behaviors>
-          <w:behavior w:val="content"/>
-        </w:behaviors>
-        <w:guid w:val="{382C299D-DBEB-4743-9A12-F50404F95301}"/>
-      </w:docPartPr>
-      <w:docPartBody>
-        <w:p>
-          <w:pPr>
-            <w:pStyle w:val="4B728551076948A68E75731061A2D458"/>
-          </w:pPr>
-          <w:r>
-            <w:t>City, St Zip</w:t>
-          </w:r>
-        </w:p>
-      </w:docPartBody>
-    </w:docPart>
-    <w:docPart>
-      <w:docPartPr>
-        <w:name w:val="4306A67D4976430DB453093C3F802557"/>
-        <w:category>
-          <w:name w:val="General"/>
-          <w:gallery w:val="placeholder"/>
-        </w:category>
-        <w:types>
-          <w:type w:val="bbPlcHdr"/>
-        </w:types>
-        <w:behaviors>
-          <w:behavior w:val="content"/>
-        </w:behaviors>
-        <w:guid w:val="{10B2C7CF-D250-4D32-A7D3-FF21601197A8}"/>
-      </w:docPartPr>
-      <w:docPartBody>
-        <w:p>
-          <w:pPr>
-            <w:pStyle w:val="4306A67D4976430DB453093C3F802557"/>
-          </w:pPr>
-          <w:r>
-            <w:t>YOUR NAME</w:t>
-          </w:r>
-        </w:p>
-      </w:docPartBody>
-    </w:docPart>
-    <w:docPart>
-      <w:docPartPr>
-        <w:name w:val="A1CFBB1D336A4D1B809AC1111B4BE21A"/>
-        <w:category>
-          <w:name w:val="General"/>
-          <w:gallery w:val="placeholder"/>
-        </w:category>
-        <w:types>
-          <w:type w:val="bbPlcHdr"/>
-        </w:types>
-        <w:behaviors>
-          <w:behavior w:val="content"/>
-        </w:behaviors>
-        <w:guid w:val="{1DD6DDE5-8B3E-400B-9D38-E92811D584C0}"/>
-      </w:docPartPr>
-      <w:docPartBody>
-        <w:p>
-          <w:pPr>
-            <w:pStyle w:val="A1CFBB1D336A4D1B809AC1111B4BE21A"/>
-          </w:pPr>
-          <w:r>
-            <w:t>Street Address</w:t>
-          </w:r>
-        </w:p>
-      </w:docPartBody>
-    </w:docPart>
-    <w:docPart>
-      <w:docPartPr>
-        <w:name w:val="D3477C9EDA684784997865C5038DECCA"/>
-        <w:category>
-          <w:name w:val="General"/>
-          <w:gallery w:val="placeholder"/>
-        </w:category>
-        <w:types>
-          <w:type w:val="bbPlcHdr"/>
-        </w:types>
-        <w:behaviors>
-          <w:behavior w:val="content"/>
-        </w:behaviors>
-        <w:guid w:val="{3766BD0E-CCF9-4443-B218-5F6C57C3ECA0}"/>
-      </w:docPartPr>
-      <w:docPartBody>
-        <w:p>
-          <w:pPr>
-            <w:pStyle w:val="D3477C9EDA684784997865C5038DECCA"/>
-          </w:pPr>
-          <w:r>
-            <w:t>City, St Zip</w:t>
-          </w:r>
-        </w:p>
-      </w:docPartBody>
-    </w:docPart>
-    <w:docPart>
-      <w:docPartPr>
-        <w:name w:val="7CF3E9F0B63F442C979ED3DE11EEEBEC"/>
-        <w:category>
-          <w:name w:val="General"/>
-          <w:gallery w:val="placeholder"/>
-        </w:category>
-        <w:types>
-          <w:type w:val="bbPlcHdr"/>
-        </w:types>
-        <w:behaviors>
-          <w:behavior w:val="content"/>
-        </w:behaviors>
-        <w:guid w:val="{DE19ED79-A777-47F6-AB23-617001D11F96}"/>
-      </w:docPartPr>
-      <w:docPartBody>
-        <w:p>
-          <w:pPr>
-            <w:pStyle w:val="7CF3E9F0B63F442C979ED3DE11EEEBEC"/>
-          </w:pPr>
-          <w:r>
-            <w:t>YOUR NAME</w:t>
-          </w:r>
-        </w:p>
-      </w:docPartBody>
-    </w:docPart>
-    <w:docPart>
-      <w:docPartPr>
-        <w:name w:val="5757F81113CD48DBA9518544558B615E"/>
-        <w:category>
-          <w:name w:val="General"/>
-          <w:gallery w:val="placeholder"/>
-        </w:category>
-        <w:types>
-          <w:type w:val="bbPlcHdr"/>
-        </w:types>
-        <w:behaviors>
-          <w:behavior w:val="content"/>
-        </w:behaviors>
-        <w:guid w:val="{D5596181-276D-4349-8DBF-E21E44E9EDBE}"/>
-      </w:docPartPr>
-      <w:docPartBody>
-        <w:p>
-          <w:pPr>
-            <w:pStyle w:val="5757F81113CD48DBA9518544558B615E"/>
-          </w:pPr>
-          <w:r>
-            <w:t>Street Address</w:t>
-          </w:r>
-        </w:p>
-      </w:docPartBody>
-    </w:docPart>
-    <w:docPart>
-      <w:docPartPr>
-        <w:name w:val="284C6135C0B1431DA471BE4939288AB7"/>
-        <w:category>
-          <w:name w:val="General"/>
-          <w:gallery w:val="placeholder"/>
-        </w:category>
-        <w:types>
-          <w:type w:val="bbPlcHdr"/>
-        </w:types>
-        <w:behaviors>
-          <w:behavior w:val="content"/>
-        </w:behaviors>
-        <w:guid w:val="{3F1AF110-FD16-4E82-B5B0-BCC9809E61F8}"/>
-      </w:docPartPr>
-      <w:docPartBody>
-        <w:p>
-          <w:pPr>
-            <w:pStyle w:val="284C6135C0B1431DA471BE4939288AB7"/>
-          </w:pPr>
-          <w:r>
-            <w:t>City, St Zip</w:t>
-          </w:r>
-        </w:p>
-      </w:docPartBody>
-    </w:docPart>
-    <w:docPart>
-      <w:docPartPr>
-        <w:name w:val="C997E2189BD548C2934329694082992E"/>
-        <w:category>
-          <w:name w:val="General"/>
-          <w:gallery w:val="placeholder"/>
-        </w:category>
-        <w:types>
-          <w:type w:val="bbPlcHdr"/>
-        </w:types>
-        <w:behaviors>
-          <w:behavior w:val="content"/>
-        </w:behaviors>
-        <w:guid w:val="{B8CBD701-E7E4-4944-A088-8647947F9122}"/>
-      </w:docPartPr>
-      <w:docPartBody>
-        <w:p>
-          <w:pPr>
-            <w:pStyle w:val="C997E2189BD548C2934329694082992E"/>
-          </w:pPr>
-          <w:r>
-            <w:t>YOUR NAME</w:t>
-          </w:r>
-        </w:p>
-      </w:docPartBody>
-    </w:docPart>
-    <w:docPart>
-      <w:docPartPr>
-        <w:name w:val="5D9932B7F7A342AEABD6B3BEBD74995C"/>
-        <w:category>
-          <w:name w:val="General"/>
-          <w:gallery w:val="placeholder"/>
-        </w:category>
-        <w:types>
-          <w:type w:val="bbPlcHdr"/>
-        </w:types>
-        <w:behaviors>
-          <w:behavior w:val="content"/>
-        </w:behaviors>
-        <w:guid w:val="{271D587E-6E21-4AE9-9A73-515A7C21DE0A}"/>
-      </w:docPartPr>
-      <w:docPartBody>
-        <w:p>
-          <w:pPr>
-            <w:pStyle w:val="5D9932B7F7A342AEABD6B3BEBD74995C"/>
-          </w:pPr>
-          <w:r>
-            <w:t>Street Address</w:t>
-          </w:r>
-        </w:p>
-      </w:docPartBody>
-    </w:docPart>
-    <w:docPart>
-      <w:docPartPr>
-        <w:name w:val="08B018B50F764995BEF50BD3922C8B7B"/>
-        <w:category>
-          <w:name w:val="General"/>
-          <w:gallery w:val="placeholder"/>
-        </w:category>
-        <w:types>
-          <w:type w:val="bbPlcHdr"/>
-        </w:types>
-        <w:behaviors>
-          <w:behavior w:val="content"/>
-        </w:behaviors>
-        <w:guid w:val="{4F29FB52-65F0-4F0A-AD9A-F85A097C2F70}"/>
-      </w:docPartPr>
-      <w:docPartBody>
-        <w:p>
-          <w:pPr>
-            <w:pStyle w:val="08B018B50F764995BEF50BD3922C8B7B"/>
-          </w:pPr>
-          <w:r>
-            <w:t>City, St Zip</w:t>
-          </w:r>
-        </w:p>
-      </w:docPartBody>
-    </w:docPart>
-    <w:docPart>
-      <w:docPartPr>
-        <w:name w:val="354DB40F00844B759B34C4DEF87FC593"/>
-        <w:category>
-          <w:name w:val="General"/>
-          <w:gallery w:val="placeholder"/>
-        </w:category>
-        <w:types>
-          <w:type w:val="bbPlcHdr"/>
-        </w:types>
-        <w:behaviors>
-          <w:behavior w:val="content"/>
-        </w:behaviors>
-        <w:guid w:val="{CD53D52F-3194-49B1-85A0-EA3BA7CA7B38}"/>
-      </w:docPartPr>
-      <w:docPartBody>
-        <w:p>
-          <w:pPr>
-            <w:pStyle w:val="354DB40F00844B759B34C4DEF87FC593"/>
-          </w:pPr>
-          <w:r>
-            <w:t>YOUR NAME</w:t>
-          </w:r>
-        </w:p>
-      </w:docPartBody>
-    </w:docPart>
-    <w:docPart>
-      <w:docPartPr>
-        <w:name w:val="C88ADBAB85464562B7FFC199A927C093"/>
-        <w:category>
-          <w:name w:val="General"/>
-          <w:gallery w:val="placeholder"/>
-        </w:category>
-        <w:types>
-          <w:type w:val="bbPlcHdr"/>
-        </w:types>
-        <w:behaviors>
-          <w:behavior w:val="content"/>
-        </w:behaviors>
-        <w:guid w:val="{CC324C95-F6EF-4CB0-B6E1-589A6004C5A5}"/>
-      </w:docPartPr>
-      <w:docPartBody>
-        <w:p>
-          <w:pPr>
-            <w:pStyle w:val="C88ADBAB85464562B7FFC199A927C093"/>
-          </w:pPr>
-          <w:r>
-            <w:t>Street Address</w:t>
-          </w:r>
-        </w:p>
-      </w:docPartBody>
-    </w:docPart>
-    <w:docPart>
-      <w:docPartPr>
-        <w:name w:val="FB6633300618447C97CDA3A2409A4A13"/>
-        <w:category>
-          <w:name w:val="General"/>
-          <w:gallery w:val="placeholder"/>
-        </w:category>
-        <w:types>
-          <w:type w:val="bbPlcHdr"/>
-        </w:types>
-        <w:behaviors>
-          <w:behavior w:val="content"/>
-        </w:behaviors>
-        <w:guid w:val="{3148220B-5A74-4496-B55C-70A07A009ACA}"/>
-      </w:docPartPr>
-      <w:docPartBody>
-        <w:p>
-          <w:pPr>
-            <w:pStyle w:val="FB6633300618447C97CDA3A2409A4A13"/>
-          </w:pPr>
-          <w:r>
-            <w:t>City, St Zip</w:t>
-          </w:r>
-        </w:p>
-      </w:docPartBody>
-    </w:docPart>
-    <w:docPart>
-      <w:docPartPr>
-        <w:name w:val="AF3DF0F287EF44D389894A6E2B3F187D"/>
-        <w:category>
-          <w:name w:val="General"/>
-          <w:gallery w:val="placeholder"/>
-        </w:category>
-        <w:types>
-          <w:type w:val="bbPlcHdr"/>
-        </w:types>
-        <w:behaviors>
-          <w:behavior w:val="content"/>
-        </w:behaviors>
-        <w:guid w:val="{788B5735-AE59-44F2-B4F7-178F416A8FB0}"/>
-      </w:docPartPr>
-      <w:docPartBody>
-        <w:p>
-          <w:pPr>
-            <w:pStyle w:val="AF3DF0F287EF44D389894A6E2B3F187D"/>
-          </w:pPr>
-          <w:r>
-            <w:t>YOUR NAME</w:t>
-          </w:r>
-        </w:p>
-      </w:docPartBody>
-    </w:docPart>
-    <w:docPart>
-      <w:docPartPr>
-        <w:name w:val="D630572D85D44CDD9E530507C00DE510"/>
-        <w:category>
-          <w:name w:val="General"/>
-          <w:gallery w:val="placeholder"/>
-        </w:category>
-        <w:types>
-          <w:type w:val="bbPlcHdr"/>
-        </w:types>
-        <w:behaviors>
-          <w:behavior w:val="content"/>
-        </w:behaviors>
-        <w:guid w:val="{E443D870-A2DF-4A17-AB4E-CF2EABEA639C}"/>
-      </w:docPartPr>
-      <w:docPartBody>
-        <w:p>
-          <w:pPr>
-            <w:pStyle w:val="D630572D85D44CDD9E530507C00DE510"/>
-          </w:pPr>
-          <w:r>
-            <w:t>Street Address</w:t>
-          </w:r>
-        </w:p>
-      </w:docPartBody>
-    </w:docPart>
-    <w:docPart>
-      <w:docPartPr>
-        <w:name w:val="1793BEE868114EA7B26552881B12D4C7"/>
-        <w:category>
-          <w:name w:val="General"/>
-          <w:gallery w:val="placeholder"/>
-        </w:category>
-        <w:types>
-          <w:type w:val="bbPlcHdr"/>
-        </w:types>
-        <w:behaviors>
-          <w:behavior w:val="content"/>
-        </w:behaviors>
-        <w:guid w:val="{8E765E0D-6A03-406A-9541-8F18B086E0DE}"/>
-      </w:docPartPr>
-      <w:docPartBody>
-        <w:p>
-          <w:pPr>
-            <w:pStyle w:val="1793BEE868114EA7B26552881B12D4C7"/>
-          </w:pPr>
-          <w:r>
-            <w:t>City, St Zip</w:t>
-          </w:r>
-        </w:p>
-      </w:docPartBody>
-    </w:docPart>
-    <w:docPart>
-      <w:docPartPr>
-        <w:name w:val="A3C103C899044EC8974089F65E762A2A"/>
-        <w:category>
-          <w:name w:val="General"/>
-          <w:gallery w:val="placeholder"/>
-        </w:category>
-        <w:types>
-          <w:type w:val="bbPlcHdr"/>
-        </w:types>
-        <w:behaviors>
-          <w:behavior w:val="content"/>
-        </w:behaviors>
-        <w:guid w:val="{458D27B8-FAA8-4B4F-A761-C2824FC28050}"/>
-      </w:docPartPr>
-      <w:docPartBody>
-        <w:p>
-          <w:pPr>
-            <w:pStyle w:val="A3C103C899044EC8974089F65E762A2A"/>
-          </w:pPr>
-          <w:r>
-            <w:t>YOUR NAME</w:t>
-          </w:r>
-        </w:p>
-      </w:docPartBody>
-    </w:docPart>
-    <w:docPart>
-      <w:docPartPr>
-        <w:name w:val="E3DE6FD7FBA44ABDA934F44E8BD3C1F9"/>
-        <w:category>
-          <w:name w:val="General"/>
-          <w:gallery w:val="placeholder"/>
-        </w:category>
-        <w:types>
-          <w:type w:val="bbPlcHdr"/>
-        </w:types>
-        <w:behaviors>
-          <w:behavior w:val="content"/>
-        </w:behaviors>
-        <w:guid w:val="{437A10CA-39F5-4393-BFA5-0A8DEA9DDE08}"/>
-      </w:docPartPr>
-      <w:docPartBody>
-        <w:p>
-          <w:pPr>
-            <w:pStyle w:val="E3DE6FD7FBA44ABDA934F44E8BD3C1F9"/>
-          </w:pPr>
-          <w:r>
-            <w:t>Street Address</w:t>
-          </w:r>
-        </w:p>
-      </w:docPartBody>
-    </w:docPart>
-    <w:docPart>
-      <w:docPartPr>
-        <w:name w:val="5CF46B2ED0BE4CA8A44B7B32FE11E8CF"/>
-        <w:category>
-          <w:name w:val="General"/>
-          <w:gallery w:val="placeholder"/>
-        </w:category>
-        <w:types>
-          <w:type w:val="bbPlcHdr"/>
-        </w:types>
-        <w:behaviors>
-          <w:behavior w:val="content"/>
-        </w:behaviors>
-        <w:guid w:val="{7A4AAAB0-11A7-4BB5-9155-366FED3138A1}"/>
-      </w:docPartPr>
-      <w:docPartBody>
-        <w:p>
-          <w:pPr>
-            <w:pStyle w:val="5CF46B2ED0BE4CA8A44B7B32FE11E8CF"/>
-          </w:pPr>
-          <w:r>
-            <w:t>City, St Zip</w:t>
-          </w:r>
-        </w:p>
-      </w:docPartBody>
-    </w:docPart>
-    <w:docPart>
-      <w:docPartPr>
-        <w:name w:val="4678CA8FFFAB4A94A46C7B1FF915D60D"/>
-        <w:category>
-          <w:name w:val="General"/>
-          <w:gallery w:val="placeholder"/>
-        </w:category>
-        <w:types>
-          <w:type w:val="bbPlcHdr"/>
-        </w:types>
-        <w:behaviors>
-          <w:behavior w:val="content"/>
-        </w:behaviors>
-        <w:guid w:val="{E3F7E84F-F562-4646-8C99-8596ED91D019}"/>
-      </w:docPartPr>
-      <w:docPartBody>
-        <w:p>
-          <w:pPr>
-            <w:pStyle w:val="4678CA8FFFAB4A94A46C7B1FF915D60D"/>
-          </w:pPr>
-          <w:r>
-            <w:t>YOUR NAME</w:t>
-          </w:r>
-        </w:p>
-      </w:docPartBody>
-    </w:docPart>
-    <w:docPart>
-      <w:docPartPr>
-        <w:name w:val="7E8AD9BD60A84A26A5862EA247350C0D"/>
-        <w:category>
-          <w:name w:val="General"/>
-          <w:gallery w:val="placeholder"/>
-        </w:category>
-        <w:types>
-          <w:type w:val="bbPlcHdr"/>
-        </w:types>
-        <w:behaviors>
-          <w:behavior w:val="content"/>
-        </w:behaviors>
-        <w:guid w:val="{617D24DE-6F5B-4B05-A862-92BEA2E84329}"/>
-      </w:docPartPr>
-      <w:docPartBody>
-        <w:p>
-          <w:pPr>
-            <w:pStyle w:val="7E8AD9BD60A84A26A5862EA247350C0D"/>
-          </w:pPr>
-          <w:r>
-            <w:t>Street Address</w:t>
-          </w:r>
-        </w:p>
-      </w:docPartBody>
-    </w:docPart>
-    <w:docPart>
-      <w:docPartPr>
-        <w:name w:val="3A6B5FE59C2C43B9B6A6CC1A964EAB3B"/>
-        <w:category>
-          <w:name w:val="General"/>
-          <w:gallery w:val="placeholder"/>
-        </w:category>
-        <w:types>
-          <w:type w:val="bbPlcHdr"/>
-        </w:types>
-        <w:behaviors>
-          <w:behavior w:val="content"/>
-        </w:behaviors>
-        <w:guid w:val="{E3902F30-6C4C-4F7E-9747-14082815812D}"/>
-      </w:docPartPr>
-      <w:docPartBody>
-        <w:p>
-          <w:pPr>
-            <w:pStyle w:val="3A6B5FE59C2C43B9B6A6CC1A964EAB3B"/>
-          </w:pPr>
-          <w:r>
-            <w:t>City, St Zip</w:t>
-          </w:r>
-        </w:p>
-      </w:docPartBody>
-    </w:docPart>
-    <w:docPart>
-      <w:docPartPr>
-        <w:name w:val="F65ECB55F1D049DF973B6F2C23F623D8"/>
-        <w:category>
-          <w:name w:val="General"/>
-          <w:gallery w:val="placeholder"/>
-        </w:category>
-        <w:types>
-          <w:type w:val="bbPlcHdr"/>
-        </w:types>
-        <w:behaviors>
-          <w:behavior w:val="content"/>
-        </w:behaviors>
-        <w:guid w:val="{B4356C2C-E330-48C4-BBC6-A304C624D647}"/>
-      </w:docPartPr>
-      <w:docPartBody>
-        <w:p>
-          <w:pPr>
-            <w:pStyle w:val="F65ECB55F1D049DF973B6F2C23F623D8"/>
-          </w:pPr>
-          <w:r>
-            <w:t>YOUR NAME</w:t>
-          </w:r>
-        </w:p>
-      </w:docPartBody>
-    </w:docPart>
-    <w:docPart>
-      <w:docPartPr>
-        <w:name w:val="CF5A8D06FB514D92B54144B263D4A64F"/>
-        <w:category>
-          <w:name w:val="General"/>
-          <w:gallery w:val="placeholder"/>
-        </w:category>
-        <w:types>
-          <w:type w:val="bbPlcHdr"/>
-        </w:types>
-        <w:behaviors>
-          <w:behavior w:val="content"/>
-        </w:behaviors>
-        <w:guid w:val="{E92D51DE-5304-4DF7-8BEA-B680FEE2A066}"/>
-      </w:docPartPr>
-      <w:docPartBody>
-        <w:p>
-          <w:pPr>
-            <w:pStyle w:val="CF5A8D06FB514D92B54144B263D4A64F"/>
-          </w:pPr>
-          <w:r>
-            <w:t>Street Address</w:t>
-          </w:r>
-        </w:p>
-      </w:docPartBody>
-    </w:docPart>
-    <w:docPart>
-      <w:docPartPr>
-        <w:name w:val="6DD7CF2F154841B3886536F69296222B"/>
-        <w:category>
-          <w:name w:val="General"/>
-          <w:gallery w:val="placeholder"/>
-        </w:category>
-        <w:types>
-          <w:type w:val="bbPlcHdr"/>
-        </w:types>
-        <w:behaviors>
-          <w:behavior w:val="content"/>
-        </w:behaviors>
-        <w:guid w:val="{C19C97D4-27B3-49B0-9020-A95A62180D17}"/>
-      </w:docPartPr>
-      <w:docPartBody>
-        <w:p>
-          <w:pPr>
-            <w:pStyle w:val="6DD7CF2F154841B3886536F69296222B"/>
-          </w:pPr>
-          <w:r>
-            <w:t>City, St Zip</w:t>
-          </w:r>
-        </w:p>
-      </w:docPartBody>
-    </w:docPart>
-    <w:docPart>
-      <w:docPartPr>
-        <w:name w:val="A8DFC746A47A4241AD9B6EF0B435A2AB"/>
-        <w:category>
-          <w:name w:val="General"/>
-          <w:gallery w:val="placeholder"/>
-        </w:category>
-        <w:types>
-          <w:type w:val="bbPlcHdr"/>
-        </w:types>
-        <w:behaviors>
-          <w:behavior w:val="content"/>
-        </w:behaviors>
-        <w:guid w:val="{AE7649DA-D88D-48A1-9DC0-7EE0B7174DF6}"/>
-      </w:docPartPr>
-      <w:docPartBody>
-        <w:p>
-          <w:pPr>
-            <w:pStyle w:val="A8DFC746A47A4241AD9B6EF0B435A2AB"/>
-          </w:pPr>
-          <w:r>
-            <w:t>YOUR NAME</w:t>
-          </w:r>
-        </w:p>
-      </w:docPartBody>
-    </w:docPart>
-    <w:docPart>
-      <w:docPartPr>
-        <w:name w:val="54440ABD918743DD9B047DF1170336C5"/>
-        <w:category>
-          <w:name w:val="General"/>
-          <w:gallery w:val="placeholder"/>
-        </w:category>
-        <w:types>
-          <w:type w:val="bbPlcHdr"/>
-        </w:types>
-        <w:behaviors>
-          <w:behavior w:val="content"/>
-        </w:behaviors>
-        <w:guid w:val="{2B19C8A8-86CF-4456-BEF0-B489285F80CC}"/>
-      </w:docPartPr>
-      <w:docPartBody>
-        <w:p>
-          <w:pPr>
-            <w:pStyle w:val="54440ABD918743DD9B047DF1170336C5"/>
-          </w:pPr>
-          <w:r>
-            <w:t>Street Address</w:t>
-          </w:r>
-        </w:p>
-      </w:docPartBody>
-    </w:docPart>
-    <w:docPart>
-      <w:docPartPr>
-        <w:name w:val="3A6BF77291E54E6C91E292E1BA0C5592"/>
-        <w:category>
-          <w:name w:val="General"/>
-          <w:gallery w:val="placeholder"/>
-        </w:category>
-        <w:types>
-          <w:type w:val="bbPlcHdr"/>
-        </w:types>
-        <w:behaviors>
-          <w:behavior w:val="content"/>
-        </w:behaviors>
-        <w:guid w:val="{7CE566C5-A300-4F80-B178-DFC81230B503}"/>
-      </w:docPartPr>
-      <w:docPartBody>
-        <w:p>
-          <w:pPr>
-            <w:pStyle w:val="3A6BF77291E54E6C91E292E1BA0C5592"/>
-          </w:pPr>
-          <w:r>
-            <w:t>City, St Zip</w:t>
-          </w:r>
-        </w:p>
-      </w:docPartBody>
-    </w:docPart>
-    <w:docPart>
-      <w:docPartPr>
-        <w:name w:val="5E32347EA771431486055E901C616227"/>
-        <w:category>
-          <w:name w:val="General"/>
-          <w:gallery w:val="placeholder"/>
-        </w:category>
-        <w:types>
-          <w:type w:val="bbPlcHdr"/>
-        </w:types>
-        <w:behaviors>
-          <w:behavior w:val="content"/>
-        </w:behaviors>
-        <w:guid w:val="{235640DD-55C0-491E-B0CD-D80A9B70D496}"/>
-      </w:docPartPr>
-      <w:docPartBody>
-        <w:p>
-          <w:pPr>
-            <w:pStyle w:val="5E32347EA771431486055E901C616227"/>
-          </w:pPr>
-          <w:r>
-            <w:t>YOUR NAME</w:t>
-          </w:r>
-        </w:p>
-      </w:docPartBody>
-    </w:docPart>
-    <w:docPart>
-      <w:docPartPr>
-        <w:name w:val="F5D3BE2E9881475EADCFF950B7245488"/>
-        <w:category>
-          <w:name w:val="General"/>
-          <w:gallery w:val="placeholder"/>
-        </w:category>
-        <w:types>
-          <w:type w:val="bbPlcHdr"/>
-        </w:types>
-        <w:behaviors>
-          <w:behavior w:val="content"/>
-        </w:behaviors>
-        <w:guid w:val="{0F71BB88-816C-4AE5-BE75-EDD7C49DA705}"/>
-      </w:docPartPr>
-      <w:docPartBody>
-        <w:p>
-          <w:pPr>
-            <w:pStyle w:val="F5D3BE2E9881475EADCFF950B7245488"/>
-          </w:pPr>
-          <w:r>
-            <w:t>Street Address</w:t>
-          </w:r>
-        </w:p>
-      </w:docPartBody>
-    </w:docPart>
-    <w:docPart>
-      <w:docPartPr>
-        <w:name w:val="B44563FB9CA44C36A6C68FF7D4F9811A"/>
-        <w:category>
-          <w:name w:val="General"/>
-          <w:gallery w:val="placeholder"/>
-        </w:category>
-        <w:types>
-          <w:type w:val="bbPlcHdr"/>
-        </w:types>
-        <w:behaviors>
-          <w:behavior w:val="content"/>
-        </w:behaviors>
-        <w:guid w:val="{27694E37-5983-493C-8020-6BC0ACC6A868}"/>
-      </w:docPartPr>
-      <w:docPartBody>
-        <w:p>
-          <w:pPr>
-            <w:pStyle w:val="B44563FB9CA44C36A6C68FF7D4F9811A"/>
-          </w:pPr>
-          <w:r>
-            <w:t>City, St Zip</w:t>
-          </w:r>
-        </w:p>
-      </w:docPartBody>
-    </w:docPart>
-    <w:docPart>
-      <w:docPartPr>
-        <w:name w:val="288C0AD67DC545378B15B645699A9850"/>
-        <w:category>
-          <w:name w:val="General"/>
-          <w:gallery w:val="placeholder"/>
-        </w:category>
-        <w:types>
-          <w:type w:val="bbPlcHdr"/>
-        </w:types>
-        <w:behaviors>
-          <w:behavior w:val="content"/>
-        </w:behaviors>
-        <w:guid w:val="{ABA44257-5C49-4908-8DA8-153AC1438D5C}"/>
-      </w:docPartPr>
-      <w:docPartBody>
-        <w:p>
-          <w:pPr>
-            <w:pStyle w:val="288C0AD67DC545378B15B645699A9850"/>
-          </w:pPr>
-          <w:r>
-            <w:t>YOUR NAME</w:t>
-          </w:r>
-        </w:p>
-      </w:docPartBody>
-    </w:docPart>
-    <w:docPart>
-      <w:docPartPr>
-        <w:name w:val="D4F2B86E4CE44A2783138A5A23AA8D62"/>
-        <w:category>
-          <w:name w:val="General"/>
-          <w:gallery w:val="placeholder"/>
-        </w:category>
-        <w:types>
-          <w:type w:val="bbPlcHdr"/>
-        </w:types>
-        <w:behaviors>
-          <w:behavior w:val="content"/>
-        </w:behaviors>
-        <w:guid w:val="{3FDF8CE9-0D18-430A-B8E0-1176218DF049}"/>
-      </w:docPartPr>
-      <w:docPartBody>
-        <w:p>
-          <w:pPr>
-            <w:pStyle w:val="D4F2B86E4CE44A2783138A5A23AA8D62"/>
-          </w:pPr>
-          <w:r>
-            <w:t>Street Address</w:t>
-          </w:r>
-        </w:p>
-      </w:docPartBody>
-    </w:docPart>
-    <w:docPart>
-      <w:docPartPr>
-        <w:name w:val="CB2FAD9E1A3E44E6AABE8C8732D1B726"/>
-        <w:category>
-          <w:name w:val="General"/>
-          <w:gallery w:val="placeholder"/>
-        </w:category>
-        <w:types>
-          <w:type w:val="bbPlcHdr"/>
-        </w:types>
-        <w:behaviors>
-          <w:behavior w:val="content"/>
-        </w:behaviors>
-        <w:guid w:val="{682C1CE6-8D8C-4564-AEB6-2902C2460C44}"/>
-      </w:docPartPr>
-      <w:docPartBody>
-        <w:p>
-          <w:pPr>
-            <w:pStyle w:val="CB2FAD9E1A3E44E6AABE8C8732D1B726"/>
-          </w:pPr>
-          <w:r>
-            <w:t>City, St Zip</w:t>
-          </w:r>
-        </w:p>
-      </w:docPartBody>
-    </w:docPart>
-    <w:docPart>
-      <w:docPartPr>
-        <w:name w:val="55757F6EAC17408F985997A5CFDFBA2D"/>
-        <w:category>
-          <w:name w:val="General"/>
-          <w:gallery w:val="placeholder"/>
-        </w:category>
-        <w:types>
-          <w:type w:val="bbPlcHdr"/>
-        </w:types>
-        <w:behaviors>
-          <w:behavior w:val="content"/>
-        </w:behaviors>
-        <w:guid w:val="{84016808-0847-4F3A-8831-8C0C921AD939}"/>
-      </w:docPartPr>
-      <w:docPartBody>
-        <w:p>
-          <w:pPr>
-            <w:pStyle w:val="55757F6EAC17408F985997A5CFDFBA2D"/>
-          </w:pPr>
-          <w:r>
-            <w:t>YOUR NAME</w:t>
-          </w:r>
-        </w:p>
-      </w:docPartBody>
-    </w:docPart>
-    <w:docPart>
-      <w:docPartPr>
-        <w:name w:val="5D25022E7A9B47ED95126E2CF0E76856"/>
-        <w:category>
-          <w:name w:val="General"/>
-          <w:gallery w:val="placeholder"/>
-        </w:category>
-        <w:types>
-          <w:type w:val="bbPlcHdr"/>
-        </w:types>
-        <w:behaviors>
-          <w:behavior w:val="content"/>
-        </w:behaviors>
-        <w:guid w:val="{E15063F8-41C1-4219-A038-70132D44590D}"/>
-      </w:docPartPr>
-      <w:docPartBody>
-        <w:p>
-          <w:pPr>
-            <w:pStyle w:val="5D25022E7A9B47ED95126E2CF0E76856"/>
-          </w:pPr>
-          <w:r>
-            <w:t>Street Address</w:t>
-          </w:r>
-        </w:p>
-      </w:docPartBody>
-    </w:docPart>
-    <w:docPart>
-      <w:docPartPr>
-        <w:name w:val="A0225C2C87834CA397140DCCC0745654"/>
-        <w:category>
-          <w:name w:val="General"/>
-          <w:gallery w:val="placeholder"/>
-        </w:category>
-        <w:types>
-          <w:type w:val="bbPlcHdr"/>
-        </w:types>
-        <w:behaviors>
-          <w:behavior w:val="content"/>
-        </w:behaviors>
-        <w:guid w:val="{9BE20F67-A367-463D-81AA-82E30D2C3277}"/>
-      </w:docPartPr>
-      <w:docPartBody>
-        <w:p>
-          <w:pPr>
-            <w:pStyle w:val="A0225C2C87834CA397140DCCC0745654"/>
-          </w:pPr>
-          <w:r>
-            <w:t>City, St Zip</w:t>
-          </w:r>
-        </w:p>
-      </w:docPartBody>
-    </w:docPart>
-    <w:docPart>
-      <w:docPartPr>
-        <w:name w:val="737E7B2976844B7A9165E3233696F8EC"/>
-        <w:category>
-          <w:name w:val="General"/>
-          <w:gallery w:val="placeholder"/>
-        </w:category>
-        <w:types>
-          <w:type w:val="bbPlcHdr"/>
-        </w:types>
-        <w:behaviors>
-          <w:behavior w:val="content"/>
-        </w:behaviors>
-        <w:guid w:val="{76EAC250-1E0B-4D2D-9ACD-41D9D31B71E5}"/>
-      </w:docPartPr>
-      <w:docPartBody>
-        <w:p>
-          <w:pPr>
-            <w:pStyle w:val="737E7B2976844B7A9165E3233696F8EC"/>
-          </w:pPr>
-          <w:r>
-            <w:t>YOUR NAME</w:t>
-          </w:r>
-        </w:p>
-      </w:docPartBody>
-    </w:docPart>
-    <w:docPart>
-      <w:docPartPr>
-        <w:name w:val="F404D185032F4C0AB2B6796DE06994FC"/>
-        <w:category>
-          <w:name w:val="General"/>
-          <w:gallery w:val="placeholder"/>
-        </w:category>
-        <w:types>
-          <w:type w:val="bbPlcHdr"/>
-        </w:types>
-        <w:behaviors>
-          <w:behavior w:val="content"/>
-        </w:behaviors>
-        <w:guid w:val="{09F59B05-C887-4E6B-9FC9-78B26A88AEC0}"/>
-      </w:docPartPr>
-      <w:docPartBody>
-        <w:p>
-          <w:pPr>
-            <w:pStyle w:val="F404D185032F4C0AB2B6796DE06994FC"/>
-          </w:pPr>
-          <w:r>
-            <w:t>Street Address</w:t>
-          </w:r>
-        </w:p>
-      </w:docPartBody>
-    </w:docPart>
-    <w:docPart>
-      <w:docPartPr>
-        <w:name w:val="D9DF54B81A494020A575B9CA9874AF20"/>
-        <w:category>
-          <w:name w:val="General"/>
-          <w:gallery w:val="placeholder"/>
-        </w:category>
-        <w:types>
-          <w:type w:val="bbPlcHdr"/>
-        </w:types>
-        <w:behaviors>
-          <w:behavior w:val="content"/>
-        </w:behaviors>
-        <w:guid w:val="{EBFE7A39-CF11-4655-A73E-89B649E4DCC3}"/>
-      </w:docPartPr>
-      <w:docPartBody>
-        <w:p>
-          <w:pPr>
-            <w:pStyle w:val="D9DF54B81A494020A575B9CA9874AF20"/>
-          </w:pPr>
-          <w:r>
-            <w:t>City, St Zip</w:t>
-          </w:r>
-        </w:p>
-      </w:docPartBody>
-    </w:docPart>
-    <w:docPart>
-      <w:docPartPr>
-        <w:name w:val="8441B0FFF12D46788CD110DE9F5ABEC6"/>
-        <w:category>
-          <w:name w:val="General"/>
-          <w:gallery w:val="placeholder"/>
-        </w:category>
-        <w:types>
-          <w:type w:val="bbPlcHdr"/>
-        </w:types>
-        <w:behaviors>
-          <w:behavior w:val="content"/>
-        </w:behaviors>
-        <w:guid w:val="{96FDF6DA-81A2-4652-96C9-080BAC8E55BD}"/>
-      </w:docPartPr>
-      <w:docPartBody>
-        <w:p>
-          <w:pPr>
-            <w:pStyle w:val="8441B0FFF12D46788CD110DE9F5ABEC6"/>
-          </w:pPr>
-          <w:r>
-            <w:t>YOUR NAME</w:t>
-          </w:r>
-        </w:p>
-      </w:docPartBody>
-    </w:docPart>
-    <w:docPart>
-      <w:docPartPr>
-        <w:name w:val="5F171F69434D46A2BEF1C57E4D521A2A"/>
-        <w:category>
-          <w:name w:val="General"/>
-          <w:gallery w:val="placeholder"/>
-        </w:category>
-        <w:types>
-          <w:type w:val="bbPlcHdr"/>
-        </w:types>
-        <w:behaviors>
-          <w:behavior w:val="content"/>
-        </w:behaviors>
-        <w:guid w:val="{4DC7D7D0-F51A-4200-A5D3-15B877E1D7D1}"/>
-      </w:docPartPr>
-      <w:docPartBody>
-        <w:p>
-          <w:pPr>
-            <w:pStyle w:val="5F171F69434D46A2BEF1C57E4D521A2A"/>
-          </w:pPr>
-          <w:r>
-            <w:t>Street Address</w:t>
-          </w:r>
-        </w:p>
-      </w:docPartBody>
-    </w:docPart>
-    <w:docPart>
-      <w:docPartPr>
-        <w:name w:val="66EA9EF8BDB349F2B42E1DC7706A9C74"/>
-        <w:category>
-          <w:name w:val="General"/>
-          <w:gallery w:val="placeholder"/>
-        </w:category>
-        <w:types>
-          <w:type w:val="bbPlcHdr"/>
-        </w:types>
-        <w:behaviors>
-          <w:behavior w:val="content"/>
-        </w:behaviors>
-        <w:guid w:val="{0926123C-929E-4396-B273-A8AB76F2B869}"/>
-      </w:docPartPr>
-      <w:docPartBody>
-        <w:p>
-          <w:pPr>
-            <w:pStyle w:val="66EA9EF8BDB349F2B42E1DC7706A9C74"/>
-          </w:pPr>
-          <w:r>
-            <w:t>City, St Zip</w:t>
-          </w:r>
-        </w:p>
-      </w:docPartBody>
-    </w:docPart>
-    <w:docPart>
-      <w:docPartPr>
-        <w:name w:val="16BA35FCD58A4091970324B429168304"/>
-        <w:category>
-          <w:name w:val="General"/>
-          <w:gallery w:val="placeholder"/>
-        </w:category>
-        <w:types>
-          <w:type w:val="bbPlcHdr"/>
-        </w:types>
-        <w:behaviors>
-          <w:behavior w:val="content"/>
-        </w:behaviors>
-        <w:guid w:val="{622E7DAD-2FFA-404E-8239-9F7BD1626041}"/>
-      </w:docPartPr>
-      <w:docPartBody>
-        <w:p>
-          <w:pPr>
-            <w:pStyle w:val="16BA35FCD58A4091970324B429168304"/>
-          </w:pPr>
-          <w:r>
-            <w:t>YOUR NAME</w:t>
-          </w:r>
-        </w:p>
-      </w:docPartBody>
-    </w:docPart>
-    <w:docPart>
-      <w:docPartPr>
-        <w:name w:val="ED6CEC88401745F282C49CCB5FDA623D"/>
-        <w:category>
-          <w:name w:val="General"/>
-          <w:gallery w:val="placeholder"/>
-        </w:category>
-        <w:types>
-          <w:type w:val="bbPlcHdr"/>
-        </w:types>
-        <w:behaviors>
-          <w:behavior w:val="content"/>
-        </w:behaviors>
-        <w:guid w:val="{5FDB6255-9C78-40AC-AB58-D6C3867736C9}"/>
-      </w:docPartPr>
-      <w:docPartBody>
-        <w:p>
-          <w:pPr>
-            <w:pStyle w:val="ED6CEC88401745F282C49CCB5FDA623D"/>
-          </w:pPr>
-          <w:r>
-            <w:t>Street Address</w:t>
-          </w:r>
-        </w:p>
-      </w:docPartBody>
-    </w:docPart>
-    <w:docPart>
-      <w:docPartPr>
-        <w:name w:val="79ADD41A467143DD8EB647E513A1E413"/>
-        <w:category>
-          <w:name w:val="General"/>
-          <w:gallery w:val="placeholder"/>
-        </w:category>
-        <w:types>
-          <w:type w:val="bbPlcHdr"/>
-        </w:types>
-        <w:behaviors>
-          <w:behavior w:val="content"/>
-        </w:behaviors>
-        <w:guid w:val="{A0E4709F-EA2D-43D3-B96C-D2AC40C61297}"/>
-      </w:docPartPr>
-      <w:docPartBody>
-        <w:p>
-          <w:pPr>
-            <w:pStyle w:val="79ADD41A467143DD8EB647E513A1E413"/>
-          </w:pPr>
-          <w:r>
-            <w:t>City, St Zip</w:t>
-          </w:r>
-        </w:p>
-      </w:docPartBody>
-    </w:docPart>
-    <w:docPart>
-      <w:docPartPr>
-        <w:name w:val="4CC2652588AB4344A960ED3BD9B2348B"/>
-        <w:category>
-          <w:name w:val="General"/>
-          <w:gallery w:val="placeholder"/>
-        </w:category>
-        <w:types>
-          <w:type w:val="bbPlcHdr"/>
-        </w:types>
-        <w:behaviors>
-          <w:behavior w:val="content"/>
-        </w:behaviors>
-        <w:guid w:val="{E552E208-7D24-4132-95B5-88B1BDC5D06A}"/>
-      </w:docPartPr>
-      <w:docPartBody>
-        <w:p>
-          <w:pPr>
-            <w:pStyle w:val="4CC2652588AB4344A960ED3BD9B2348B"/>
-          </w:pPr>
-          <w:r>
-            <w:t>YOUR NAME</w:t>
-          </w:r>
-        </w:p>
-      </w:docPartBody>
-    </w:docPart>
-    <w:docPart>
-      <w:docPartPr>
-        <w:name w:val="7B615EEE213F4BF6B3E116FEC2AF1C2F"/>
-        <w:category>
-          <w:name w:val="General"/>
-          <w:gallery w:val="placeholder"/>
-        </w:category>
-        <w:types>
-          <w:type w:val="bbPlcHdr"/>
-        </w:types>
-        <w:behaviors>
-          <w:behavior w:val="content"/>
-        </w:behaviors>
-        <w:guid w:val="{45876C75-AA96-4213-96E3-7E5E85BE3D5E}"/>
-      </w:docPartPr>
-      <w:docPartBody>
-        <w:p>
-          <w:pPr>
-            <w:pStyle w:val="7B615EEE213F4BF6B3E116FEC2AF1C2F"/>
-          </w:pPr>
-          <w:r>
-            <w:t>Street Address</w:t>
-          </w:r>
-        </w:p>
-      </w:docPartBody>
-    </w:docPart>
-    <w:docPart>
-      <w:docPartPr>
-        <w:name w:val="5B620FE6F3464C50982710BFCC3D8796"/>
-        <w:category>
-          <w:name w:val="General"/>
-          <w:gallery w:val="placeholder"/>
-        </w:category>
-        <w:types>
-          <w:type w:val="bbPlcHdr"/>
-        </w:types>
-        <w:behaviors>
-          <w:behavior w:val="content"/>
-        </w:behaviors>
-        <w:guid w:val="{11465FDD-7043-4ECA-9968-7AC19F8ACFA9}"/>
-      </w:docPartPr>
-      <w:docPartBody>
-        <w:p>
-          <w:pPr>
-            <w:pStyle w:val="5B620FE6F3464C50982710BFCC3D8796"/>
-          </w:pPr>
-          <w:r>
-            <w:t>City, St Zip</w:t>
-          </w:r>
-        </w:p>
-      </w:docPartBody>
-    </w:docPart>
-    <w:docPart>
-      <w:docPartPr>
-        <w:name w:val="4E33145995544B48A9CDA22F731E7E6B"/>
-        <w:category>
-          <w:name w:val="General"/>
-          <w:gallery w:val="placeholder"/>
-        </w:category>
-        <w:types>
-          <w:type w:val="bbPlcHdr"/>
-        </w:types>
-        <w:behaviors>
-          <w:behavior w:val="content"/>
-        </w:behaviors>
-        <w:guid w:val="{24C8F790-095D-49F2-914D-D3A7AB1FF083}"/>
-      </w:docPartPr>
-      <w:docPartBody>
-        <w:p>
-          <w:pPr>
-            <w:pStyle w:val="4E33145995544B48A9CDA22F731E7E6B"/>
-          </w:pPr>
-          <w:r>
-            <w:t>YOUR NAME</w:t>
-          </w:r>
-        </w:p>
-      </w:docPartBody>
-    </w:docPart>
-    <w:docPart>
-      <w:docPartPr>
-        <w:name w:val="682A3878AF164EB28FA40F0258482D5A"/>
-        <w:category>
-          <w:name w:val="General"/>
-          <w:gallery w:val="placeholder"/>
-        </w:category>
-        <w:types>
-          <w:type w:val="bbPlcHdr"/>
-        </w:types>
-        <w:behaviors>
-          <w:behavior w:val="content"/>
-        </w:behaviors>
-        <w:guid w:val="{B0524417-C1A6-4ECE-ACD1-B7F55CC2D7E7}"/>
-      </w:docPartPr>
-      <w:docPartBody>
-        <w:p>
-          <w:pPr>
-            <w:pStyle w:val="682A3878AF164EB28FA40F0258482D5A"/>
-          </w:pPr>
-          <w:r>
-            <w:t>Street Address</w:t>
-          </w:r>
-        </w:p>
-      </w:docPartBody>
-    </w:docPart>
-    <w:docPart>
-      <w:docPartPr>
-        <w:name w:val="DE0D4E7E2924460694576D21B87743C6"/>
-        <w:category>
-          <w:name w:val="General"/>
-          <w:gallery w:val="placeholder"/>
-        </w:category>
-        <w:types>
-          <w:type w:val="bbPlcHdr"/>
-        </w:types>
-        <w:behaviors>
-          <w:behavior w:val="content"/>
-        </w:behaviors>
-        <w:guid w:val="{F4112001-0C93-4144-A970-6589BBD98114}"/>
-      </w:docPartPr>
-      <w:docPartBody>
-        <w:p>
-          <w:pPr>
-            <w:pStyle w:val="DE0D4E7E2924460694576D21B87743C6"/>
-          </w:pPr>
-          <w:r>
-            <w:t>City, St Zip</w:t>
-          </w:r>
-        </w:p>
-      </w:docPartBody>
-    </w:docPart>
-    <w:docPart>
-      <w:docPartPr>
-        <w:name w:val="F2070487A8B446D9B474663751C74014"/>
-        <w:category>
-          <w:name w:val="General"/>
-          <w:gallery w:val="placeholder"/>
-        </w:category>
-        <w:types>
-          <w:type w:val="bbPlcHdr"/>
-        </w:types>
-        <w:behaviors>
-          <w:behavior w:val="content"/>
-        </w:behaviors>
-        <w:guid w:val="{F76D4EFB-F057-4ABA-A297-A7F3A0DE02E5}"/>
-      </w:docPartPr>
-      <w:docPartBody>
-        <w:p>
-          <w:pPr>
-            <w:pStyle w:val="F2070487A8B446D9B474663751C74014"/>
-          </w:pPr>
-          <w:r>
-            <w:t>YOUR NAME</w:t>
-          </w:r>
-        </w:p>
-      </w:docPartBody>
-    </w:docPart>
-    <w:docPart>
-      <w:docPartPr>
-        <w:name w:val="F76FFC54F5DC4856B3B499F4D99F071A"/>
-        <w:category>
-          <w:name w:val="General"/>
-          <w:gallery w:val="placeholder"/>
-        </w:category>
-        <w:types>
-          <w:type w:val="bbPlcHdr"/>
-        </w:types>
-        <w:behaviors>
-          <w:behavior w:val="content"/>
-        </w:behaviors>
-        <w:guid w:val="{3C44BE79-7530-4B6A-9773-76B280CCAB49}"/>
-      </w:docPartPr>
-      <w:docPartBody>
-        <w:p>
-          <w:pPr>
-            <w:pStyle w:val="F76FFC54F5DC4856B3B499F4D99F071A"/>
-          </w:pPr>
-          <w:r>
-            <w:t>Street Address</w:t>
-          </w:r>
-        </w:p>
-      </w:docPartBody>
-    </w:docPart>
-    <w:docPart>
-      <w:docPartPr>
-        <w:name w:val="344EF086DAAF4222B88DB32940CA6A6E"/>
-        <w:category>
-          <w:name w:val="General"/>
-          <w:gallery w:val="placeholder"/>
-        </w:category>
-        <w:types>
-          <w:type w:val="bbPlcHdr"/>
-        </w:types>
-        <w:behaviors>
-          <w:behavior w:val="content"/>
-        </w:behaviors>
-        <w:guid w:val="{0B023696-2F77-4226-AC04-39D4CCFD0889}"/>
-      </w:docPartPr>
-      <w:docPartBody>
-        <w:p>
-          <w:pPr>
-            <w:pStyle w:val="344EF086DAAF4222B88DB32940CA6A6E"/>
-          </w:pPr>
-          <w:r>
-            <w:t>City, St Zip</w:t>
-          </w:r>
-        </w:p>
-      </w:docPartBody>
-    </w:docPart>
-    <w:docPart>
-      <w:docPartPr>
-        <w:name w:val="5B3B3378CF2D4A2DB9F1445550ABCF5B"/>
-        <w:category>
-          <w:name w:val="General"/>
-          <w:gallery w:val="placeholder"/>
-        </w:category>
-        <w:types>
-          <w:type w:val="bbPlcHdr"/>
-        </w:types>
-        <w:behaviors>
-          <w:behavior w:val="content"/>
-        </w:behaviors>
-        <w:guid w:val="{445FCD6C-F46C-4A8F-BD7D-6E999B01A207}"/>
-      </w:docPartPr>
-      <w:docPartBody>
-        <w:p>
-          <w:pPr>
-            <w:pStyle w:val="5B3B3378CF2D4A2DB9F1445550ABCF5B"/>
-          </w:pPr>
-          <w:r>
-            <w:t>YOUR NAME</w:t>
-          </w:r>
-        </w:p>
-      </w:docPartBody>
-    </w:docPart>
-    <w:docPart>
-      <w:docPartPr>
-        <w:name w:val="F4144158183C432D82C6B89770B9A807"/>
-        <w:category>
-          <w:name w:val="General"/>
-          <w:gallery w:val="placeholder"/>
-        </w:category>
-        <w:types>
-          <w:type w:val="bbPlcHdr"/>
-        </w:types>
-        <w:behaviors>
-          <w:behavior w:val="content"/>
-        </w:behaviors>
-        <w:guid w:val="{1A34ED68-B9E7-4726-B4B1-7120CCC28D50}"/>
-      </w:docPartPr>
-      <w:docPartBody>
-        <w:p>
-          <w:pPr>
-            <w:pStyle w:val="F4144158183C432D82C6B89770B9A807"/>
-          </w:pPr>
-          <w:r>
-            <w:t>Street Address</w:t>
-          </w:r>
-        </w:p>
-      </w:docPartBody>
-    </w:docPart>
-    <w:docPart>
-      <w:docPartPr>
-        <w:name w:val="F1DF8B648BDA4931912C6CD688334FDC"/>
-        <w:category>
-          <w:name w:val="General"/>
-          <w:gallery w:val="placeholder"/>
-        </w:category>
-        <w:types>
-          <w:type w:val="bbPlcHdr"/>
-        </w:types>
-        <w:behaviors>
-          <w:behavior w:val="content"/>
-        </w:behaviors>
-        <w:guid w:val="{7AA5251B-5E11-4CB2-9A82-9ACC6F543915}"/>
-      </w:docPartPr>
-      <w:docPartBody>
-        <w:p>
-          <w:pPr>
-            <w:pStyle w:val="F1DF8B648BDA4931912C6CD688334FDC"/>
-          </w:pPr>
-          <w:r>
-            <w:t>City, St Zip</w:t>
-          </w:r>
-        </w:p>
-      </w:docPartBody>
-    </w:docPart>
-    <w:docPart>
-      <w:docPartPr>
-        <w:name w:val="CE0D8797864E44A08EF4674DF4CCD748"/>
-        <w:category>
-          <w:name w:val="General"/>
-          <w:gallery w:val="placeholder"/>
-        </w:category>
-        <w:types>
-          <w:type w:val="bbPlcHdr"/>
-        </w:types>
-        <w:behaviors>
-          <w:behavior w:val="content"/>
-        </w:behaviors>
-        <w:guid w:val="{F6498427-B45B-4522-BC6E-F7899A9BDA45}"/>
-      </w:docPartPr>
-      <w:docPartBody>
-        <w:p>
-          <w:pPr>
-            <w:pStyle w:val="CE0D8797864E44A08EF4674DF4CCD748"/>
-          </w:pPr>
-          <w:r>
-            <w:t>YOUR NAME</w:t>
-          </w:r>
-        </w:p>
-      </w:docPartBody>
-    </w:docPart>
-    <w:docPart>
-      <w:docPartPr>
-        <w:name w:val="F5D5F25346C346AA91F00882AFB5DB70"/>
-        <w:category>
-          <w:name w:val="General"/>
-          <w:gallery w:val="placeholder"/>
-        </w:category>
-        <w:types>
-          <w:type w:val="bbPlcHdr"/>
-        </w:types>
-        <w:behaviors>
-          <w:behavior w:val="content"/>
-        </w:behaviors>
-        <w:guid w:val="{7059971A-4E12-4FCF-8686-47EA69CB0247}"/>
-      </w:docPartPr>
-      <w:docPartBody>
-        <w:p>
-          <w:pPr>
-            <w:pStyle w:val="F5D5F25346C346AA91F00882AFB5DB70"/>
-          </w:pPr>
-          <w:r>
-            <w:t>Street Address</w:t>
-          </w:r>
-        </w:p>
-      </w:docPartBody>
-    </w:docPart>
-    <w:docPart>
-      <w:docPartPr>
-        <w:name w:val="344F6A2C3FBE4A3B956E3122522918FD"/>
-        <w:category>
-          <w:name w:val="General"/>
-          <w:gallery w:val="placeholder"/>
-        </w:category>
-        <w:types>
-          <w:type w:val="bbPlcHdr"/>
-        </w:types>
-        <w:behaviors>
-          <w:behavior w:val="content"/>
-        </w:behaviors>
-        <w:guid w:val="{250D2626-F03E-4B9F-9BF5-8A7C5264419A}"/>
-      </w:docPartPr>
-      <w:docPartBody>
-        <w:p>
-          <w:pPr>
-            <w:pStyle w:val="344F6A2C3FBE4A3B956E3122522918FD"/>
-          </w:pPr>
-          <w:r>
-            <w:t>City, St Zip</w:t>
-          </w:r>
-        </w:p>
-      </w:docPartBody>
-    </w:docPart>
-    <w:docPart>
-      <w:docPartPr>
-        <w:name w:val="F55ACC5F758F4885AA3DFAEC0403F67A"/>
-        <w:category>
-          <w:name w:val="General"/>
-          <w:gallery w:val="placeholder"/>
-        </w:category>
-        <w:types>
-          <w:type w:val="bbPlcHdr"/>
-        </w:types>
-        <w:behaviors>
-          <w:behavior w:val="content"/>
-        </w:behaviors>
-        <w:guid w:val="{C732723E-BB6C-4118-8C30-30B6E52EB374}"/>
-      </w:docPartPr>
-      <w:docPartBody>
-        <w:p>
-          <w:pPr>
-            <w:pStyle w:val="F55ACC5F758F4885AA3DFAEC0403F67A"/>
-          </w:pPr>
-          <w:r>
-            <w:t>YOUR NAME</w:t>
-          </w:r>
-        </w:p>
-      </w:docPartBody>
-    </w:docPart>
-    <w:docPart>
-      <w:docPartPr>
-        <w:name w:val="F52009E9ED94450A9D4C0234B1409C96"/>
-        <w:category>
-          <w:name w:val="General"/>
-          <w:gallery w:val="placeholder"/>
-        </w:category>
-        <w:types>
-          <w:type w:val="bbPlcHdr"/>
-        </w:types>
-        <w:behaviors>
-          <w:behavior w:val="content"/>
-        </w:behaviors>
-        <w:guid w:val="{82D7EB49-20A1-491E-8967-2A24DF42B70B}"/>
-      </w:docPartPr>
-      <w:docPartBody>
-        <w:p>
-          <w:pPr>
-            <w:pStyle w:val="F52009E9ED94450A9D4C0234B1409C96"/>
-          </w:pPr>
-          <w:r>
-            <w:t>Street Address</w:t>
-          </w:r>
-        </w:p>
-      </w:docPartBody>
-    </w:docPart>
-    <w:docPart>
-      <w:docPartPr>
-        <w:name w:val="998DD75D5246428BA6293A3C3F8CF1B5"/>
-        <w:category>
-          <w:name w:val="General"/>
-          <w:gallery w:val="placeholder"/>
-        </w:category>
-        <w:types>
-          <w:type w:val="bbPlcHdr"/>
-        </w:types>
-        <w:behaviors>
-          <w:behavior w:val="content"/>
-        </w:behaviors>
-        <w:guid w:val="{A3D99ABF-A3DD-4D0B-BB4B-D60557C520E3}"/>
-      </w:docPartPr>
-      <w:docPartBody>
-        <w:p>
-          <w:pPr>
-            <w:pStyle w:val="998DD75D5246428BA6293A3C3F8CF1B5"/>
-          </w:pPr>
-          <w:r>
-            <w:t>City, St Zip</w:t>
-          </w:r>
-        </w:p>
-      </w:docPartBody>
-    </w:docPart>
-    <w:docPart>
-      <w:docPartPr>
-        <w:name w:val="5C1ACBE2A6AB414DBB3B6DD5125DF557"/>
-        <w:category>
-          <w:name w:val="General"/>
-          <w:gallery w:val="placeholder"/>
-        </w:category>
-        <w:types>
-          <w:type w:val="bbPlcHdr"/>
-        </w:types>
-        <w:behaviors>
-          <w:behavior w:val="content"/>
-        </w:behaviors>
-        <w:guid w:val="{EF21DAAF-109C-428E-A2CC-86984AF32619}"/>
-      </w:docPartPr>
-      <w:docPartBody>
-        <w:p>
-          <w:pPr>
-            <w:pStyle w:val="5C1ACBE2A6AB414DBB3B6DD5125DF557"/>
-          </w:pPr>
-          <w:r>
-            <w:t>YOUR NAME</w:t>
-          </w:r>
-        </w:p>
-      </w:docPartBody>
-    </w:docPart>
-    <w:docPart>
-      <w:docPartPr>
-        <w:name w:val="45EBB5C39D694D529C5DDEF3C32E3FB2"/>
-        <w:category>
-          <w:name w:val="General"/>
-          <w:gallery w:val="placeholder"/>
-        </w:category>
-        <w:types>
-          <w:type w:val="bbPlcHdr"/>
-        </w:types>
-        <w:behaviors>
-          <w:behavior w:val="content"/>
-        </w:behaviors>
-        <w:guid w:val="{D13B8FA4-623B-4D0C-9712-05BD2236239F}"/>
-      </w:docPartPr>
-      <w:docPartBody>
-        <w:p>
-          <w:pPr>
-            <w:pStyle w:val="45EBB5C39D694D529C5DDEF3C32E3FB2"/>
-          </w:pPr>
-          <w:r>
-            <w:t>Street Address</w:t>
-          </w:r>
-        </w:p>
-      </w:docPartBody>
-    </w:docPart>
-    <w:docPart>
-      <w:docPartPr>
-        <w:name w:val="9E91B171552246CCB7FFA02C6DE6C1BA"/>
-        <w:category>
-          <w:name w:val="General"/>
-          <w:gallery w:val="placeholder"/>
-        </w:category>
-        <w:types>
-          <w:type w:val="bbPlcHdr"/>
-        </w:types>
-        <w:behaviors>
-          <w:behavior w:val="content"/>
-        </w:behaviors>
-        <w:guid w:val="{AD50F77A-2927-4B1A-BC4F-91ABA85EE3DD}"/>
-      </w:docPartPr>
-      <w:docPartBody>
-        <w:p>
-          <w:pPr>
-            <w:pStyle w:val="9E91B171552246CCB7FFA02C6DE6C1BA"/>
-          </w:pPr>
-          <w:r>
-            <w:t>City, St Zip</w:t>
-          </w:r>
-        </w:p>
-      </w:docPartBody>
-    </w:docPart>
-    <w:docPart>
-      <w:docPartPr>
-        <w:name w:val="5EB257F02CCA43D49C34DD6461738464"/>
-        <w:category>
-          <w:name w:val="General"/>
-          <w:gallery w:val="placeholder"/>
-        </w:category>
-        <w:types>
-          <w:type w:val="bbPlcHdr"/>
-        </w:types>
-        <w:behaviors>
-          <w:behavior w:val="content"/>
-        </w:behaviors>
-        <w:guid w:val="{17844F0A-EDD9-41AD-95C8-BA6FD8EAC950}"/>
-      </w:docPartPr>
-      <w:docPartBody>
-        <w:p>
-          <w:pPr>
-            <w:pStyle w:val="5EB257F02CCA43D49C34DD6461738464"/>
-          </w:pPr>
-          <w:r>
-            <w:t>YOUR NAME</w:t>
-          </w:r>
-        </w:p>
-      </w:docPartBody>
-    </w:docPart>
-    <w:docPart>
-      <w:docPartPr>
-        <w:name w:val="AE1604EC24224FE58AE75244B221F943"/>
-        <w:category>
-          <w:name w:val="General"/>
-          <w:gallery w:val="placeholder"/>
-        </w:category>
-        <w:types>
-          <w:type w:val="bbPlcHdr"/>
-        </w:types>
-        <w:behaviors>
-          <w:behavior w:val="content"/>
-        </w:behaviors>
-        <w:guid w:val="{34A792CE-E42E-4387-A10E-CBBF26899F71}"/>
-      </w:docPartPr>
-      <w:docPartBody>
-        <w:p>
-          <w:pPr>
-            <w:pStyle w:val="AE1604EC24224FE58AE75244B221F943"/>
-          </w:pPr>
-          <w:r>
-            <w:t>Street Address</w:t>
-          </w:r>
-        </w:p>
-      </w:docPartBody>
-    </w:docPart>
-    <w:docPart>
-      <w:docPartPr>
-        <w:name w:val="FBBCACCA91744852970EF6F411F389C2"/>
-        <w:category>
-          <w:name w:val="General"/>
-          <w:gallery w:val="placeholder"/>
-        </w:category>
-        <w:types>
-          <w:type w:val="bbPlcHdr"/>
-        </w:types>
-        <w:behaviors>
-          <w:behavior w:val="content"/>
-        </w:behaviors>
-        <w:guid w:val="{2620B4D2-8275-404D-825F-858972201EA0}"/>
-      </w:docPartPr>
-      <w:docPartBody>
-        <w:p>
-          <w:pPr>
-            <w:pStyle w:val="FBBCACCA91744852970EF6F411F389C2"/>
-          </w:pPr>
-          <w:r>
-            <w:t>City, St Zip</w:t>
-          </w:r>
-        </w:p>
-      </w:docPartBody>
-    </w:docPart>
-    <w:docPart>
-      <w:docPartPr>
-        <w:name w:val="39C6929EA8F24CA58E4036BBF4D65417"/>
-        <w:category>
-          <w:name w:val="General"/>
-          <w:gallery w:val="placeholder"/>
-        </w:category>
-        <w:types>
-          <w:type w:val="bbPlcHdr"/>
-        </w:types>
-        <w:behaviors>
-          <w:behavior w:val="content"/>
-        </w:behaviors>
-        <w:guid w:val="{0DEE2EA2-F4F7-483D-ABC2-65DEB11DF127}"/>
-      </w:docPartPr>
-      <w:docPartBody>
-        <w:p>
-          <w:r>
-            <w:t>City, St Zip</w:t>
-          </w:r>
-        </w:p>
-      </w:docPartBody>
-    </w:docPart>
-  </w:docParts>
-</w:glossaryDocument>
-</file>
-
-<file path=word/glossary/fontTable.xml><?xml version="1.0" encoding="utf-8"?>
-<w:fonts xmlns:mc="http://schemas.openxmlformats.org/markup-compatibility/2006" xmlns:r="http://schemas.openxmlformats.org/officeDocument/2006/relationships" xmlns:w="http://schemas.openxmlformats.org/wordprocessingml/2006/main" xmlns:w14="http://schemas.microsoft.com/office/word/2010/wordml" xmlns:w15="http://schemas.microsoft.com/office/word/2012/wordml" xmlns:w16cex="http://schemas.microsoft.com/office/word/2018/wordml/cex" xmlns:w16cid="http://schemas.microsoft.com/office/word/2016/wordml/cid" xmlns:w16="http://schemas.microsoft.com/office/word/2018/wordml" xmlns:w16sdtdh="http://schemas.microsoft.com/office/word/2020/wordml/sdtdatahash" xmlns:w16se="http://schemas.microsoft.com/office/word/2015/wordml/symex" mc:Ignorable="w14 w15 w16se w16cid w16 w16cex w16sdtdh">
-  <w:font w:name="Tahoma">
-    <w:panose1 w:val="020B0604030504040204"/>
-    <w:charset w:val="00"/>
-    <w:family w:val="swiss"/>
-    <w:pitch w:val="variable"/>
-    <w:sig w:usb0="E1002EFF" w:usb1="C000605B" w:usb2="00000029" w:usb3="00000000" w:csb0="000101FF" w:csb1="00000000"/>
-  </w:font>
-  <w:font w:name="Times New Roman">
-    <w:panose1 w:val="02020603050405020304"/>
-    <w:charset w:val="00"/>
-    <w:family w:val="roman"/>
-    <w:pitch w:val="variable"/>
-    <w:sig w:usb0="E0002EFF" w:usb1="C000785B" w:usb2="00000009" w:usb3="00000000" w:csb0="000001FF" w:csb1="00000000"/>
-  </w:font>
-  <w:font w:name="Times New Roman (Body CS)">
-    <w:altName w:val="Times New Roman"/>
-    <w:charset w:val="00"/>
-    <w:family w:val="roman"/>
-    <w:pitch w:val="default"/>
-  </w:font>
-  <w:font w:name="Book Antiqua">
-    <w:panose1 w:val="02040602050305030304"/>
-    <w:charset w:val="00"/>
-    <w:family w:val="roman"/>
-    <w:pitch w:val="variable"/>
-    <w:sig w:usb0="00000287" w:usb1="00000000" w:usb2="00000000" w:usb3="00000000" w:csb0="0000009F" w:csb1="00000000"/>
-  </w:font>
-  <w:font w:name="Times New Roman (Headings CS)">
-    <w:altName w:val="Times New Roman"/>
-    <w:panose1 w:val="00000000000000000000"/>
-    <w:charset w:val="00"/>
-    <w:family w:val="roman"/>
-    <w:notTrueType/>
-    <w:pitch w:val="default"/>
-  </w:font>
-  <w:font w:name="Calibri">
-    <w:panose1 w:val="020F0502020204030204"/>
-    <w:charset w:val="00"/>
-    <w:family w:val="swiss"/>
-    <w:pitch w:val="variable"/>
-    <w:sig w:usb0="E4002EFF" w:usb1="C000247B" w:usb2="00000009" w:usb3="00000000" w:csb0="000001FF" w:csb1="00000000"/>
-  </w:font>
-  <w:font w:name="Calibri Light">
-    <w:panose1 w:val="020F0302020204030204"/>
-    <w:charset w:val="00"/>
-    <w:family w:val="swiss"/>
-    <w:pitch w:val="variable"/>
-    <w:sig w:usb0="E4002EFF" w:usb1="C000247B" w:usb2="00000009" w:usb3="00000000" w:csb0="000001FF" w:csb1="00000000"/>
-  </w:font>
-</w:fonts>
-</file>
-
-<file path=word/glossary/settings.xml><?xml version="1.0" encoding="utf-8"?>
-<w:settings xmlns:mc="http://schemas.openxmlformats.org/markup-compatibility/2006" xmlns:o="urn:schemas-microsoft-com:office:office" xmlns:r="http://schemas.openxmlformats.org/officeDocument/2006/relationships" xmlns:m="http://schemas.openxmlformats.org/officeDocument/2006/math" xmlns:v="urn:schemas-microsoft-com:vml" xmlns:w10="urn:schemas-microsoft-com:office:word" xmlns:w="http://schemas.openxmlformats.org/wordprocessingml/2006/main" xmlns:w14="http://schemas.microsoft.com/office/word/2010/wordml" xmlns:w15="http://schemas.microsoft.com/office/word/2012/wordml" xmlns:w16cex="http://schemas.microsoft.com/office/word/2018/wordml/cex" xmlns:w16cid="http://schemas.microsoft.com/office/word/2016/wordml/cid" xmlns:w16="http://schemas.microsoft.com/office/word/2018/wordml" xmlns:w16sdtdh="http://schemas.microsoft.com/office/word/2020/wordml/sdtdatahash" xmlns:w16se="http://schemas.microsoft.com/office/word/2015/wordml/symex" xmlns:sl="http://schemas.openxmlformats.org/schemaLibrary/2006/main" mc:Ignorable="w14 w15 w16se w16cid w16 w16cex w16sdtdh">
-  <w:view w:val="normal"/>
-  <w:defaultTabStop w:val="720"/>
-  <w:characterSpacingControl w:val="doNotCompress"/>
-  <w:compat>
-    <w:useFELayout/>
-    <w:compatSetting w:name="compatibilityMode" w:uri="http://schemas.microsoft.com/office/word" w:val="15"/>
-    <w:compatSetting w:name="overrideTableStyleFontSizeAndJustification" w:uri="http://schemas.microsoft.com/office/word" w:val="1"/>
-    <w:compatSetting w:name="enableOpenTypeFeatures" w:uri="http://schemas.microsoft.com/office/word" w:val="1"/>
-    <w:compatSetting w:name="doNotFlipMirrorIndents" w:uri="http://schemas.microsoft.com/office/word" w:val="1"/>
-    <w:compatSetting w:name="differentiateMultirowTableHeaders" w:uri="http://schemas.microsoft.com/office/word" w:val="1"/>
-    <w:compatSetting w:name="useWord2013TrackBottomHyphenation" w:uri="http://schemas.microsoft.com/office/word" w:val="0"/>
-  </w:compat>
-  <w:rsids>
-    <w:rsidRoot w:val="00503AF2"/>
-    <w:rsid w:val="00024374"/>
-    <w:rsid w:val="000961CC"/>
-    <w:rsid w:val="00117961"/>
-    <w:rsid w:val="001D4A50"/>
-    <w:rsid w:val="003D5DD1"/>
-    <w:rsid w:val="003F3EEE"/>
-    <w:rsid w:val="00503AF2"/>
-    <w:rsid w:val="00571675"/>
-    <w:rsid w:val="005F02FC"/>
-    <w:rsid w:val="006A0843"/>
-    <w:rsid w:val="00781CEF"/>
-    <w:rsid w:val="007B0202"/>
-    <w:rsid w:val="008104D6"/>
-    <w:rsid w:val="00864877"/>
-    <w:rsid w:val="00993EEC"/>
-    <w:rsid w:val="00AF345C"/>
-    <w:rsid w:val="00B37E6E"/>
-    <w:rsid w:val="00BC08E3"/>
-    <w:rsid w:val="00BD6813"/>
-    <w:rsid w:val="00BE32A7"/>
-    <w:rsid w:val="00D64D40"/>
-    <w:rsid w:val="00DD3A53"/>
-    <w:rsid w:val="00E71F34"/>
-    <w:rsid w:val="00FA128F"/>
-    <w:rsid w:val="00FD0BD0"/>
-  </w:rsids>
-  <m:mathPr>
-    <m:mathFont m:val="Cambria Math"/>
-    <m:brkBin m:val="before"/>
-    <m:brkBinSub m:val="--"/>
-    <m:smallFrac m:val="0"/>
-    <m:dispDef/>
-    <m:lMargin m:val="0"/>
-    <m:rMargin m:val="0"/>
-    <m:defJc m:val="centerGroup"/>
-    <m:wrapIndent m:val="1440"/>
-    <m:intLim m:val="subSup"/>
-    <m:naryLim m:val="undOvr"/>
-  </m:mathPr>
-  <w:themeFontLang w:val="en-US"/>
-  <w:clrSchemeMapping w:bg1="light1" w:t1="dark1" w:bg2="light2" w:t2="dark2" w:accent1="accent1" w:accent2="accent2" w:accent3="accent3" w:accent4="accent4" w:accent5="accent5" w:accent6="accent6" w:hyperlink="hyperlink" w:followedHyperlink="followedHyperlink"/>
-  <w:decimalSymbol w:val="."/>
-  <w:listSeparator w:val=","/>
-  <w15:chartTrackingRefBased/>
-</w:settings>
-</file>
-
-<file path=word/glossary/styles.xml><?xml version="1.0" encoding="utf-8"?>
-<w:styles xmlns:mc="http://schemas.openxmlformats.org/markup-compatibility/2006" xmlns:r="http://schemas.openxmlformats.org/officeDocument/2006/relationships" xmlns:w="http://schemas.openxmlformats.org/wordprocessingml/2006/main" xmlns:w14="http://schemas.microsoft.com/office/word/2010/wordml" xmlns:w15="http://schemas.microsoft.com/office/word/2012/wordml" xmlns:w16cex="http://schemas.microsoft.com/office/word/2018/wordml/cex" xmlns:w16cid="http://schemas.microsoft.com/office/word/2016/wordml/cid" xmlns:w16="http://schemas.microsoft.com/office/word/2018/wordml" xmlns:w16sdtdh="http://schemas.microsoft.com/office/word/2020/wordml/sdtdatahash" xmlns:w16se="http://schemas.microsoft.com/office/word/2015/wordml/symex" mc:Ignorable="w14 w15 w16se w16cid w16 w16cex w16sdtdh">
-  <w:docDefaults>
-    <w:rPrDefault>
-      <w:rPr>
-        <w:rFonts w:asciiTheme="minorHAnsi" w:eastAsiaTheme="minorEastAsia" w:hAnsiTheme="minorHAnsi" w:cstheme="minorBidi"/>
-        <w:sz w:val="24"/>
-        <w:szCs w:val="24"/>
-        <w:lang w:val="en-US" w:eastAsia="en-US" w:bidi="ar-SA"/>
-      </w:rPr>
-    </w:rPrDefault>
-    <w:pPrDefault/>
-  </w:docDefaults>
-  <w:latentStyles w:defLockedState="0" w:defUIPriority="99" w:defSemiHidden="0" w:defUnhideWhenUsed="0" w:defQFormat="0" w:count="376">
-    <w:lsdException w:name="Normal" w:uiPriority="0" w:qFormat="1"/>
-    <w:lsdException w:name="heading 1" w:uiPriority="9" w:qFormat="1"/>
-    <w:lsdException w:name="heading 2" w:semiHidden="1" w:uiPriority="9" w:unhideWhenUsed="1" w:qFormat="1"/>
-    <w:lsdException w:name="heading 3" w:semiHidden="1" w:uiPriority="9" w:unhideWhenUsed="1" w:qFormat="1"/>
-    <w:lsdException w:name="heading 4" w:semiHidden="1" w:uiPriority="9" w:unhideWhenUsed="1" w:qFormat="1"/>
-    <w:lsdException w:name="heading 5" w:semiHidden="1" w:uiPriority="9" w:unhideWhenUsed="1" w:qFormat="1"/>
-    <w:lsdException w:name="heading 6" w:semiHidden="1" w:uiPriority="9" w:unhideWhenUsed="1" w:qFormat="1"/>
-    <w:lsdException w:name="heading 7" w:semiHidden="1" w:uiPriority="9" w:unhideWhenUsed="1" w:qFormat="1"/>
-    <w:lsdException w:name="heading 8" w:semiHidden="1" w:uiPriority="9" w:unhideWhenUsed="1" w:qFormat="1"/>
-    <w:lsdException w:name="heading 9" w:semiHidden="1" w:uiPriority="9" w:unhideWhenUsed="1" w:qFormat="1"/>
-    <w:lsdException w:name="index 1" w:semiHidden="1" w:unhideWhenUsed="1"/>
-    <w:lsdException w:name="index 2" w:semiHidden="1" w:unhideWhenUsed="1"/>
-    <w:lsdException w:name="index 3" w:semiHidden="1" w:unhideWhenUsed="1"/>
-    <w:lsdException w:name="index 4" w:semiHidden="1" w:unhideWhenUsed="1"/>
-    <w:lsdException w:name="index 5" w:semiHidden="1" w:unhideWhenUsed="1"/>
-    <w:lsdException w:name="index 6" w:semiHidden="1" w:unhideWhenUsed="1"/>
-    <w:lsdException w:name="index 7" w:semiHidden="1" w:unhideWhenUsed="1"/>
-    <w:lsdException w:name="index 8" w:semiHidden="1" w:unhideWhenUsed="1"/>
-    <w:lsdException w:name="index 9" w:semiHidden="1" w:unhideWhenUsed="1"/>
-    <w:lsdException w:name="toc 1" w:semiHidden="1" w:uiPriority="39" w:unhideWhenUsed="1"/>
-    <w:lsdException w:name="toc 2" w:semiHidden="1" w:uiPriority="39" w:unhideWhenUsed="1"/>
-    <w:lsdException w:name="toc 3" w:semiHidden="1" w:uiPriority="39" w:unhideWhenUsed="1"/>
-    <w:lsdException w:name="toc 4" w:semiHidden="1" w:uiPriority="39" w:unhideWhenUsed="1"/>
-    <w:lsdException w:name="toc 5" w:semiHidden="1" w:uiPriority="39" w:unhideWhenUsed="1"/>
-    <w:lsdException w:name="toc 6" w:semiHidden="1" w:uiPriority="39" w:unhideWhenUsed="1"/>
-    <w:lsdException w:name="toc 7" w:semiHidden="1" w:uiPriority="39" w:unhideWhenUsed="1"/>
-    <w:lsdException w:name="toc 8" w:semiHidden="1" w:uiPriority="39" w:unhideWhenUsed="1"/>
-    <w:lsdException w:name="toc 9" w:semiHidden="1" w:uiPriority="39" w:unhideWhenUsed="1"/>
-    <w:lsdException w:name="Normal Indent" w:semiHidden="1" w:unhideWhenUsed="1"/>
-    <w:lsdException w:name="footnote text" w:semiHidden="1" w:unhideWhenUsed="1"/>
-    <w:lsdException w:name="annotation text" w:semiHidden="1" w:unhideWhenUsed="1"/>
-    <w:lsdException w:name="header" w:semiHidden="1" w:unhideWhenUsed="1"/>
-    <w:lsdException w:name="footer" w:semiHidden="1" w:unhideWhenUsed="1"/>
-    <w:lsdException w:name="index heading" w:semiHidden="1" w:unhideWhenUsed="1"/>
-    <w:lsdException w:name="caption" w:semiHidden="1" w:uiPriority="35" w:unhideWhenUsed="1" w:qFormat="1"/>
-    <w:lsdException w:name="table of figures" w:semiHidden="1" w:unhideWhenUsed="1"/>
-    <w:lsdException w:name="envelope address" w:semiHidden="1" w:unhideWhenUsed="1"/>
-    <w:lsdException w:name="envelope return" w:semiHidden="1" w:unhideWhenUsed="1"/>
-    <w:lsdException w:name="footnote reference" w:semiHidden="1" w:unhideWhenUsed="1"/>
-    <w:lsdException w:name="annotation reference" w:semiHidden="1" w:unhideWhenUsed="1"/>
-    <w:lsdException w:name="line number" w:semiHidden="1" w:unhideWhenUsed="1"/>
-    <w:lsdException w:name="page number" w:semiHidden="1" w:unhideWhenUsed="1"/>
-    <w:lsdException w:name="endnote reference" w:semiHidden="1" w:unhideWhenUsed="1"/>
-    <w:lsdException w:name="endnote text" w:semiHidden="1" w:unhideWhenUsed="1"/>
-    <w:lsdException w:name="table of authorities" w:semiHidden="1" w:unhideWhenUsed="1"/>
-    <w:lsdException w:name="macro" w:semiHidden="1" w:unhideWhenUsed="1"/>
-    <w:lsdException w:name="toa heading" w:semiHidden="1" w:unhideWhenUsed="1"/>
-    <w:lsdException w:name="List" w:semiHidden="1" w:unhideWhenUsed="1"/>
-    <w:lsdException w:name="List Bullet" w:semiHidden="1" w:unhideWhenUsed="1"/>
-    <w:lsdException w:name="List Number" w:semiHidden="1" w:unhideWhenUsed="1"/>
-    <w:lsdException w:name="List 2" w:semiHidden="1" w:unhideWhenUsed="1"/>
-    <w:lsdException w:name="List 3" w:semiHidden="1" w:unhideWhenUsed="1"/>
-    <w:lsdException w:name="List 4" w:semiHidden="1" w:unhideWhenUsed="1"/>
-    <w:lsdException w:name="List 5" w:semiHidden="1" w:unhideWhenUsed="1"/>
-    <w:lsdException w:name="List Bullet 2" w:semiHidden="1" w:unhideWhenUsed="1"/>
-    <w:lsdException w:name="List Bullet 3" w:semiHidden="1" w:unhideWhenUsed="1"/>
-    <w:lsdException w:name="List Bullet 4" w:semiHidden="1" w:unhideWhenUsed="1"/>
-    <w:lsdException w:name="List Bullet 5" w:semiHidden="1" w:unhideWhenUsed="1"/>
-    <w:lsdException w:name="List Number 2" w:semiHidden="1" w:unhideWhenUsed="1"/>
-    <w:lsdException w:name="List Number 3" w:semiHidden="1" w:unhideWhenUsed="1"/>
-    <w:lsdException w:name="List Number 4" w:semiHidden="1" w:unhideWhenUsed="1"/>
-    <w:lsdException w:name="List Number 5" w:semiHidden="1" w:unhideWhenUsed="1"/>
-    <w:lsdException w:name="Title" w:uiPriority="10" w:qFormat="1"/>
-    <w:lsdException w:name="Closing" w:semiHidden="1" w:unhideWhenUsed="1"/>
-    <w:lsdException w:name="Signature" w:semiHidden="1" w:unhideWhenUsed="1"/>
-    <w:lsdException w:name="Default Paragraph Font" w:semiHidden="1" w:uiPriority="1" w:unhideWhenUsed="1"/>
-    <w:lsdException w:name="Body Text" w:semiHidden="1" w:unhideWhenUsed="1"/>
-    <w:lsdException w:name="Body Text Indent" w:semiHidden="1" w:unhideWhenUsed="1"/>
-    <w:lsdException w:name="List Continue" w:semiHidden="1" w:unhideWhenUsed="1"/>
-    <w:lsdException w:name="List Continue 2" w:semiHidden="1" w:unhideWhenUsed="1"/>
-    <w:lsdException w:name="List Continue 3" w:semiHidden="1" w:unhideWhenUsed="1"/>
-    <w:lsdException w:name="List Continue 4" w:semiHidden="1" w:unhideWhenUsed="1"/>
-    <w:lsdException w:name="List Continue 5" w:semiHidden="1" w:unhideWhenUsed="1"/>
-    <w:lsdException w:name="Message Header" w:semiHidden="1" w:unhideWhenUsed="1"/>
-    <w:lsdException w:name="Subtitle" w:uiPriority="11" w:qFormat="1"/>
-    <w:lsdException w:name="Salutation" w:semiHidden="1" w:unhideWhenUsed="1"/>
-    <w:lsdException w:name="Date" w:semiHidden="1" w:unhideWhenUsed="1"/>
-    <w:lsdException w:name="Body Text First Indent" w:semiHidden="1" w:unhideWhenUsed="1"/>
-    <w:lsdException w:name="Body Text First Indent 2" w:semiHidden="1" w:unhideWhenUsed="1"/>
-    <w:lsdException w:name="Note Heading" w:semiHidden="1" w:unhideWhenUsed="1"/>
-    <w:lsdException w:name="Body Text 2" w:semiHidden="1" w:unhideWhenUsed="1"/>
-    <w:lsdException w:name="Body Text 3" w:semiHidden="1" w:unhideWhenUsed="1"/>
-    <w:lsdException w:name="Body Text Indent 2" w:semiHidden="1" w:unhideWhenUsed="1"/>
-    <w:lsdException w:name="Body Text Indent 3" w:semiHidden="1" w:unhideWhenUsed="1"/>
-    <w:lsdException w:name="Block Text" w:semiHidden="1" w:unhideWhenUsed="1"/>
-    <w:lsdException w:name="Hyperlink" w:semiHidden="1" w:unhideWhenUsed="1"/>
-    <w:lsdException w:name="FollowedHyperlink" w:semiHidden="1" w:unhideWhenUsed="1"/>
-    <w:lsdException w:name="Strong" w:uiPriority="22" w:qFormat="1"/>
-    <w:lsdException w:name="Emphasis" w:uiPriority="20" w:qFormat="1"/>
-    <w:lsdException w:name="Document Map" w:semiHidden="1" w:unhideWhenUsed="1"/>
-    <w:lsdException w:name="Plain Text" w:semiHidden="1" w:unhideWhenUsed="1"/>
-    <w:lsdException w:name="E-mail Signature" w:semiHidden="1" w:unhideWhenUsed="1"/>
-    <w:lsdException w:name="HTML Top of Form" w:semiHidden="1" w:unhideWhenUsed="1"/>
-    <w:lsdException w:name="HTML Bottom of Form" w:semiHidden="1" w:unhideWhenUsed="1"/>
-    <w:lsdException w:name="Normal (Web)" w:semiHidden="1" w:unhideWhenUsed="1"/>
-    <w:lsdException w:name="HTML Acronym" w:semiHidden="1" w:unhideWhenUsed="1"/>
-    <w:lsdException w:name="HTML Address" w:semiHidden="1" w:unhideWhenUsed="1"/>
-    <w:lsdException w:name="HTML Cite" w:semiHidden="1" w:unhideWhenUsed="1"/>
-    <w:lsdException w:name="HTML Code" w:semiHidden="1" w:unhideWhenUsed="1"/>
-    <w:lsdException w:name="HTML Definition" w:semiHidden="1" w:unhideWhenUsed="1"/>
-    <w:lsdException w:name="HTML Keyboard" w:semiHidden="1" w:unhideWhenUsed="1"/>
-    <w:lsdException w:name="HTML Preformatted" w:semiHidden="1" w:unhideWhenUsed="1"/>
-    <w:lsdException w:name="HTML Sample" w:semiHidden="1" w:unhideWhenUsed="1"/>
-    <w:lsdException w:name="HTML Typewriter" w:semiHidden="1" w:unhideWhenUsed="1"/>
-    <w:lsdException w:name="HTML Variable" w:semiHidden="1" w:unhideWhenUsed="1"/>
-    <w:lsdException w:name="Normal Table" w:semiHidden="1" w:unhideWhenUsed="1"/>
-    <w:lsdException w:name="annotation subject" w:semiHidden="1" w:unhideWhenUsed="1"/>
-    <w:lsdException w:name="No List" w:semiHidden="1" w:unhideWhenUsed="1"/>
-    <w:lsdException w:name="Outline List 1" w:semiHidden="1" w:unhideWhenUsed="1"/>
-    <w:lsdException w:name="Outline List 2" w:semiHidden="1" w:unhideWhenUsed="1"/>
-    <w:lsdException w:name="Outline List 3" w:semiHidden="1" w:unhideWhenUsed="1"/>
-    <w:lsdException w:name="Table Simple 1" w:semiHidden="1" w:unhideWhenUsed="1"/>
-    <w:lsdException w:name="Table Simple 2" w:semiHidden="1" w:unhideWhenUsed="1"/>
-    <w:lsdException w:name="Table Simple 3" w:semiHidden="1" w:unhideWhenUsed="1"/>
-    <w:lsdException w:name="Table Classic 1" w:semiHidden="1" w:unhideWhenUsed="1"/>
-    <w:lsdException w:name="Table Classic 2" w:semiHidden="1" w:unhideWhenUsed="1"/>
-    <w:lsdException w:name="Table Classic 3" w:semiHidden="1" w:unhideWhenUsed="1"/>
-    <w:lsdException w:name="Table Classic 4" w:semiHidden="1" w:unhideWhenUsed="1"/>
-    <w:lsdException w:name="Table Colorful 1" w:semiHidden="1" w:unhideWhenUsed="1"/>
-    <w:lsdException w:name="Table Colorful 2" w:semiHidden="1" w:unhideWhenUsed="1"/>
-    <w:lsdException w:name="Table Colorful 3" w:semiHidden="1" w:unhideWhenUsed="1"/>
-    <w:lsdException w:name="Table Columns 1" w:semiHidden="1" w:unhideWhenUsed="1"/>
-    <w:lsdException w:name="Table Columns 2" w:semiHidden="1" w:unhideWhenUsed="1"/>
-    <w:lsdException w:name="Table Columns 3" w:semiHidden="1" w:unhideWhenUsed="1"/>
-    <w:lsdException w:name="Table Columns 4" w:semiHidden="1" w:unhideWhenUsed="1"/>
-    <w:lsdException w:name="Table Columns 5" w:semiHidden="1" w:unhideWhenUsed="1"/>
-    <w:lsdException w:name="Table Grid 1" w:semiHidden="1" w:unhideWhenUsed="1"/>
-    <w:lsdException w:name="Table Grid 2" w:semiHidden="1" w:unhideWhenUsed="1"/>
-    <w:lsdException w:name="Table Grid 3" w:semiHidden="1" w:unhideWhenUsed="1"/>
-    <w:lsdException w:name="Table Grid 4" w:semiHidden="1" w:unhideWhenUsed="1"/>
-    <w:lsdException w:name="Table Grid 5" w:semiHidden="1" w:unhideWhenUsed="1"/>
-    <w:lsdException w:name="Table Grid 6" w:semiHidden="1" w:unhideWhenUsed="1"/>
-    <w:lsdException w:name="Table Grid 7" w:semiHidden="1" w:unhideWhenUsed="1"/>
-    <w:lsdException w:name="Table Grid 8" w:semiHidden="1" w:unhideWhenUsed="1"/>
-    <w:lsdException w:name="Table List 1" w:semiHidden="1" w:unhideWhenUsed="1"/>
-    <w:lsdException w:name="Table List 2" w:semiHidden="1" w:unhideWhenUsed="1"/>
-    <w:lsdException w:name="Table List 3" w:semiHidden="1" w:unhideWhenUsed="1"/>
-    <w:lsdException w:name="Table List 4" w:semiHidden="1" w:unhideWhenUsed="1"/>
-    <w:lsdException w:name="Table List 5" w:semiHidden="1" w:unhideWhenUsed="1"/>
-    <w:lsdException w:name="Table List 6" w:semiHidden="1" w:unhideWhenUsed="1"/>
-    <w:lsdException w:name="Table List 7" w:semiHidden="1" w:unhideWhenUsed="1"/>
-    <w:lsdException w:name="Table List 8" w:semiHidden="1" w:unhideWhenUsed="1"/>
-    <w:lsdException w:name="Table 3D effects 1" w:semiHidden="1" w:unhideWhenUsed="1"/>
-    <w:lsdException w:name="Table 3D effects 2" w:semiHidden="1" w:unhideWhenUsed="1"/>
-    <w:lsdException w:name="Table 3D effects 3" w:semiHidden="1" w:unhideWhenUsed="1"/>
-    <w:lsdException w:name="Table Contemporary" w:semiHidden="1" w:unhideWhenUsed="1"/>
-    <w:lsdException w:name="Table Elegant" w:semiHidden="1" w:unhideWhenUsed="1"/>
-    <w:lsdException w:name="Table Professional" w:semiHidden="1" w:unhideWhenUsed="1"/>
-    <w:lsdException w:name="Table Subtle 1" w:semiHidden="1" w:unhideWhenUsed="1"/>
-    <w:lsdException w:name="Table Subtle 2" w:semiHidden="1" w:unhideWhenUsed="1"/>
-    <w:lsdException w:name="Table Web 1" w:semiHidden="1" w:unhideWhenUsed="1"/>
-    <w:lsdException w:name="Table Web 2" w:semiHidden="1" w:unhideWhenUsed="1"/>
-    <w:lsdException w:name="Table Web 3" w:semiHidden="1" w:unhideWhenUsed="1"/>
-    <w:lsdException w:name="Balloon Text" w:semiHidden="1" w:unhideWhenUsed="1"/>
-    <w:lsdException w:name="Table Grid" w:uiPriority="39"/>
-    <w:lsdException w:name="Table Theme" w:semiHidden="1" w:unhideWhenUsed="1"/>
-    <w:lsdException w:name="Placeholder Text" w:semiHidden="1"/>
-    <w:lsdException w:name="No Spacing" w:uiPriority="1" w:qFormat="1"/>
-    <w:lsdException w:name="Light Shading" w:uiPriority="60"/>
-    <w:lsdException w:name="Light List" w:uiPriority="61"/>
-    <w:lsdException w:name="Light Grid" w:uiPriority="62"/>
-    <w:lsdException w:name="Medium Shading 1" w:uiPriority="63"/>
-    <w:lsdException w:name="Medium Shading 2" w:uiPriority="64"/>
-    <w:lsdException w:name="Medium List 1" w:uiPriority="65"/>
-    <w:lsdException w:name="Medium List 2" w:uiPriority="66"/>
-    <w:lsdException w:name="Medium Grid 1" w:uiPriority="67"/>
-    <w:lsdException w:name="Medium Grid 2" w:uiPriority="68"/>
-    <w:lsdException w:name="Medium Grid 3" w:uiPriority="69"/>
-    <w:lsdException w:name="Dark List" w:uiPriority="70"/>
-    <w:lsdException w:name="Colorful Shading" w:uiPriority="71"/>
-    <w:lsdException w:name="Colorful List" w:uiPriority="72"/>
-    <w:lsdException w:name="Colorful Grid" w:uiPriority="73"/>
-    <w:lsdException w:name="Light Shading Accent 1" w:uiPriority="60"/>
-    <w:lsdException w:name="Light List Accent 1" w:uiPriority="61"/>
-    <w:lsdException w:name="Light Grid Accent 1" w:uiPriority="62"/>
-    <w:lsdException w:name="Medium Shading 1 Accent 1" w:uiPriority="63"/>
-    <w:lsdException w:name="Medium Shading 2 Accent 1" w:uiPriority="64"/>
-    <w:lsdException w:name="Medium List 1 Accent 1" w:uiPriority="65"/>
-    <w:lsdException w:name="Revision" w:semiHidden="1"/>
-    <w:lsdException w:name="List Paragraph" w:uiPriority="34" w:qFormat="1"/>
-    <w:lsdException w:name="Quote" w:uiPriority="29" w:qFormat="1"/>
-    <w:lsdException w:name="Intense Quote" w:uiPriority="30" w:qFormat="1"/>
-    <w:lsdException w:name="Medium List 2 Accent 1" w:uiPriority="66"/>
-    <w:lsdException w:name="Medium Grid 1 Accent 1" w:uiPriority="67"/>
-    <w:lsdException w:name="Medium Grid 2 Accent 1" w:uiPriority="68"/>
-    <w:lsdException w:name="Medium Grid 3 Accent 1" w:uiPriority="69"/>
-    <w:lsdException w:name="Dark List Accent 1" w:uiPriority="70"/>
-    <w:lsdException w:name="Colorful Shading Accent 1" w:uiPriority="71"/>
-    <w:lsdException w:name="Colorful List Accent 1" w:uiPriority="72"/>
-    <w:lsdException w:name="Colorful Grid Accent 1" w:uiPriority="73"/>
-    <w:lsdException w:name="Light Shading Accent 2" w:uiPriority="60"/>
-    <w:lsdException w:name="Light List Accent 2" w:uiPriority="61"/>
-    <w:lsdException w:name="Light Grid Accent 2" w:uiPriority="62"/>
-    <w:lsdException w:name="Medium Shading 1 Accent 2" w:uiPriority="63"/>
-    <w:lsdException w:name="Medium Shading 2 Accent 2" w:uiPriority="64"/>
-    <w:lsdException w:name="Medium List 1 Accent 2" w:uiPriority="65"/>
-    <w:lsdException w:name="Medium List 2 Accent 2" w:uiPriority="66"/>
-    <w:lsdException w:name="Medium Grid 1 Accent 2" w:uiPriority="67"/>
-    <w:lsdException w:name="Medium Grid 2 Accent 2" w:uiPriority="68"/>
-    <w:lsdException w:name="Medium Grid 3 Accent 2" w:uiPriority="69"/>
-    <w:lsdException w:name="Dark List Accent 2" w:uiPriority="70"/>
-    <w:lsdException w:name="Colorful Shading Accent 2" w:uiPriority="71"/>
-    <w:lsdException w:name="Colorful List Accent 2" w:uiPriority="72"/>
-    <w:lsdException w:name="Colorful Grid Accent 2" w:uiPriority="73"/>
-    <w:lsdException w:name="Light Shading Accent 3" w:uiPriority="60"/>
-    <w:lsdException w:name="Light List Accent 3" w:uiPriority="61"/>
-    <w:lsdException w:name="Light Grid Accent 3" w:uiPriority="62"/>
-    <w:lsdException w:name="Medium Shading 1 Accent 3" w:uiPriority="63"/>
-    <w:lsdException w:name="Medium Shading 2 Accent 3" w:uiPriority="64"/>
-    <w:lsdException w:name="Medium List 1 Accent 3" w:uiPriority="65"/>
-    <w:lsdException w:name="Medium List 2 Accent 3" w:uiPriority="66"/>
-    <w:lsdException w:name="Medium Grid 1 Accent 3" w:uiPriority="67"/>
-    <w:lsdException w:name="Medium Grid 2 Accent 3" w:uiPriority="68"/>
-    <w:lsdException w:name="Medium Grid 3 Accent 3" w:uiPriority="69"/>
-    <w:lsdException w:name="Dark List Accent 3" w:uiPriority="70"/>
-    <w:lsdException w:name="Colorful Shading Accent 3" w:uiPriority="71"/>
-    <w:lsdException w:name="Colorful List Accent 3" w:uiPriority="72"/>
-    <w:lsdException w:name="Colorful Grid Accent 3" w:uiPriority="73"/>
-    <w:lsdException w:name="Light Shading Accent 4" w:uiPriority="60"/>
-    <w:lsdException w:name="Light List Accent 4" w:uiPriority="61"/>
-    <w:lsdException w:name="Light Grid Accent 4" w:uiPriority="62"/>
-    <w:lsdException w:name="Medium Shading 1 Accent 4" w:uiPriority="63"/>
-    <w:lsdException w:name="Medium Shading 2 Accent 4" w:uiPriority="64"/>
-    <w:lsdException w:name="Medium List 1 Accent 4" w:uiPriority="65"/>
-    <w:lsdException w:name="Medium List 2 Accent 4" w:uiPriority="66"/>
-    <w:lsdException w:name="Medium Grid 1 Accent 4" w:uiPriority="67"/>
-    <w:lsdException w:name="Medium Grid 2 Accent 4" w:uiPriority="68"/>
-    <w:lsdException w:name="Medium Grid 3 Accent 4" w:uiPriority="69"/>
-    <w:lsdException w:name="Dark List Accent 4" w:uiPriority="70"/>
-    <w:lsdException w:name="Colorful Shading Accent 4" w:uiPriority="71"/>
-    <w:lsdException w:name="Colorful List Accent 4" w:uiPriority="72"/>
-    <w:lsdException w:name="Colorful Grid Accent 4" w:uiPriority="73"/>
-    <w:lsdException w:name="Light Shading Accent 5" w:uiPriority="60"/>
-    <w:lsdException w:name="Light List Accent 5" w:uiPriority="61"/>
-    <w:lsdException w:name="Light Grid Accent 5" w:uiPriority="62"/>
-    <w:lsdException w:name="Medium Shading 1 Accent 5" w:uiPriority="63"/>
-    <w:lsdException w:name="Medium Shading 2 Accent 5" w:uiPriority="64"/>
-    <w:lsdException w:name="Medium List 1 Accent 5" w:uiPriority="65"/>
-    <w:lsdException w:name="Medium List 2 Accent 5" w:uiPriority="66"/>
-    <w:lsdException w:name="Medium Grid 1 Accent 5" w:uiPriority="67"/>
-    <w:lsdException w:name="Medium Grid 2 Accent 5" w:uiPriority="68"/>
-    <w:lsdException w:name="Medium Grid 3 Accent 5" w:uiPriority="69"/>
-    <w:lsdException w:name="Dark List Accent 5" w:uiPriority="70"/>
-    <w:lsdException w:name="Colorful Shading Accent 5" w:uiPriority="71"/>
-    <w:lsdException w:name="Colorful List Accent 5" w:uiPriority="72"/>
-    <w:lsdException w:name="Colorful Grid Accent 5" w:uiPriority="73"/>
-    <w:lsdException w:name="Light Shading Accent 6" w:uiPriority="60"/>
-    <w:lsdException w:name="Light List Accent 6" w:uiPriority="61"/>
-    <w:lsdException w:name="Light Grid Accent 6" w:uiPriority="62"/>
-    <w:lsdException w:name="Medium Shading 1 Accent 6" w:uiPriority="63"/>
-    <w:lsdException w:name="Medium Shading 2 Accent 6" w:uiPriority="64"/>
-    <w:lsdException w:name="Medium List 1 Accent 6" w:uiPriority="65"/>
-    <w:lsdException w:name="Medium List 2 Accent 6" w:uiPriority="66"/>
-    <w:lsdException w:name="Medium Grid 1 Accent 6" w:uiPriority="67"/>
-    <w:lsdException w:name="Medium Grid 2 Accent 6" w:uiPriority="68"/>
-    <w:lsdException w:name="Medium Grid 3 Accent 6" w:uiPriority="69"/>
-    <w:lsdException w:name="Dark List Accent 6" w:uiPriority="70"/>
-    <w:lsdException w:name="Colorful Shading Accent 6" w:uiPriority="71"/>
-    <w:lsdException w:name="Colorful List Accent 6" w:uiPriority="72"/>
-    <w:lsdException w:name="Colorful Grid Accent 6" w:uiPriority="73"/>
-    <w:lsdException w:name="Subtle Emphasis" w:uiPriority="19" w:qFormat="1"/>
-    <w:lsdException w:name="Intense Emphasis" w:uiPriority="21" w:qFormat="1"/>
-    <w:lsdException w:name="Subtle Reference" w:uiPriority="31" w:qFormat="1"/>
-    <w:lsdException w:name="Intense Reference" w:uiPriority="32" w:qFormat="1"/>
-    <w:lsdException w:name="Book Title" w:uiPriority="33" w:qFormat="1"/>
-    <w:lsdException w:name="Bibliography" w:semiHidden="1" w:uiPriority="37" w:unhideWhenUsed="1"/>
-    <w:lsdException w:name="TOC Heading" w:semiHidden="1" w:uiPriority="39" w:unhideWhenUsed="1" w:qFormat="1"/>
-    <w:lsdException w:name="Plain Table 1" w:uiPriority="41"/>
-    <w:lsdException w:name="Plain Table 2" w:uiPriority="42"/>
-    <w:lsdException w:name="Plain Table 3" w:uiPriority="43"/>
-    <w:lsdException w:name="Plain Table 4" w:uiPriority="44"/>
-    <w:lsdException w:name="Plain Table 5" w:uiPriority="45"/>
-    <w:lsdException w:name="Grid Table Light" w:uiPriority="40"/>
-    <w:lsdException w:name="Grid Table 1 Light" w:uiPriority="46"/>
-    <w:lsdException w:name="Grid Table 2" w:uiPriority="47"/>
-    <w:lsdException w:name="Grid Table 3" w:uiPriority="48"/>
-    <w:lsdException w:name="Grid Table 4" w:uiPriority="49"/>
-    <w:lsdException w:name="Grid Table 5 Dark" w:uiPriority="50"/>
-    <w:lsdException w:name="Grid Table 6 Colorful" w:uiPriority="51"/>
-    <w:lsdException w:name="Grid Table 7 Colorful" w:uiPriority="52"/>
-    <w:lsdException w:name="Grid Table 1 Light Accent 1" w:uiPriority="46"/>
-    <w:lsdException w:name="Grid Table 2 Accent 1" w:uiPriority="47"/>
-    <w:lsdException w:name="Grid Table 3 Accent 1" w:uiPriority="48"/>
-    <w:lsdException w:name="Grid Table 4 Accent 1" w:uiPriority="49"/>
-    <w:lsdException w:name="Grid Table 5 Dark Accent 1" w:uiPriority="50"/>
-    <w:lsdException w:name="Grid Table 6 Colorful Accent 1" w:uiPriority="51"/>
-    <w:lsdException w:name="Grid Table 7 Colorful Accent 1" w:uiPriority="52"/>
-    <w:lsdException w:name="Grid Table 1 Light Accent 2" w:uiPriority="46"/>
-    <w:lsdException w:name="Grid Table 2 Accent 2" w:uiPriority="47"/>
-    <w:lsdException w:name="Grid Table 3 Accent 2" w:uiPriority="48"/>
-    <w:lsdException w:name="Grid Table 4 Accent 2" w:uiPriority="49"/>
-    <w:lsdException w:name="Grid Table 5 Dark Accent 2" w:uiPriority="50"/>
-    <w:lsdException w:name="Grid Table 6 Colorful Accent 2" w:uiPriority="51"/>
-    <w:lsdException w:name="Grid Table 7 Colorful Accent 2" w:uiPriority="52"/>
-    <w:lsdException w:name="Grid Table 1 Light Accent 3" w:uiPriority="46"/>
-    <w:lsdException w:name="Grid Table 2 Accent 3" w:uiPriority="47"/>
-    <w:lsdException w:name="Grid Table 3 Accent 3" w:uiPriority="48"/>
-    <w:lsdException w:name="Grid Table 4 Accent 3" w:uiPriority="49"/>
-    <w:lsdException w:name="Grid Table 5 Dark Accent 3" w:uiPriority="50"/>
-    <w:lsdException w:name="Grid Table 6 Colorful Accent 3" w:uiPriority="51"/>
-    <w:lsdException w:name="Grid Table 7 Colorful Accent 3" w:uiPriority="52"/>
-    <w:lsdException w:name="Grid Table 1 Light Accent 4" w:uiPriority="46"/>
-    <w:lsdException w:name="Grid Table 2 Accent 4" w:uiPriority="47"/>
-    <w:lsdException w:name="Grid Table 3 Accent 4" w:uiPriority="48"/>
-    <w:lsdException w:name="Grid Table 4 Accent 4" w:uiPriority="49"/>
-    <w:lsdException w:name="Grid Table 5 Dark Accent 4" w:uiPriority="50"/>
-    <w:lsdException w:name="Grid Table 6 Colorful Accent 4" w:uiPriority="51"/>
-    <w:lsdException w:name="Grid Table 7 Colorful Accent 4" w:uiPriority="52"/>
-    <w:lsdException w:name="Grid Table 1 Light Accent 5" w:uiPriority="46"/>
-    <w:lsdException w:name="Grid Table 2 Accent 5" w:uiPriority="47"/>
-    <w:lsdException w:name="Grid Table 3 Accent 5" w:uiPriority="48"/>
-    <w:lsdException w:name="Grid Table 4 Accent 5" w:uiPriority="49"/>
-    <w:lsdException w:name="Grid Table 5 Dark Accent 5" w:uiPriority="50"/>
-    <w:lsdException w:name="Grid Table 6 Colorful Accent 5" w:uiPriority="51"/>
-    <w:lsdException w:name="Grid Table 7 Colorful Accent 5" w:uiPriority="52"/>
-    <w:lsdException w:name="Grid Table 1 Light Accent 6" w:uiPriority="46"/>
-    <w:lsdException w:name="Grid Table 2 Accent 6" w:uiPriority="47"/>
-    <w:lsdException w:name="Grid Table 3 Accent 6" w:uiPriority="48"/>
-    <w:lsdException w:name="Grid Table 4 Accent 6" w:uiPriority="49"/>
-    <w:lsdException w:name="Grid Table 5 Dark Accent 6" w:uiPriority="50"/>
-    <w:lsdException w:name="Grid Table 6 Colorful Accent 6" w:uiPriority="51"/>
-    <w:lsdException w:name="Grid Table 7 Colorful Accent 6" w:uiPriority="52"/>
-    <w:lsdException w:name="List Table 1 Light" w:uiPriority="46"/>
-    <w:lsdException w:name="List Table 2" w:uiPriority="47"/>
-    <w:lsdException w:name="List Table 3" w:uiPriority="48"/>
-    <w:lsdException w:name="List Table 4" w:uiPriority="49"/>
-    <w:lsdException w:name="List Table 5 Dark" w:uiPriority="50"/>
-    <w:lsdException w:name="List Table 6 Colorful" w:uiPriority="51"/>
-    <w:lsdException w:name="List Table 7 Colorful" w:uiPriority="52"/>
-    <w:lsdException w:name="List Table 1 Light Accent 1" w:uiPriority="46"/>
-    <w:lsdException w:name="List Table 2 Accent 1" w:uiPriority="47"/>
-    <w:lsdException w:name="List Table 3 Accent 1" w:uiPriority="48"/>
-    <w:lsdException w:name="List Table 4 Accent 1" w:uiPriority="49"/>
-    <w:lsdException w:name="List Table 5 Dark Accent 1" w:uiPriority="50"/>
-    <w:lsdException w:name="List Table 6 Colorful Accent 1" w:uiPriority="51"/>
-    <w:lsdException w:name="List Table 7 Colorful Accent 1" w:uiPriority="52"/>
-    <w:lsdException w:name="List Table 1 Light Accent 2" w:uiPriority="46"/>
-    <w:lsdException w:name="List Table 2 Accent 2" w:uiPriority="47"/>
-    <w:lsdException w:name="List Table 3 Accent 2" w:uiPriority="48"/>
-    <w:lsdException w:name="List Table 4 Accent 2" w:uiPriority="49"/>
-    <w:lsdException w:name="List Table 5 Dark Accent 2" w:uiPriority="50"/>
-    <w:lsdException w:name="List Table 6 Colorful Accent 2" w:uiPriority="51"/>
-    <w:lsdException w:name="List Table 7 Colorful Accent 2" w:uiPriority="52"/>
-    <w:lsdException w:name="List Table 1 Light Accent 3" w:uiPriority="46"/>
-    <w:lsdException w:name="List Table 2 Accent 3" w:uiPriority="47"/>
-    <w:lsdException w:name="List Table 3 Accent 3" w:uiPriority="48"/>
-    <w:lsdException w:name="List Table 4 Accent 3" w:uiPriority="49"/>
-    <w:lsdException w:name="List Table 5 Dark Accent 3" w:uiPriority="50"/>
-    <w:lsdException w:name="List Table 6 Colorful Accent 3" w:uiPriority="51"/>
-    <w:lsdException w:name="List Table 7 Colorful Accent 3" w:uiPriority="52"/>
-    <w:lsdException w:name="List Table 1 Light Accent 4" w:uiPriority="46"/>
-    <w:lsdException w:name="List Table 2 Accent 4" w:uiPriority="47"/>
-    <w:lsdException w:name="List Table 3 Accent 4" w:uiPriority="48"/>
-    <w:lsdException w:name="List Table 4 Accent 4" w:uiPriority="49"/>
-    <w:lsdException w:name="List Table 5 Dark Accent 4" w:uiPriority="50"/>
-    <w:lsdException w:name="List Table 6 Colorful Accent 4" w:uiPriority="51"/>
-    <w:lsdException w:name="List Table 7 Colorful Accent 4" w:uiPriority="52"/>
-    <w:lsdException w:name="List Table 1 Light Accent 5" w:uiPriority="46"/>
-    <w:lsdException w:name="List Table 2 Accent 5" w:uiPriority="47"/>
-    <w:lsdException w:name="List Table 3 Accent 5" w:uiPriority="48"/>
-    <w:lsdException w:name="List Table 4 Accent 5" w:uiPriority="49"/>
-    <w:lsdException w:name="List Table 5 Dark Accent 5" w:uiPriority="50"/>
-    <w:lsdException w:name="List Table 6 Colorful Accent 5" w:uiPriority="51"/>
-    <w:lsdException w:name="List Table 7 Colorful Accent 5" w:uiPriority="52"/>
-    <w:lsdException w:name="List Table 1 Light Accent 6" w:uiPriority="46"/>
-    <w:lsdException w:name="List Table 2 Accent 6" w:uiPriority="47"/>
-    <w:lsdException w:name="List Table 3 Accent 6" w:uiPriority="48"/>
-    <w:lsdException w:name="List Table 4 Accent 6" w:uiPriority="49"/>
-    <w:lsdException w:name="List Table 5 Dark Accent 6" w:uiPriority="50"/>
-    <w:lsdException w:name="List Table 6 Colorful Accent 6" w:uiPriority="51"/>
-    <w:lsdException w:name="List Table 7 Colorful Accent 6" w:uiPriority="52"/>
-    <w:lsdException w:name="Mention" w:semiHidden="1" w:unhideWhenUsed="1"/>
-    <w:lsdException w:name="Smart Hyperlink" w:semiHidden="1" w:unhideWhenUsed="1"/>
-    <w:lsdException w:name="Hashtag" w:semiHidden="1" w:unhideWhenUsed="1"/>
-    <w:lsdException w:name="Unresolved Mention" w:semiHidden="1" w:unhideWhenUsed="1"/>
-    <w:lsdException w:name="Smart Link" w:semiHidden="1" w:unhideWhenUsed="1"/>
-  </w:latentStyles>
-  <w:style w:type="paragraph" w:default="1" w:styleId="Normal">
-    <w:name w:val="Normal"/>
-    <w:qFormat/>
-  </w:style>
-  <w:style w:type="character" w:default="1" w:styleId="DefaultParagraphFont">
-    <w:name w:val="Default Paragraph Font"/>
-    <w:uiPriority w:val="1"/>
-    <w:semiHidden/>
-    <w:unhideWhenUsed/>
-  </w:style>
-  <w:style w:type="table" w:default="1" w:styleId="TableNormal">
-    <w:name w:val="Normal Table"/>
-    <w:uiPriority w:val="99"/>
-    <w:semiHidden/>
-    <w:unhideWhenUsed/>
-    <w:tblPr>
-      <w:tblInd w:w="0" w:type="dxa"/>
-      <w:tblCellMar>
-        <w:top w:w="0" w:type="dxa"/>
-        <w:left w:w="108" w:type="dxa"/>
-        <w:bottom w:w="0" w:type="dxa"/>
-        <w:right w:w="108" w:type="dxa"/>
-      </w:tblCellMar>
-    </w:tblPr>
-  </w:style>
-  <w:style w:type="numbering" w:default="1" w:styleId="NoList">
-    <w:name w:val="No List"/>
-    <w:uiPriority w:val="99"/>
-    <w:semiHidden/>
-    <w:unhideWhenUsed/>
-  </w:style>
-  <w:style w:type="paragraph" w:customStyle="1" w:styleId="EE89F4FE251144D0BBA646A9AC867786">
-    <w:name w:val="EE89F4FE251144D0BBA646A9AC867786"/>
-    <w:rsid w:val="00B37E6E"/>
-    <w:rPr>
-      <w:rFonts w:cs="Times New Roman (Body CS)"/>
-      <w:color w:val="000000" w:themeColor="text1"/>
-      <w:spacing w:val="6"/>
-      <w:sz w:val="18"/>
-      <w:szCs w:val="18"/>
-      <w:lang w:eastAsia="ja-JP"/>
-    </w:rPr>
-  </w:style>
-  <w:style w:type="paragraph" w:customStyle="1" w:styleId="827D807DA9FB46CE942509C8EA560CE2">
-    <w:name w:val="827D807DA9FB46CE942509C8EA560CE2"/>
-    <w:rsid w:val="00B37E6E"/>
-    <w:rPr>
-      <w:rFonts w:cs="Times New Roman (Body CS)"/>
-      <w:color w:val="000000" w:themeColor="text1"/>
-      <w:spacing w:val="6"/>
-      <w:sz w:val="18"/>
-      <w:szCs w:val="18"/>
-      <w:lang w:eastAsia="ja-JP"/>
-    </w:rPr>
-  </w:style>
-  <w:style w:type="paragraph" w:customStyle="1" w:styleId="1950A00FAA164820863DA6BF29A9C768">
-    <w:name w:val="1950A00FAA164820863DA6BF29A9C768"/>
-    <w:rsid w:val="00B37E6E"/>
-    <w:pPr>
-      <w:spacing w:after="160" w:line="259" w:lineRule="auto"/>
-    </w:pPr>
-    <w:rPr>
-      <w:sz w:val="22"/>
-      <w:szCs w:val="22"/>
-    </w:rPr>
-  </w:style>
-  <w:style w:type="paragraph" w:customStyle="1" w:styleId="BF8843AE682348B18E7516E6812809D5">
-    <w:name w:val="BF8843AE682348B18E7516E6812809D5"/>
-    <w:rsid w:val="00B37E6E"/>
-    <w:pPr>
-      <w:spacing w:after="160" w:line="259" w:lineRule="auto"/>
-    </w:pPr>
-    <w:rPr>
-      <w:sz w:val="22"/>
-      <w:szCs w:val="22"/>
-    </w:rPr>
-  </w:style>
-  <w:style w:type="paragraph" w:customStyle="1" w:styleId="77CCABA257F141B8A65C2E6E6782EAF2">
-    <w:name w:val="77CCABA257F141B8A65C2E6E6782EAF2"/>
-    <w:rsid w:val="00B37E6E"/>
-    <w:pPr>
-      <w:spacing w:after="160" w:line="259" w:lineRule="auto"/>
-    </w:pPr>
-    <w:rPr>
-      <w:sz w:val="22"/>
-      <w:szCs w:val="22"/>
-    </w:rPr>
-  </w:style>
-  <w:style w:type="paragraph" w:customStyle="1" w:styleId="DE0651B32C974A17AE384D3FF833C7C6">
-    <w:name w:val="DE0651B32C974A17AE384D3FF833C7C6"/>
-    <w:rsid w:val="00B37E6E"/>
-    <w:pPr>
-      <w:spacing w:after="160" w:line="259" w:lineRule="auto"/>
-    </w:pPr>
-    <w:rPr>
-      <w:sz w:val="22"/>
-      <w:szCs w:val="22"/>
-    </w:rPr>
-  </w:style>
-  <w:style w:type="paragraph" w:customStyle="1" w:styleId="1C10D20EAA084A8AB97FB58D03F14E11">
-    <w:name w:val="1C10D20EAA084A8AB97FB58D03F14E11"/>
-    <w:rsid w:val="00B37E6E"/>
-    <w:pPr>
-      <w:spacing w:after="160" w:line="259" w:lineRule="auto"/>
-    </w:pPr>
-    <w:rPr>
-      <w:sz w:val="22"/>
-      <w:szCs w:val="22"/>
-    </w:rPr>
-  </w:style>
-  <w:style w:type="paragraph" w:customStyle="1" w:styleId="0FA1B894EB4240BAA9AE036225C42FB6">
-    <w:name w:val="0FA1B894EB4240BAA9AE036225C42FB6"/>
-    <w:rsid w:val="00B37E6E"/>
-    <w:pPr>
-      <w:spacing w:after="160" w:line="259" w:lineRule="auto"/>
-    </w:pPr>
-    <w:rPr>
-      <w:sz w:val="22"/>
-      <w:szCs w:val="22"/>
-    </w:rPr>
-  </w:style>
-  <w:style w:type="paragraph" w:customStyle="1" w:styleId="7EEFBDC1A356427690D0B1E05CC1C31F">
-    <w:name w:val="7EEFBDC1A356427690D0B1E05CC1C31F"/>
-    <w:rsid w:val="00B37E6E"/>
-    <w:pPr>
-      <w:spacing w:after="160" w:line="259" w:lineRule="auto"/>
-    </w:pPr>
-    <w:rPr>
-      <w:sz w:val="22"/>
-      <w:szCs w:val="22"/>
-    </w:rPr>
-  </w:style>
-  <w:style w:type="paragraph" w:customStyle="1" w:styleId="478C913B172A475CAC24EECBDAB6FFC4">
-    <w:name w:val="478C913B172A475CAC24EECBDAB6FFC4"/>
-    <w:rsid w:val="00B37E6E"/>
-    <w:pPr>
-      <w:spacing w:after="160" w:line="259" w:lineRule="auto"/>
-    </w:pPr>
-    <w:rPr>
-      <w:sz w:val="22"/>
-      <w:szCs w:val="22"/>
-    </w:rPr>
-  </w:style>
-  <w:style w:type="paragraph" w:customStyle="1" w:styleId="21C619789AC8444C9C9A461831CB1F49">
-    <w:name w:val="21C619789AC8444C9C9A461831CB1F49"/>
-    <w:rsid w:val="00B37E6E"/>
-    <w:pPr>
-      <w:spacing w:after="160" w:line="259" w:lineRule="auto"/>
-    </w:pPr>
-    <w:rPr>
-      <w:sz w:val="22"/>
-      <w:szCs w:val="22"/>
-    </w:rPr>
-  </w:style>
-  <w:style w:type="paragraph" w:customStyle="1" w:styleId="3C57EAC1472643CE850D16DCDBCAA7CB">
-    <w:name w:val="3C57EAC1472643CE850D16DCDBCAA7CB"/>
-    <w:rsid w:val="00B37E6E"/>
-    <w:pPr>
-      <w:spacing w:after="160" w:line="259" w:lineRule="auto"/>
-    </w:pPr>
-    <w:rPr>
-      <w:sz w:val="22"/>
-      <w:szCs w:val="22"/>
-    </w:rPr>
-  </w:style>
-  <w:style w:type="paragraph" w:customStyle="1" w:styleId="F43D8A6916934FFEAB48C4295598F2C2">
-    <w:name w:val="F43D8A6916934FFEAB48C4295598F2C2"/>
-    <w:rsid w:val="00B37E6E"/>
-    <w:pPr>
-      <w:spacing w:after="160" w:line="259" w:lineRule="auto"/>
-    </w:pPr>
-    <w:rPr>
-      <w:sz w:val="22"/>
-      <w:szCs w:val="22"/>
-    </w:rPr>
-  </w:style>
-  <w:style w:type="paragraph" w:customStyle="1" w:styleId="37961EB58E2D4079A36A909FCAE51C73">
-    <w:name w:val="37961EB58E2D4079A36A909FCAE51C73"/>
-    <w:rsid w:val="00B37E6E"/>
-    <w:pPr>
-      <w:spacing w:after="160" w:line="259" w:lineRule="auto"/>
-    </w:pPr>
-    <w:rPr>
-      <w:sz w:val="22"/>
-      <w:szCs w:val="22"/>
-    </w:rPr>
-  </w:style>
-  <w:style w:type="paragraph" w:customStyle="1" w:styleId="55997A51D9A54449AE64EC86921A2E0D">
-    <w:name w:val="55997A51D9A54449AE64EC86921A2E0D"/>
-    <w:rsid w:val="00B37E6E"/>
-    <w:pPr>
-      <w:spacing w:after="160" w:line="259" w:lineRule="auto"/>
-    </w:pPr>
-    <w:rPr>
-      <w:sz w:val="22"/>
-      <w:szCs w:val="22"/>
-    </w:rPr>
-  </w:style>
-  <w:style w:type="paragraph" w:customStyle="1" w:styleId="BE3E3E70A3FC4AA9A2726890434FFBB7">
-    <w:name w:val="BE3E3E70A3FC4AA9A2726890434FFBB7"/>
-    <w:rsid w:val="00B37E6E"/>
-    <w:pPr>
-      <w:spacing w:after="160" w:line="259" w:lineRule="auto"/>
-    </w:pPr>
-    <w:rPr>
-      <w:sz w:val="22"/>
-      <w:szCs w:val="22"/>
-    </w:rPr>
-  </w:style>
-  <w:style w:type="paragraph" w:customStyle="1" w:styleId="E0BA7DCE38A145A0AFE77FEFDFF94FA5">
-    <w:name w:val="E0BA7DCE38A145A0AFE77FEFDFF94FA5"/>
-    <w:rsid w:val="00B37E6E"/>
-    <w:pPr>
-      <w:spacing w:after="160" w:line="259" w:lineRule="auto"/>
-    </w:pPr>
-    <w:rPr>
-      <w:sz w:val="22"/>
-      <w:szCs w:val="22"/>
-    </w:rPr>
-  </w:style>
-  <w:style w:type="paragraph" w:customStyle="1" w:styleId="D5B8892CBBDC42FE9B3855BDDA34D2A5">
-    <w:name w:val="D5B8892CBBDC42FE9B3855BDDA34D2A5"/>
-    <w:rsid w:val="00B37E6E"/>
-    <w:pPr>
-      <w:spacing w:after="160" w:line="259" w:lineRule="auto"/>
-    </w:pPr>
-    <w:rPr>
-      <w:sz w:val="22"/>
-      <w:szCs w:val="22"/>
-    </w:rPr>
-  </w:style>
-  <w:style w:type="paragraph" w:customStyle="1" w:styleId="215B0F2B6E524A3C95989F364794F6D1">
-    <w:name w:val="215B0F2B6E524A3C95989F364794F6D1"/>
-    <w:rsid w:val="00B37E6E"/>
-    <w:pPr>
-      <w:spacing w:after="160" w:line="259" w:lineRule="auto"/>
-    </w:pPr>
-    <w:rPr>
-      <w:sz w:val="22"/>
-      <w:szCs w:val="22"/>
-    </w:rPr>
-  </w:style>
-  <w:style w:type="paragraph" w:customStyle="1" w:styleId="4B728551076948A68E75731061A2D458">
-    <w:name w:val="4B728551076948A68E75731061A2D458"/>
-    <w:rsid w:val="00B37E6E"/>
-    <w:pPr>
-      <w:spacing w:after="160" w:line="259" w:lineRule="auto"/>
-    </w:pPr>
-    <w:rPr>
-      <w:sz w:val="22"/>
-      <w:szCs w:val="22"/>
-    </w:rPr>
-  </w:style>
-  <w:style w:type="paragraph" w:customStyle="1" w:styleId="4306A67D4976430DB453093C3F802557">
-    <w:name w:val="4306A67D4976430DB453093C3F802557"/>
-    <w:rsid w:val="00B37E6E"/>
-    <w:pPr>
-      <w:spacing w:after="160" w:line="259" w:lineRule="auto"/>
-    </w:pPr>
-    <w:rPr>
-      <w:sz w:val="22"/>
-      <w:szCs w:val="22"/>
-    </w:rPr>
-  </w:style>
-  <w:style w:type="paragraph" w:customStyle="1" w:styleId="A1CFBB1D336A4D1B809AC1111B4BE21A">
-    <w:name w:val="A1CFBB1D336A4D1B809AC1111B4BE21A"/>
-    <w:rsid w:val="00B37E6E"/>
-    <w:pPr>
-      <w:spacing w:after="160" w:line="259" w:lineRule="auto"/>
-    </w:pPr>
-    <w:rPr>
-      <w:sz w:val="22"/>
-      <w:szCs w:val="22"/>
-    </w:rPr>
-  </w:style>
-  <w:style w:type="paragraph" w:customStyle="1" w:styleId="D3477C9EDA684784997865C5038DECCA">
-    <w:name w:val="D3477C9EDA684784997865C5038DECCA"/>
-    <w:rsid w:val="00B37E6E"/>
-    <w:pPr>
-      <w:spacing w:after="160" w:line="259" w:lineRule="auto"/>
-    </w:pPr>
-    <w:rPr>
-      <w:sz w:val="22"/>
-      <w:szCs w:val="22"/>
-    </w:rPr>
-  </w:style>
-  <w:style w:type="paragraph" w:customStyle="1" w:styleId="7CF3E9F0B63F442C979ED3DE11EEEBEC">
-    <w:name w:val="7CF3E9F0B63F442C979ED3DE11EEEBEC"/>
-    <w:rsid w:val="00B37E6E"/>
-    <w:pPr>
-      <w:spacing w:after="160" w:line="259" w:lineRule="auto"/>
-    </w:pPr>
-    <w:rPr>
-      <w:sz w:val="22"/>
-      <w:szCs w:val="22"/>
-    </w:rPr>
-  </w:style>
-  <w:style w:type="paragraph" w:customStyle="1" w:styleId="5757F81113CD48DBA9518544558B615E">
-    <w:name w:val="5757F81113CD48DBA9518544558B615E"/>
-    <w:rsid w:val="00B37E6E"/>
-    <w:pPr>
-      <w:spacing w:after="160" w:line="259" w:lineRule="auto"/>
-    </w:pPr>
-    <w:rPr>
-      <w:sz w:val="22"/>
-      <w:szCs w:val="22"/>
-    </w:rPr>
-  </w:style>
-  <w:style w:type="paragraph" w:customStyle="1" w:styleId="284C6135C0B1431DA471BE4939288AB7">
-    <w:name w:val="284C6135C0B1431DA471BE4939288AB7"/>
-    <w:rsid w:val="00B37E6E"/>
-    <w:pPr>
-      <w:spacing w:after="160" w:line="259" w:lineRule="auto"/>
-    </w:pPr>
-    <w:rPr>
-      <w:sz w:val="22"/>
-      <w:szCs w:val="22"/>
-    </w:rPr>
-  </w:style>
-  <w:style w:type="paragraph" w:customStyle="1" w:styleId="C997E2189BD548C2934329694082992E">
-    <w:name w:val="C997E2189BD548C2934329694082992E"/>
-    <w:rsid w:val="00B37E6E"/>
-    <w:pPr>
-      <w:spacing w:after="160" w:line="259" w:lineRule="auto"/>
-    </w:pPr>
-    <w:rPr>
-      <w:sz w:val="22"/>
-      <w:szCs w:val="22"/>
-    </w:rPr>
-  </w:style>
-  <w:style w:type="paragraph" w:customStyle="1" w:styleId="5D9932B7F7A342AEABD6B3BEBD74995C">
-    <w:name w:val="5D9932B7F7A342AEABD6B3BEBD74995C"/>
-    <w:rsid w:val="00B37E6E"/>
-    <w:pPr>
-      <w:spacing w:after="160" w:line="259" w:lineRule="auto"/>
-    </w:pPr>
-    <w:rPr>
-      <w:sz w:val="22"/>
-      <w:szCs w:val="22"/>
-    </w:rPr>
-  </w:style>
-  <w:style w:type="paragraph" w:customStyle="1" w:styleId="08B018B50F764995BEF50BD3922C8B7B">
-    <w:name w:val="08B018B50F764995BEF50BD3922C8B7B"/>
-    <w:rsid w:val="00B37E6E"/>
-    <w:pPr>
-      <w:spacing w:after="160" w:line="259" w:lineRule="auto"/>
-    </w:pPr>
-    <w:rPr>
-      <w:sz w:val="22"/>
-      <w:szCs w:val="22"/>
-    </w:rPr>
-  </w:style>
-  <w:style w:type="paragraph" w:customStyle="1" w:styleId="354DB40F00844B759B34C4DEF87FC593">
-    <w:name w:val="354DB40F00844B759B34C4DEF87FC593"/>
-    <w:rsid w:val="00B37E6E"/>
-    <w:pPr>
-      <w:spacing w:after="160" w:line="259" w:lineRule="auto"/>
-    </w:pPr>
-    <w:rPr>
-      <w:sz w:val="22"/>
-      <w:szCs w:val="22"/>
-    </w:rPr>
-  </w:style>
-  <w:style w:type="paragraph" w:customStyle="1" w:styleId="C88ADBAB85464562B7FFC199A927C093">
-    <w:name w:val="C88ADBAB85464562B7FFC199A927C093"/>
-    <w:rsid w:val="00B37E6E"/>
-    <w:pPr>
-      <w:spacing w:after="160" w:line="259" w:lineRule="auto"/>
-    </w:pPr>
-    <w:rPr>
-      <w:sz w:val="22"/>
-      <w:szCs w:val="22"/>
-    </w:rPr>
-  </w:style>
-  <w:style w:type="paragraph" w:customStyle="1" w:styleId="FB6633300618447C97CDA3A2409A4A13">
-    <w:name w:val="FB6633300618447C97CDA3A2409A4A13"/>
-    <w:rsid w:val="00B37E6E"/>
-    <w:pPr>
-      <w:spacing w:after="160" w:line="259" w:lineRule="auto"/>
-    </w:pPr>
-    <w:rPr>
-      <w:sz w:val="22"/>
-      <w:szCs w:val="22"/>
-    </w:rPr>
-  </w:style>
-  <w:style w:type="paragraph" w:customStyle="1" w:styleId="AF3DF0F287EF44D389894A6E2B3F187D">
-    <w:name w:val="AF3DF0F287EF44D389894A6E2B3F187D"/>
-    <w:rsid w:val="00B37E6E"/>
-    <w:pPr>
-      <w:spacing w:after="160" w:line="259" w:lineRule="auto"/>
-    </w:pPr>
-    <w:rPr>
-      <w:sz w:val="22"/>
-      <w:szCs w:val="22"/>
-    </w:rPr>
-  </w:style>
-  <w:style w:type="paragraph" w:customStyle="1" w:styleId="D630572D85D44CDD9E530507C00DE510">
-    <w:name w:val="D630572D85D44CDD9E530507C00DE510"/>
-    <w:rsid w:val="00B37E6E"/>
-    <w:pPr>
-      <w:spacing w:after="160" w:line="259" w:lineRule="auto"/>
-    </w:pPr>
-    <w:rPr>
-      <w:sz w:val="22"/>
-      <w:szCs w:val="22"/>
-    </w:rPr>
-  </w:style>
-  <w:style w:type="paragraph" w:customStyle="1" w:styleId="1793BEE868114EA7B26552881B12D4C7">
-    <w:name w:val="1793BEE868114EA7B26552881B12D4C7"/>
-    <w:rsid w:val="00B37E6E"/>
-    <w:pPr>
-      <w:spacing w:after="160" w:line="259" w:lineRule="auto"/>
-    </w:pPr>
-    <w:rPr>
-      <w:sz w:val="22"/>
-      <w:szCs w:val="22"/>
-    </w:rPr>
-  </w:style>
-  <w:style w:type="paragraph" w:customStyle="1" w:styleId="A3C103C899044EC8974089F65E762A2A">
-    <w:name w:val="A3C103C899044EC8974089F65E762A2A"/>
-    <w:rsid w:val="00B37E6E"/>
-    <w:pPr>
-      <w:spacing w:after="160" w:line="259" w:lineRule="auto"/>
-    </w:pPr>
-    <w:rPr>
-      <w:sz w:val="22"/>
-      <w:szCs w:val="22"/>
-    </w:rPr>
-  </w:style>
-  <w:style w:type="paragraph" w:customStyle="1" w:styleId="E3DE6FD7FBA44ABDA934F44E8BD3C1F9">
-    <w:name w:val="E3DE6FD7FBA44ABDA934F44E8BD3C1F9"/>
-    <w:rsid w:val="00B37E6E"/>
-    <w:pPr>
-      <w:spacing w:after="160" w:line="259" w:lineRule="auto"/>
-    </w:pPr>
-    <w:rPr>
-      <w:sz w:val="22"/>
-      <w:szCs w:val="22"/>
-    </w:rPr>
-  </w:style>
-  <w:style w:type="paragraph" w:customStyle="1" w:styleId="5CF46B2ED0BE4CA8A44B7B32FE11E8CF">
-    <w:name w:val="5CF46B2ED0BE4CA8A44B7B32FE11E8CF"/>
-    <w:rsid w:val="00B37E6E"/>
-    <w:pPr>
-      <w:spacing w:after="160" w:line="259" w:lineRule="auto"/>
-    </w:pPr>
-    <w:rPr>
-      <w:sz w:val="22"/>
-      <w:szCs w:val="22"/>
-    </w:rPr>
-  </w:style>
-  <w:style w:type="paragraph" w:customStyle="1" w:styleId="4678CA8FFFAB4A94A46C7B1FF915D60D">
-    <w:name w:val="4678CA8FFFAB4A94A46C7B1FF915D60D"/>
-    <w:rsid w:val="00B37E6E"/>
-    <w:pPr>
-      <w:spacing w:after="160" w:line="259" w:lineRule="auto"/>
-    </w:pPr>
-    <w:rPr>
-      <w:sz w:val="22"/>
-      <w:szCs w:val="22"/>
-    </w:rPr>
-  </w:style>
-  <w:style w:type="paragraph" w:customStyle="1" w:styleId="7E8AD9BD60A84A26A5862EA247350C0D">
-    <w:name w:val="7E8AD9BD60A84A26A5862EA247350C0D"/>
-    <w:rsid w:val="00B37E6E"/>
-    <w:pPr>
-      <w:spacing w:after="160" w:line="259" w:lineRule="auto"/>
-    </w:pPr>
-    <w:rPr>
-      <w:sz w:val="22"/>
-      <w:szCs w:val="22"/>
-    </w:rPr>
-  </w:style>
-  <w:style w:type="paragraph" w:customStyle="1" w:styleId="3A6B5FE59C2C43B9B6A6CC1A964EAB3B">
-    <w:name w:val="3A6B5FE59C2C43B9B6A6CC1A964EAB3B"/>
-    <w:rsid w:val="00B37E6E"/>
-    <w:pPr>
-      <w:spacing w:after="160" w:line="259" w:lineRule="auto"/>
-    </w:pPr>
-    <w:rPr>
-      <w:sz w:val="22"/>
-      <w:szCs w:val="22"/>
-    </w:rPr>
-  </w:style>
-  <w:style w:type="paragraph" w:customStyle="1" w:styleId="F65ECB55F1D049DF973B6F2C23F623D8">
-    <w:name w:val="F65ECB55F1D049DF973B6F2C23F623D8"/>
-    <w:rsid w:val="00B37E6E"/>
-    <w:pPr>
-      <w:spacing w:after="160" w:line="259" w:lineRule="auto"/>
-    </w:pPr>
-    <w:rPr>
-      <w:sz w:val="22"/>
-      <w:szCs w:val="22"/>
-    </w:rPr>
-  </w:style>
-  <w:style w:type="paragraph" w:customStyle="1" w:styleId="CF5A8D06FB514D92B54144B263D4A64F">
-    <w:name w:val="CF5A8D06FB514D92B54144B263D4A64F"/>
-    <w:rsid w:val="00B37E6E"/>
-    <w:pPr>
-      <w:spacing w:after="160" w:line="259" w:lineRule="auto"/>
-    </w:pPr>
-    <w:rPr>
-      <w:sz w:val="22"/>
-      <w:szCs w:val="22"/>
-    </w:rPr>
-  </w:style>
-  <w:style w:type="paragraph" w:customStyle="1" w:styleId="6DD7CF2F154841B3886536F69296222B">
-    <w:name w:val="6DD7CF2F154841B3886536F69296222B"/>
-    <w:rsid w:val="00B37E6E"/>
-    <w:pPr>
-      <w:spacing w:after="160" w:line="259" w:lineRule="auto"/>
-    </w:pPr>
-    <w:rPr>
-      <w:sz w:val="22"/>
-      <w:szCs w:val="22"/>
-    </w:rPr>
-  </w:style>
-  <w:style w:type="paragraph" w:customStyle="1" w:styleId="A8DFC746A47A4241AD9B6EF0B435A2AB">
-    <w:name w:val="A8DFC746A47A4241AD9B6EF0B435A2AB"/>
-    <w:rsid w:val="00B37E6E"/>
-    <w:pPr>
-      <w:spacing w:after="160" w:line="259" w:lineRule="auto"/>
-    </w:pPr>
-    <w:rPr>
-      <w:sz w:val="22"/>
-      <w:szCs w:val="22"/>
-    </w:rPr>
-  </w:style>
-  <w:style w:type="paragraph" w:customStyle="1" w:styleId="54440ABD918743DD9B047DF1170336C5">
-    <w:name w:val="54440ABD918743DD9B047DF1170336C5"/>
-    <w:rsid w:val="00B37E6E"/>
-    <w:pPr>
-      <w:spacing w:after="160" w:line="259" w:lineRule="auto"/>
-    </w:pPr>
-    <w:rPr>
-      <w:sz w:val="22"/>
-      <w:szCs w:val="22"/>
-    </w:rPr>
-  </w:style>
-  <w:style w:type="paragraph" w:customStyle="1" w:styleId="3A6BF77291E54E6C91E292E1BA0C5592">
-    <w:name w:val="3A6BF77291E54E6C91E292E1BA0C5592"/>
-    <w:rsid w:val="00B37E6E"/>
-    <w:pPr>
-      <w:spacing w:after="160" w:line="259" w:lineRule="auto"/>
-    </w:pPr>
-    <w:rPr>
-      <w:sz w:val="22"/>
-      <w:szCs w:val="22"/>
-    </w:rPr>
-  </w:style>
-  <w:style w:type="paragraph" w:customStyle="1" w:styleId="5E32347EA771431486055E901C616227">
-    <w:name w:val="5E32347EA771431486055E901C616227"/>
-    <w:rsid w:val="00B37E6E"/>
-    <w:pPr>
-      <w:spacing w:after="160" w:line="259" w:lineRule="auto"/>
-    </w:pPr>
-    <w:rPr>
-      <w:sz w:val="22"/>
-      <w:szCs w:val="22"/>
-    </w:rPr>
-  </w:style>
-  <w:style w:type="paragraph" w:customStyle="1" w:styleId="F5D3BE2E9881475EADCFF950B7245488">
-    <w:name w:val="F5D3BE2E9881475EADCFF950B7245488"/>
-    <w:rsid w:val="00B37E6E"/>
-    <w:pPr>
-      <w:spacing w:after="160" w:line="259" w:lineRule="auto"/>
-    </w:pPr>
-    <w:rPr>
-      <w:sz w:val="22"/>
-      <w:szCs w:val="22"/>
-    </w:rPr>
-  </w:style>
-  <w:style w:type="paragraph" w:customStyle="1" w:styleId="B44563FB9CA44C36A6C68FF7D4F9811A">
-    <w:name w:val="B44563FB9CA44C36A6C68FF7D4F9811A"/>
-    <w:rsid w:val="00B37E6E"/>
-    <w:pPr>
-      <w:spacing w:after="160" w:line="259" w:lineRule="auto"/>
-    </w:pPr>
-    <w:rPr>
-      <w:sz w:val="22"/>
-      <w:szCs w:val="22"/>
-    </w:rPr>
-  </w:style>
-  <w:style w:type="paragraph" w:customStyle="1" w:styleId="288C0AD67DC545378B15B645699A9850">
-    <w:name w:val="288C0AD67DC545378B15B645699A9850"/>
-    <w:rsid w:val="00B37E6E"/>
-    <w:pPr>
-      <w:spacing w:after="160" w:line="259" w:lineRule="auto"/>
-    </w:pPr>
-    <w:rPr>
-      <w:sz w:val="22"/>
-      <w:szCs w:val="22"/>
-    </w:rPr>
-  </w:style>
-  <w:style w:type="paragraph" w:customStyle="1" w:styleId="D4F2B86E4CE44A2783138A5A23AA8D62">
-    <w:name w:val="D4F2B86E4CE44A2783138A5A23AA8D62"/>
-    <w:rsid w:val="00B37E6E"/>
-    <w:pPr>
-      <w:spacing w:after="160" w:line="259" w:lineRule="auto"/>
-    </w:pPr>
-    <w:rPr>
-      <w:sz w:val="22"/>
-      <w:szCs w:val="22"/>
-    </w:rPr>
-  </w:style>
-  <w:style w:type="paragraph" w:customStyle="1" w:styleId="CB2FAD9E1A3E44E6AABE8C8732D1B726">
-    <w:name w:val="CB2FAD9E1A3E44E6AABE8C8732D1B726"/>
-    <w:rsid w:val="00B37E6E"/>
-    <w:pPr>
-      <w:spacing w:after="160" w:line="259" w:lineRule="auto"/>
-    </w:pPr>
-    <w:rPr>
-      <w:sz w:val="22"/>
-      <w:szCs w:val="22"/>
-    </w:rPr>
-  </w:style>
-  <w:style w:type="paragraph" w:customStyle="1" w:styleId="55757F6EAC17408F985997A5CFDFBA2D">
-    <w:name w:val="55757F6EAC17408F985997A5CFDFBA2D"/>
-    <w:rsid w:val="00B37E6E"/>
-    <w:pPr>
-      <w:spacing w:after="160" w:line="259" w:lineRule="auto"/>
-    </w:pPr>
-    <w:rPr>
-      <w:sz w:val="22"/>
-      <w:szCs w:val="22"/>
-    </w:rPr>
-  </w:style>
-  <w:style w:type="paragraph" w:customStyle="1" w:styleId="5D25022E7A9B47ED95126E2CF0E76856">
-    <w:name w:val="5D25022E7A9B47ED95126E2CF0E76856"/>
-    <w:rsid w:val="00B37E6E"/>
-    <w:pPr>
-      <w:spacing w:after="160" w:line="259" w:lineRule="auto"/>
-    </w:pPr>
-    <w:rPr>
-      <w:sz w:val="22"/>
-      <w:szCs w:val="22"/>
-    </w:rPr>
-  </w:style>
-  <w:style w:type="paragraph" w:customStyle="1" w:styleId="A0225C2C87834CA397140DCCC0745654">
-    <w:name w:val="A0225C2C87834CA397140DCCC0745654"/>
-    <w:rsid w:val="00B37E6E"/>
-    <w:pPr>
-      <w:spacing w:after="160" w:line="259" w:lineRule="auto"/>
-    </w:pPr>
-    <w:rPr>
-      <w:sz w:val="22"/>
-      <w:szCs w:val="22"/>
-    </w:rPr>
-  </w:style>
-  <w:style w:type="paragraph" w:customStyle="1" w:styleId="737E7B2976844B7A9165E3233696F8EC">
-    <w:name w:val="737E7B2976844B7A9165E3233696F8EC"/>
-    <w:rsid w:val="00B37E6E"/>
-    <w:pPr>
-      <w:spacing w:after="160" w:line="259" w:lineRule="auto"/>
-    </w:pPr>
-    <w:rPr>
-      <w:sz w:val="22"/>
-      <w:szCs w:val="22"/>
-    </w:rPr>
-  </w:style>
-  <w:style w:type="paragraph" w:customStyle="1" w:styleId="F404D185032F4C0AB2B6796DE06994FC">
-    <w:name w:val="F404D185032F4C0AB2B6796DE06994FC"/>
-    <w:rsid w:val="00B37E6E"/>
-    <w:pPr>
-      <w:spacing w:after="160" w:line="259" w:lineRule="auto"/>
-    </w:pPr>
-    <w:rPr>
-      <w:sz w:val="22"/>
-      <w:szCs w:val="22"/>
-    </w:rPr>
-  </w:style>
-  <w:style w:type="paragraph" w:customStyle="1" w:styleId="D9DF54B81A494020A575B9CA9874AF20">
-    <w:name w:val="D9DF54B81A494020A575B9CA9874AF20"/>
-    <w:rsid w:val="00B37E6E"/>
-    <w:pPr>
-      <w:spacing w:after="160" w:line="259" w:lineRule="auto"/>
-    </w:pPr>
-    <w:rPr>
-      <w:sz w:val="22"/>
-      <w:szCs w:val="22"/>
-    </w:rPr>
-  </w:style>
-  <w:style w:type="paragraph" w:customStyle="1" w:styleId="8441B0FFF12D46788CD110DE9F5ABEC6">
-    <w:name w:val="8441B0FFF12D46788CD110DE9F5ABEC6"/>
-    <w:rsid w:val="00B37E6E"/>
-    <w:pPr>
-      <w:spacing w:after="160" w:line="259" w:lineRule="auto"/>
-    </w:pPr>
-    <w:rPr>
-      <w:sz w:val="22"/>
-      <w:szCs w:val="22"/>
-    </w:rPr>
-  </w:style>
-  <w:style w:type="paragraph" w:customStyle="1" w:styleId="5F171F69434D46A2BEF1C57E4D521A2A">
-    <w:name w:val="5F171F69434D46A2BEF1C57E4D521A2A"/>
-    <w:rsid w:val="00B37E6E"/>
-    <w:pPr>
-      <w:spacing w:after="160" w:line="259" w:lineRule="auto"/>
-    </w:pPr>
-    <w:rPr>
-      <w:sz w:val="22"/>
-      <w:szCs w:val="22"/>
-    </w:rPr>
-  </w:style>
-  <w:style w:type="paragraph" w:customStyle="1" w:styleId="66EA9EF8BDB349F2B42E1DC7706A9C74">
-    <w:name w:val="66EA9EF8BDB349F2B42E1DC7706A9C74"/>
-    <w:rsid w:val="00B37E6E"/>
-    <w:pPr>
-      <w:spacing w:after="160" w:line="259" w:lineRule="auto"/>
-    </w:pPr>
-    <w:rPr>
-      <w:sz w:val="22"/>
-      <w:szCs w:val="22"/>
-    </w:rPr>
-  </w:style>
-  <w:style w:type="paragraph" w:customStyle="1" w:styleId="16BA35FCD58A4091970324B429168304">
-    <w:name w:val="16BA35FCD58A4091970324B429168304"/>
-    <w:rsid w:val="00B37E6E"/>
-    <w:pPr>
-      <w:spacing w:after="160" w:line="259" w:lineRule="auto"/>
-    </w:pPr>
-    <w:rPr>
-      <w:sz w:val="22"/>
-      <w:szCs w:val="22"/>
-    </w:rPr>
-  </w:style>
-  <w:style w:type="paragraph" w:customStyle="1" w:styleId="ED6CEC88401745F282C49CCB5FDA623D">
-    <w:name w:val="ED6CEC88401745F282C49CCB5FDA623D"/>
-    <w:rsid w:val="00B37E6E"/>
-    <w:pPr>
-      <w:spacing w:after="160" w:line="259" w:lineRule="auto"/>
-    </w:pPr>
-    <w:rPr>
-      <w:sz w:val="22"/>
-      <w:szCs w:val="22"/>
-    </w:rPr>
-  </w:style>
-  <w:style w:type="paragraph" w:customStyle="1" w:styleId="79ADD41A467143DD8EB647E513A1E413">
-    <w:name w:val="79ADD41A467143DD8EB647E513A1E413"/>
-    <w:rsid w:val="00B37E6E"/>
-    <w:pPr>
-      <w:spacing w:after="160" w:line="259" w:lineRule="auto"/>
-    </w:pPr>
-    <w:rPr>
-      <w:sz w:val="22"/>
-      <w:szCs w:val="22"/>
-    </w:rPr>
-  </w:style>
-  <w:style w:type="paragraph" w:customStyle="1" w:styleId="4CC2652588AB4344A960ED3BD9B2348B">
-    <w:name w:val="4CC2652588AB4344A960ED3BD9B2348B"/>
-    <w:rsid w:val="00B37E6E"/>
-    <w:pPr>
-      <w:spacing w:after="160" w:line="259" w:lineRule="auto"/>
-    </w:pPr>
-    <w:rPr>
-      <w:sz w:val="22"/>
-      <w:szCs w:val="22"/>
-    </w:rPr>
-  </w:style>
-  <w:style w:type="paragraph" w:customStyle="1" w:styleId="7B615EEE213F4BF6B3E116FEC2AF1C2F">
-    <w:name w:val="7B615EEE213F4BF6B3E116FEC2AF1C2F"/>
-    <w:rsid w:val="00B37E6E"/>
-    <w:pPr>
-      <w:spacing w:after="160" w:line="259" w:lineRule="auto"/>
-    </w:pPr>
-    <w:rPr>
-      <w:sz w:val="22"/>
-      <w:szCs w:val="22"/>
-    </w:rPr>
-  </w:style>
-  <w:style w:type="paragraph" w:customStyle="1" w:styleId="5B620FE6F3464C50982710BFCC3D8796">
-    <w:name w:val="5B620FE6F3464C50982710BFCC3D8796"/>
-    <w:rsid w:val="00B37E6E"/>
-    <w:pPr>
-      <w:spacing w:after="160" w:line="259" w:lineRule="auto"/>
-    </w:pPr>
-    <w:rPr>
-      <w:sz w:val="22"/>
-      <w:szCs w:val="22"/>
-    </w:rPr>
-  </w:style>
-  <w:style w:type="paragraph" w:customStyle="1" w:styleId="4E33145995544B48A9CDA22F731E7E6B">
-    <w:name w:val="4E33145995544B48A9CDA22F731E7E6B"/>
-    <w:rsid w:val="00B37E6E"/>
-    <w:pPr>
-      <w:spacing w:after="160" w:line="259" w:lineRule="auto"/>
-    </w:pPr>
-    <w:rPr>
-      <w:sz w:val="22"/>
-      <w:szCs w:val="22"/>
-    </w:rPr>
-  </w:style>
-  <w:style w:type="paragraph" w:customStyle="1" w:styleId="682A3878AF164EB28FA40F0258482D5A">
-    <w:name w:val="682A3878AF164EB28FA40F0258482D5A"/>
-    <w:rsid w:val="00B37E6E"/>
-    <w:pPr>
-      <w:spacing w:after="160" w:line="259" w:lineRule="auto"/>
-    </w:pPr>
-    <w:rPr>
-      <w:sz w:val="22"/>
-      <w:szCs w:val="22"/>
-    </w:rPr>
-  </w:style>
-  <w:style w:type="paragraph" w:customStyle="1" w:styleId="DE0D4E7E2924460694576D21B87743C6">
-    <w:name w:val="DE0D4E7E2924460694576D21B87743C6"/>
-    <w:rsid w:val="00B37E6E"/>
-    <w:pPr>
-      <w:spacing w:after="160" w:line="259" w:lineRule="auto"/>
-    </w:pPr>
-    <w:rPr>
-      <w:sz w:val="22"/>
-      <w:szCs w:val="22"/>
-    </w:rPr>
-  </w:style>
-  <w:style w:type="paragraph" w:customStyle="1" w:styleId="F2070487A8B446D9B474663751C74014">
-    <w:name w:val="F2070487A8B446D9B474663751C74014"/>
-    <w:rsid w:val="00B37E6E"/>
-    <w:pPr>
-      <w:spacing w:after="160" w:line="259" w:lineRule="auto"/>
-    </w:pPr>
-    <w:rPr>
-      <w:sz w:val="22"/>
-      <w:szCs w:val="22"/>
-    </w:rPr>
-  </w:style>
-  <w:style w:type="paragraph" w:customStyle="1" w:styleId="F76FFC54F5DC4856B3B499F4D99F071A">
-    <w:name w:val="F76FFC54F5DC4856B3B499F4D99F071A"/>
-    <w:rsid w:val="00B37E6E"/>
-    <w:pPr>
-      <w:spacing w:after="160" w:line="259" w:lineRule="auto"/>
-    </w:pPr>
-    <w:rPr>
-      <w:sz w:val="22"/>
-      <w:szCs w:val="22"/>
-    </w:rPr>
-  </w:style>
-  <w:style w:type="paragraph" w:customStyle="1" w:styleId="344EF086DAAF4222B88DB32940CA6A6E">
-    <w:name w:val="344EF086DAAF4222B88DB32940CA6A6E"/>
-    <w:rsid w:val="00B37E6E"/>
-    <w:pPr>
-      <w:spacing w:after="160" w:line="259" w:lineRule="auto"/>
-    </w:pPr>
-    <w:rPr>
-      <w:sz w:val="22"/>
-      <w:szCs w:val="22"/>
-    </w:rPr>
-  </w:style>
-  <w:style w:type="paragraph" w:customStyle="1" w:styleId="5B3B3378CF2D4A2DB9F1445550ABCF5B">
-    <w:name w:val="5B3B3378CF2D4A2DB9F1445550ABCF5B"/>
-    <w:rsid w:val="00B37E6E"/>
-    <w:pPr>
-      <w:spacing w:after="160" w:line="259" w:lineRule="auto"/>
-    </w:pPr>
-    <w:rPr>
-      <w:sz w:val="22"/>
-      <w:szCs w:val="22"/>
-    </w:rPr>
-  </w:style>
-  <w:style w:type="paragraph" w:customStyle="1" w:styleId="F4144158183C432D82C6B89770B9A807">
-    <w:name w:val="F4144158183C432D82C6B89770B9A807"/>
-    <w:rsid w:val="00B37E6E"/>
-    <w:pPr>
-      <w:spacing w:after="160" w:line="259" w:lineRule="auto"/>
-    </w:pPr>
-    <w:rPr>
-      <w:sz w:val="22"/>
-      <w:szCs w:val="22"/>
-    </w:rPr>
-  </w:style>
-  <w:style w:type="paragraph" w:customStyle="1" w:styleId="F1DF8B648BDA4931912C6CD688334FDC">
-    <w:name w:val="F1DF8B648BDA4931912C6CD688334FDC"/>
-    <w:rsid w:val="00B37E6E"/>
-    <w:pPr>
-      <w:spacing w:after="160" w:line="259" w:lineRule="auto"/>
-    </w:pPr>
-    <w:rPr>
-      <w:sz w:val="22"/>
-      <w:szCs w:val="22"/>
-    </w:rPr>
-  </w:style>
-  <w:style w:type="paragraph" w:customStyle="1" w:styleId="CE0D8797864E44A08EF4674DF4CCD748">
-    <w:name w:val="CE0D8797864E44A08EF4674DF4CCD748"/>
-    <w:rsid w:val="00B37E6E"/>
-    <w:pPr>
-      <w:spacing w:after="160" w:line="259" w:lineRule="auto"/>
-    </w:pPr>
-    <w:rPr>
-      <w:sz w:val="22"/>
-      <w:szCs w:val="22"/>
-    </w:rPr>
-  </w:style>
-  <w:style w:type="paragraph" w:customStyle="1" w:styleId="F5D5F25346C346AA91F00882AFB5DB70">
-    <w:name w:val="F5D5F25346C346AA91F00882AFB5DB70"/>
-    <w:rsid w:val="00B37E6E"/>
-    <w:pPr>
-      <w:spacing w:after="160" w:line="259" w:lineRule="auto"/>
-    </w:pPr>
-    <w:rPr>
-      <w:sz w:val="22"/>
-      <w:szCs w:val="22"/>
-    </w:rPr>
-  </w:style>
-  <w:style w:type="paragraph" w:customStyle="1" w:styleId="344F6A2C3FBE4A3B956E3122522918FD">
-    <w:name w:val="344F6A2C3FBE4A3B956E3122522918FD"/>
-    <w:rsid w:val="00B37E6E"/>
-    <w:pPr>
-      <w:spacing w:after="160" w:line="259" w:lineRule="auto"/>
-    </w:pPr>
-    <w:rPr>
-      <w:sz w:val="22"/>
-      <w:szCs w:val="22"/>
-    </w:rPr>
-  </w:style>
-  <w:style w:type="paragraph" w:customStyle="1" w:styleId="F55ACC5F758F4885AA3DFAEC0403F67A">
-    <w:name w:val="F55ACC5F758F4885AA3DFAEC0403F67A"/>
-    <w:rsid w:val="00B37E6E"/>
-    <w:pPr>
-      <w:spacing w:after="160" w:line="259" w:lineRule="auto"/>
-    </w:pPr>
-    <w:rPr>
-      <w:sz w:val="22"/>
-      <w:szCs w:val="22"/>
-    </w:rPr>
-  </w:style>
-  <w:style w:type="paragraph" w:customStyle="1" w:styleId="F52009E9ED94450A9D4C0234B1409C96">
-    <w:name w:val="F52009E9ED94450A9D4C0234B1409C96"/>
-    <w:rsid w:val="00B37E6E"/>
-    <w:pPr>
-      <w:spacing w:after="160" w:line="259" w:lineRule="auto"/>
-    </w:pPr>
-    <w:rPr>
-      <w:sz w:val="22"/>
-      <w:szCs w:val="22"/>
-    </w:rPr>
-  </w:style>
-  <w:style w:type="paragraph" w:customStyle="1" w:styleId="998DD75D5246428BA6293A3C3F8CF1B5">
-    <w:name w:val="998DD75D5246428BA6293A3C3F8CF1B5"/>
-    <w:rsid w:val="00B37E6E"/>
-    <w:pPr>
-      <w:spacing w:after="160" w:line="259" w:lineRule="auto"/>
-    </w:pPr>
-    <w:rPr>
-      <w:sz w:val="22"/>
-      <w:szCs w:val="22"/>
-    </w:rPr>
-  </w:style>
-  <w:style w:type="paragraph" w:customStyle="1" w:styleId="5C1ACBE2A6AB414DBB3B6DD5125DF557">
-    <w:name w:val="5C1ACBE2A6AB414DBB3B6DD5125DF557"/>
-    <w:rsid w:val="00B37E6E"/>
-    <w:pPr>
-      <w:spacing w:after="160" w:line="259" w:lineRule="auto"/>
-    </w:pPr>
-    <w:rPr>
-      <w:sz w:val="22"/>
-      <w:szCs w:val="22"/>
-    </w:rPr>
-  </w:style>
-  <w:style w:type="paragraph" w:customStyle="1" w:styleId="45EBB5C39D694D529C5DDEF3C32E3FB2">
-    <w:name w:val="45EBB5C39D694D529C5DDEF3C32E3FB2"/>
-    <w:rsid w:val="00B37E6E"/>
-    <w:pPr>
-      <w:spacing w:after="160" w:line="259" w:lineRule="auto"/>
-    </w:pPr>
-    <w:rPr>
-      <w:sz w:val="22"/>
-      <w:szCs w:val="22"/>
-    </w:rPr>
-  </w:style>
-  <w:style w:type="paragraph" w:customStyle="1" w:styleId="9E91B171552246CCB7FFA02C6DE6C1BA">
-    <w:name w:val="9E91B171552246CCB7FFA02C6DE6C1BA"/>
-    <w:rsid w:val="00B37E6E"/>
-    <w:pPr>
-      <w:spacing w:after="160" w:line="259" w:lineRule="auto"/>
-    </w:pPr>
-    <w:rPr>
-      <w:sz w:val="22"/>
-      <w:szCs w:val="22"/>
-    </w:rPr>
-  </w:style>
-  <w:style w:type="paragraph" w:customStyle="1" w:styleId="5EB257F02CCA43D49C34DD6461738464">
-    <w:name w:val="5EB257F02CCA43D49C34DD6461738464"/>
-    <w:rsid w:val="00B37E6E"/>
-    <w:pPr>
-      <w:spacing w:after="160" w:line="259" w:lineRule="auto"/>
-    </w:pPr>
-    <w:rPr>
-      <w:sz w:val="22"/>
-      <w:szCs w:val="22"/>
-    </w:rPr>
-  </w:style>
-  <w:style w:type="paragraph" w:customStyle="1" w:styleId="AE1604EC24224FE58AE75244B221F943">
-    <w:name w:val="AE1604EC24224FE58AE75244B221F943"/>
-    <w:rsid w:val="00B37E6E"/>
-    <w:pPr>
-      <w:spacing w:after="160" w:line="259" w:lineRule="auto"/>
-    </w:pPr>
-    <w:rPr>
-      <w:sz w:val="22"/>
-      <w:szCs w:val="22"/>
-    </w:rPr>
-  </w:style>
-  <w:style w:type="paragraph" w:customStyle="1" w:styleId="FBBCACCA91744852970EF6F411F389C2">
-    <w:name w:val="FBBCACCA91744852970EF6F411F389C2"/>
-    <w:rsid w:val="00B37E6E"/>
-    <w:pPr>
-      <w:spacing w:after="160" w:line="259" w:lineRule="auto"/>
-    </w:pPr>
-    <w:rPr>
-      <w:sz w:val="22"/>
-      <w:szCs w:val="22"/>
-    </w:rPr>
-  </w:style>
-  <w:style w:type="character" w:styleId="PlaceholderText">
-    <w:name w:val="Placeholder Text"/>
-    <w:basedOn w:val="DefaultParagraphFont"/>
-    <w:uiPriority w:val="99"/>
-    <w:semiHidden/>
-    <w:rsid w:val="00993EEC"/>
-    <w:rPr>
-      <w:color w:val="808080"/>
-    </w:rPr>
-  </w:style>
-</w:styles>
-</file>
-
-<file path=word/glossary/webSettings2.xml><?xml version="1.0" encoding="utf-8"?>
-<w:webSettings xmlns:mc="http://schemas.openxmlformats.org/markup-compatibility/2006" xmlns:r="http://schemas.openxmlformats.org/officeDocument/2006/relationships" xmlns:w="http://schemas.openxmlformats.org/wordprocessingml/2006/main" xmlns:w14="http://schemas.microsoft.com/office/word/2010/wordml" xmlns:w15="http://schemas.microsoft.com/office/word/2012/wordml" xmlns:w16cex="http://schemas.microsoft.com/office/word/2018/wordml/cex" xmlns:w16cid="http://schemas.microsoft.com/office/word/2016/wordml/cid" xmlns:w16="http://schemas.microsoft.com/office/word/2018/wordml" xmlns:w16sdtdh="http://schemas.microsoft.com/office/word/2020/wordml/sdtdatahash" xmlns:w16se="http://schemas.microsoft.com/office/word/2015/wordml/symex" mc:Ignorable="w14 w15 w16se w16cid w16 w16cex w16sdtdh">
-  <w:optimizeForBrowser/>
-  <w:allowPNG/>
-</w:webSettings>
-</file>
-
 <file path=word/theme/theme11.xml><?xml version="1.0" encoding="utf-8"?>
 <a:theme xmlns:a="http://schemas.openxmlformats.org/drawingml/2006/main" name="Office Theme">
   <a:themeElements>
@@ -9692,347 +5808,6 @@
 </a:theme>
 </file>
 
-<file path=customXml/item13.xml><?xml version="1.0" encoding="utf-8"?>
-<ct:contentTypeSchema xmlns:ct="http://schemas.microsoft.com/office/2006/metadata/contentType" xmlns:ma="http://schemas.microsoft.com/office/2006/metadata/properties/metaAttributes" ct:_="" ma:_="" ma:contentTypeName="Document" ma:contentTypeID="0x01010079F111ED35F8CC479449609E8A0923A6" ma:contentTypeVersion="26" ma:contentTypeDescription="Create a new document." ma:contentTypeScope="" ma:versionID="ac37c1753acd5e330d2062ccec26ea66">
-  <xsd:schema xmlns:xsd="http://www.w3.org/2001/XMLSchema" xmlns:xs="http://www.w3.org/2001/XMLSchema" xmlns:p="http://schemas.microsoft.com/office/2006/metadata/properties" xmlns:ns1="http://schemas.microsoft.com/sharepoint/v3" xmlns:ns2="71af3243-3dd4-4a8d-8c0d-dd76da1f02a5" xmlns:ns3="16c05727-aa75-4e4a-9b5f-8a80a1165891" xmlns:ns4="230e9df3-be65-4c73-a93b-d1236ebd677e" targetNamespace="http://schemas.microsoft.com/office/2006/metadata/properties" ma:root="true" ma:fieldsID="3b340c7101c92c5120abd06486f94548" ns1:_="" ns2:_="" ns3:_="" ns4:_="">
-    <xsd:import namespace="http://schemas.microsoft.com/sharepoint/v3"/>
-    <xsd:import namespace="71af3243-3dd4-4a8d-8c0d-dd76da1f02a5"/>
-    <xsd:import namespace="16c05727-aa75-4e4a-9b5f-8a80a1165891"/>
-    <xsd:import namespace="230e9df3-be65-4c73-a93b-d1236ebd677e"/>
-    <xsd:element name="properties">
-      <xsd:complexType>
-        <xsd:sequence>
-          <xsd:element name="documentManagement">
-            <xsd:complexType>
-              <xsd:all>
-                <xsd:element ref="ns2:Status" minOccurs="0"/>
-                <xsd:element ref="ns2:Image" minOccurs="0"/>
-                <xsd:element ref="ns2:MediaServiceMetadata" minOccurs="0"/>
-                <xsd:element ref="ns2:MediaServiceFastMetadata" minOccurs="0"/>
-                <xsd:element ref="ns2:MediaServiceOCR" minOccurs="0"/>
-                <xsd:element ref="ns2:MediaServiceAutoTags" minOccurs="0"/>
-                <xsd:element ref="ns2:MediaServiceEventHashCode" minOccurs="0"/>
-                <xsd:element ref="ns2:MediaServiceGenerationTime" minOccurs="0"/>
-                <xsd:element ref="ns3:SharedWithUsers" minOccurs="0"/>
-                <xsd:element ref="ns3:SharedWithDetails" minOccurs="0"/>
-                <xsd:element ref="ns2:MediaServiceAutoKeyPoints" minOccurs="0"/>
-                <xsd:element ref="ns2:MediaServiceKeyPoints" minOccurs="0"/>
-                <xsd:element ref="ns2:MediaServiceDateTaken" minOccurs="0"/>
-                <xsd:element ref="ns1:_ip_UnifiedCompliancePolicyProperties" minOccurs="0"/>
-                <xsd:element ref="ns1:_ip_UnifiedCompliancePolicyUIAction" minOccurs="0"/>
-                <xsd:element ref="ns4:TaxCatchAll" minOccurs="0"/>
-                <xsd:element ref="ns2:ImageTagsTaxHTField" minOccurs="0"/>
-                <xsd:element ref="ns2:MediaServiceLocation" minOccurs="0"/>
-                <xsd:element ref="ns2:MediaLengthInSeconds" minOccurs="0"/>
-                <xsd:element ref="ns2:Background" minOccurs="0"/>
-                <xsd:element ref="ns2:MediaServiceSearchProperties" minOccurs="0"/>
-                <xsd:element ref="ns2:MediaServiceDocTags" minOccurs="0"/>
-              </xsd:all>
-            </xsd:complexType>
-          </xsd:element>
-        </xsd:sequence>
-      </xsd:complexType>
-    </xsd:element>
-  </xsd:schema>
-  <xsd:schema xmlns:xsd="http://www.w3.org/2001/XMLSchema" xmlns:xs="http://www.w3.org/2001/XMLSchema" xmlns:dms="http://schemas.microsoft.com/office/2006/documentManagement/types" xmlns:pc="http://schemas.microsoft.com/office/infopath/2007/PartnerControls" targetNamespace="http://schemas.microsoft.com/sharepoint/v3" elementFormDefault="qualified">
-    <xsd:import namespace="http://schemas.microsoft.com/office/2006/documentManagement/types"/>
-    <xsd:import namespace="http://schemas.microsoft.com/office/infopath/2007/PartnerControls"/>
-    <xsd:element name="_ip_UnifiedCompliancePolicyProperties" ma:index="20" nillable="true" ma:displayName="Unified Compliance Policy Properties" ma:hidden="true" ma:internalName="_ip_UnifiedCompliancePolicyProperties" ma:readOnly="false">
-      <xsd:simpleType>
-        <xsd:restriction base="dms:Note"/>
-      </xsd:simpleType>
-    </xsd:element>
-    <xsd:element name="_ip_UnifiedCompliancePolicyUIAction" ma:index="21" nillable="true" ma:displayName="Unified Compliance Policy UI Action" ma:hidden="true" ma:internalName="_ip_UnifiedCompliancePolicyUIAction" ma:readOnly="false">
-      <xsd:simpleType>
-        <xsd:restriction base="dms:Text"/>
-      </xsd:simpleType>
-    </xsd:element>
-  </xsd:schema>
-  <xsd:schema xmlns:xsd="http://www.w3.org/2001/XMLSchema" xmlns:xs="http://www.w3.org/2001/XMLSchema" xmlns:dms="http://schemas.microsoft.com/office/2006/documentManagement/types" xmlns:pc="http://schemas.microsoft.com/office/infopath/2007/PartnerControls" targetNamespace="71af3243-3dd4-4a8d-8c0d-dd76da1f02a5" elementFormDefault="qualified">
-    <xsd:import namespace="http://schemas.microsoft.com/office/2006/documentManagement/types"/>
-    <xsd:import namespace="http://schemas.microsoft.com/office/infopath/2007/PartnerControls"/>
-    <xsd:element name="Status" ma:index="2" nillable="true" ma:displayName="Status" ma:default="Not started" ma:format="Dropdown" ma:internalName="Status" ma:readOnly="false">
-      <xsd:simpleType>
-        <xsd:restriction base="dms:Choice">
-          <xsd:enumeration value="Not started"/>
-          <xsd:enumeration value="In Progress"/>
-          <xsd:enumeration value="Completed"/>
-        </xsd:restriction>
-      </xsd:simpleType>
-    </xsd:element>
-    <xsd:element name="Image" ma:index="3" nillable="true" ma:displayName="Image" ma:format="Image" ma:internalName="Image" ma:readOnly="false">
-      <xsd:complexType>
-        <xsd:complexContent>
-          <xsd:extension base="dms:URL">
-            <xsd:sequence>
-              <xsd:element name="Url" type="dms:ValidUrl" minOccurs="0" nillable="true"/>
-              <xsd:element name="Description" type="xsd:string" nillable="true"/>
-            </xsd:sequence>
-          </xsd:extension>
-        </xsd:complexContent>
-      </xsd:complexType>
-    </xsd:element>
-    <xsd:element name="MediaServiceMetadata" ma:index="8" nillable="true" ma:displayName="MediaServiceMetadata" ma:hidden="true" ma:internalName="MediaServiceMetadata" ma:readOnly="true">
-      <xsd:simpleType>
-        <xsd:restriction base="dms:Note"/>
-      </xsd:simpleType>
-    </xsd:element>
-    <xsd:element name="MediaServiceFastMetadata" ma:index="9" nillable="true" ma:displayName="MediaServiceFastMetadata" ma:hidden="true" ma:internalName="MediaServiceFastMetadata" ma:readOnly="true">
-      <xsd:simpleType>
-        <xsd:restriction base="dms:Note"/>
-      </xsd:simpleType>
-    </xsd:element>
-    <xsd:element name="MediaServiceOCR" ma:index="10" nillable="true" ma:displayName="MediaServiceOCR" ma:hidden="true" ma:internalName="MediaServiceOCR" ma:readOnly="true">
-      <xsd:simpleType>
-        <xsd:restriction base="dms:Note"/>
-      </xsd:simpleType>
-    </xsd:element>
-    <xsd:element name="MediaServiceAutoTags" ma:index="11" nillable="true" ma:displayName="MediaServiceAutoTags" ma:hidden="true" ma:internalName="MediaServiceAutoTags" ma:readOnly="true">
-      <xsd:simpleType>
-        <xsd:restriction base="dms:Text"/>
-      </xsd:simpleType>
-    </xsd:element>
-    <xsd:element name="MediaServiceEventHashCode" ma:index="12" nillable="true" ma:displayName="MediaServiceEventHashCode" ma:hidden="true" ma:internalName="MediaServiceEventHashCode" ma:readOnly="true">
-      <xsd:simpleType>
-        <xsd:restriction base="dms:Text"/>
-      </xsd:simpleType>
-    </xsd:element>
-    <xsd:element name="MediaServiceGenerationTime" ma:index="13" nillable="true" ma:displayName="MediaServiceGenerationTime" ma:hidden="true" ma:internalName="MediaServiceGenerationTime" ma:readOnly="true">
-      <xsd:simpleType>
-        <xsd:restriction base="dms:Text"/>
-      </xsd:simpleType>
-    </xsd:element>
-    <xsd:element name="MediaServiceAutoKeyPoints" ma:index="16" nillable="true" ma:displayName="MediaServiceAutoKeyPoints" ma:hidden="true" ma:internalName="MediaServiceAutoKeyPoints" ma:readOnly="true">
-      <xsd:simpleType>
-        <xsd:restriction base="dms:Note"/>
-      </xsd:simpleType>
-    </xsd:element>
-    <xsd:element name="MediaServiceKeyPoints" ma:index="17" nillable="true" ma:displayName="KeyPoints" ma:hidden="true" ma:internalName="MediaServiceKeyPoints" ma:readOnly="false">
-      <xsd:simpleType>
-        <xsd:restriction base="dms:Note"/>
-      </xsd:simpleType>
-    </xsd:element>
-    <xsd:element name="MediaServiceDateTaken" ma:index="18" nillable="true" ma:displayName="MediaServiceDateTaken" ma:hidden="true" ma:internalName="MediaServiceDateTaken" ma:readOnly="true">
-      <xsd:simpleType>
-        <xsd:restriction base="dms:Text"/>
-      </xsd:simpleType>
-    </xsd:element>
-    <xsd:element name="ImageTagsTaxHTField" ma:index="25" nillable="true" ma:taxonomy="true" ma:internalName="ImageTagsTaxHTField" ma:taxonomyFieldName="MediaServiceImageTags" ma:displayName="Image Tags" ma:readOnly="false" ma:fieldId="{5cf76f15-5ced-4ddc-b409-7134ff3c332f}" ma:taxonomyMulti="true" ma:sspId="e385fb40-52d4-4fae-9c5b-3e8ff8a5878e" ma:termSetId="09814cd3-568e-fe90-9814-8d621ff8fb84" ma:anchorId="fba54fb3-c3e1-fe81-a776-ca4b69148c4d" ma:open="true" ma:isKeyword="false">
-      <xsd:complexType>
-        <xsd:sequence>
-          <xsd:element ref="pc:Terms" minOccurs="0" maxOccurs="1"/>
-        </xsd:sequence>
-      </xsd:complexType>
-    </xsd:element>
-    <xsd:element name="MediaServiceLocation" ma:index="26" nillable="true" ma:displayName="Location" ma:hidden="true" ma:internalName="MediaServiceLocation" ma:readOnly="true">
-      <xsd:simpleType>
-        <xsd:restriction base="dms:Text"/>
-      </xsd:simpleType>
-    </xsd:element>
-    <xsd:element name="MediaLengthInSeconds" ma:index="27" nillable="true" ma:displayName="MediaLengthInSeconds" ma:hidden="true" ma:internalName="MediaLengthInSeconds" ma:readOnly="true">
-      <xsd:simpleType>
-        <xsd:restriction base="dms:Unknown"/>
-      </xsd:simpleType>
-    </xsd:element>
-    <xsd:element name="Background" ma:index="28" nillable="true" ma:displayName="Background" ma:default="0" ma:format="Dropdown" ma:internalName="Background">
-      <xsd:simpleType>
-        <xsd:restriction base="dms:Boolean"/>
-      </xsd:simpleType>
-    </xsd:element>
-    <xsd:element name="MediaServiceSearchProperties" ma:index="29" nillable="true" ma:displayName="MediaServiceSearchProperties" ma:hidden="true" ma:internalName="MediaServiceSearchProperties" ma:readOnly="true">
-      <xsd:simpleType>
-        <xsd:restriction base="dms:Note"/>
-      </xsd:simpleType>
-    </xsd:element>
-    <xsd:element name="MediaServiceDocTags" ma:index="30" nillable="true" ma:displayName="MediaServiceDocTags" ma:hidden="true" ma:internalName="MediaServiceDocTags" ma:readOnly="true">
-      <xsd:simpleType>
-        <xsd:restriction base="dms:Note"/>
-      </xsd:simpleType>
-    </xsd:element>
-  </xsd:schema>
-  <xsd:schema xmlns:xsd="http://www.w3.org/2001/XMLSchema" xmlns:xs="http://www.w3.org/2001/XMLSchema" xmlns:dms="http://schemas.microsoft.com/office/2006/documentManagement/types" xmlns:pc="http://schemas.microsoft.com/office/infopath/2007/PartnerControls" targetNamespace="16c05727-aa75-4e4a-9b5f-8a80a1165891" elementFormDefault="qualified">
-    <xsd:import namespace="http://schemas.microsoft.com/office/2006/documentManagement/types"/>
-    <xsd:import namespace="http://schemas.microsoft.com/office/infopath/2007/PartnerControls"/>
-    <xsd:element name="SharedWithUsers" ma:index="14" nillable="true" ma:displayName="Shared With" ma:hidden="true" ma:internalName="SharedWithUsers" ma:readOnly="true">
-      <xsd:complexType>
-        <xsd:complexContent>
-          <xsd:extension base="dms:UserMulti">
-            <xsd:sequence>
-              <xsd:element name="UserInfo" minOccurs="0" maxOccurs="unbounded">
-                <xsd:complexType>
-                  <xsd:sequence>
-                    <xsd:element name="DisplayName" type="xsd:string" minOccurs="0"/>
-                    <xsd:element name="AccountId" type="dms:UserId" minOccurs="0" nillable="true"/>
-                    <xsd:element name="AccountType" type="xsd:string" minOccurs="0"/>
-                  </xsd:sequence>
-                </xsd:complexType>
-              </xsd:element>
-            </xsd:sequence>
-          </xsd:extension>
-        </xsd:complexContent>
-      </xsd:complexType>
-    </xsd:element>
-    <xsd:element name="SharedWithDetails" ma:index="15" nillable="true" ma:displayName="Shared With Details" ma:hidden="true" ma:internalName="SharedWithDetails" ma:readOnly="true">
-      <xsd:simpleType>
-        <xsd:restriction base="dms:Note"/>
-      </xsd:simpleType>
-    </xsd:element>
-  </xsd:schema>
-  <xsd:schema xmlns:xsd="http://www.w3.org/2001/XMLSchema" xmlns:xs="http://www.w3.org/2001/XMLSchema" xmlns:dms="http://schemas.microsoft.com/office/2006/documentManagement/types" xmlns:pc="http://schemas.microsoft.com/office/infopath/2007/PartnerControls" targetNamespace="230e9df3-be65-4c73-a93b-d1236ebd677e" elementFormDefault="qualified">
-    <xsd:import namespace="http://schemas.microsoft.com/office/2006/documentManagement/types"/>
-    <xsd:import namespace="http://schemas.microsoft.com/office/infopath/2007/PartnerControls"/>
-    <xsd:element name="TaxCatchAll" ma:index="23" nillable="true" ma:displayName="Taxonomy Catch All Column" ma:hidden="true" ma:list="{3f6bfcbc-3db3-4ae6-bd76-326f0798ad28}" ma:internalName="TaxCatchAll" ma:readOnly="false" ma:showField="CatchAllData" ma:web="16c05727-aa75-4e4a-9b5f-8a80a1165891">
-      <xsd:complexType>
-        <xsd:complexContent>
-          <xsd:extension base="dms:MultiChoiceLookup">
-            <xsd:sequence>
-              <xsd:element name="Value" type="dms:Lookup" maxOccurs="unbounded" minOccurs="0" nillable="true"/>
-            </xsd:sequence>
-          </xsd:extension>
-        </xsd:complexContent>
-      </xsd:complexType>
-    </xsd:element>
-  </xsd:schema>
-  <xsd:schema xmlns="http://schemas.openxmlformats.org/package/2006/metadata/core-properties" xmlns:xsd="http://www.w3.org/2001/XMLSchema" xmlns:xsi="http://www.w3.org/2001/XMLSchema-instance" xmlns:dc="http://purl.org/dc/elements/1.1/" xmlns:dcterms="http://purl.org/dc/terms/" xmlns:odoc="http://schemas.microsoft.com/internal/obd" targetNamespace="http://schemas.openxmlformats.org/package/2006/metadata/core-properties" elementFormDefault="qualified" attributeFormDefault="unqualified" blockDefault="#all">
-    <xsd:import namespace="http://purl.org/dc/elements/1.1/" schemaLocation="http://dublincore.org/schemas/xmls/qdc/2003/04/02/dc.xsd"/>
-    <xsd:import namespace="http://purl.org/dc/terms/" schemaLocation="http://dublincore.org/schemas/xmls/qdc/2003/04/02/dcterms.xsd"/>
-    <xsd:element name="coreProperties" type="CT_coreProperties"/>
-    <xsd:complexType name="CT_coreProperties">
-      <xsd:all>
-        <xsd:element ref="dc:creator" minOccurs="0" maxOccurs="1"/>
-        <xsd:element ref="dcterms:created" minOccurs="0" maxOccurs="1"/>
-        <xsd:element ref="dc:identifier" minOccurs="0" maxOccurs="1"/>
-        <xsd:element name="contentType" minOccurs="0" maxOccurs="1" type="xsd:string" ma:displayName="Content Type"/>
-        <xsd:element ref="dc:title" minOccurs="0" maxOccurs="1" ma:index="1" ma:displayName="Title"/>
-        <xsd:element ref="dc:subject" minOccurs="0" maxOccurs="1"/>
-        <xsd:element ref="dc:description" minOccurs="0" maxOccurs="1"/>
-        <xsd:element name="keywords" minOccurs="0" maxOccurs="1" type="xsd:string"/>
-        <xsd:element ref="dc:language" minOccurs="0" maxOccurs="1"/>
-        <xsd:element name="category" minOccurs="0" maxOccurs="1" type="xsd:string"/>
-        <xsd:element name="version" minOccurs="0" maxOccurs="1" type="xsd:string"/>
-        <xsd:element name="revision" minOccurs="0" maxOccurs="1" type="xsd:string">
-          <xsd:annotation>
-            <xsd:documentation>
-                        This value indicates the number of saves or revisions. The application is responsible for updating this value after each revision.
-                    </xsd:documentation>
-          </xsd:annotation>
-        </xsd:element>
-        <xsd:element name="lastModifiedBy" minOccurs="0" maxOccurs="1" type="xsd:string"/>
-        <xsd:element ref="dcterms:modified" minOccurs="0" maxOccurs="1"/>
-        <xsd:element name="contentStatus" minOccurs="0" maxOccurs="1" type="xsd:string"/>
-      </xsd:all>
-    </xsd:complexType>
-  </xsd:schema>
-  <xs:schema xmlns:pc="http://schemas.microsoft.com/office/infopath/2007/PartnerControls" xmlns:xs="http://www.w3.org/2001/XMLSchema" targetNamespace="http://schemas.microsoft.com/office/infopath/2007/PartnerControls" elementFormDefault="qualified" attributeFormDefault="unqualified">
-    <xs:element name="Person">
-      <xs:complexType>
-        <xs:sequence>
-          <xs:element ref="pc:DisplayName" minOccurs="0"/>
-          <xs:element ref="pc:AccountId" minOccurs="0"/>
-          <xs:element ref="pc:AccountType" minOccurs="0"/>
-        </xs:sequence>
-      </xs:complexType>
-    </xs:element>
-    <xs:element name="DisplayName" type="xs:string"/>
-    <xs:element name="AccountId" type="xs:string"/>
-    <xs:element name="AccountType" type="xs:string"/>
-    <xs:element name="BDCAssociatedEntity">
-      <xs:complexType>
-        <xs:sequence>
-          <xs:element ref="pc:BDCEntity" minOccurs="0" maxOccurs="unbounded"/>
-        </xs:sequence>
-        <xs:attribute ref="pc:EntityNamespace"/>
-        <xs:attribute ref="pc:EntityName"/>
-        <xs:attribute ref="pc:SystemInstanceName"/>
-        <xs:attribute ref="pc:AssociationName"/>
-      </xs:complexType>
-    </xs:element>
-    <xs:attribute name="EntityNamespace" type="xs:string"/>
-    <xs:attribute name="EntityName" type="xs:string"/>
-    <xs:attribute name="SystemInstanceName" type="xs:string"/>
-    <xs:attribute name="AssociationName" type="xs:string"/>
-    <xs:element name="BDCEntity">
-      <xs:complexType>
-        <xs:sequence>
-          <xs:element ref="pc:EntityDisplayName" minOccurs="0"/>
-          <xs:element ref="pc:EntityInstanceReference" minOccurs="0"/>
-          <xs:element ref="pc:EntityId1" minOccurs="0"/>
-          <xs:element ref="pc:EntityId2" minOccurs="0"/>
-          <xs:element ref="pc:EntityId3" minOccurs="0"/>
-          <xs:element ref="pc:EntityId4" minOccurs="0"/>
-          <xs:element ref="pc:EntityId5" minOccurs="0"/>
-        </xs:sequence>
-      </xs:complexType>
-    </xs:element>
-    <xs:element name="EntityDisplayName" type="xs:string"/>
-    <xs:element name="EntityInstanceReference" type="xs:string"/>
-    <xs:element name="EntityId1" type="xs:string"/>
-    <xs:element name="EntityId2" type="xs:string"/>
-    <xs:element name="EntityId3" type="xs:string"/>
-    <xs:element name="EntityId4" type="xs:string"/>
-    <xs:element name="EntityId5" type="xs:string"/>
-    <xs:element name="Terms">
-      <xs:complexType>
-        <xs:sequence>
-          <xs:element ref="pc:TermInfo" minOccurs="0" maxOccurs="unbounded"/>
-        </xs:sequence>
-      </xs:complexType>
-    </xs:element>
-    <xs:element name="TermInfo">
-      <xs:complexType>
-        <xs:sequence>
-          <xs:element ref="pc:TermName" minOccurs="0"/>
-          <xs:element ref="pc:TermId" minOccurs="0"/>
-        </xs:sequence>
-      </xs:complexType>
-    </xs:element>
-    <xs:element name="TermName" type="xs:string"/>
-    <xs:element name="TermId" type="xs:string"/>
-  </xs:schema>
-</ct:contentTypeSchema>
-</file>
-
-<file path=customXml/item22.xml><?xml version="1.0" encoding="utf-8"?>
-<?mso-contentType ?>
-<FormTemplates xmlns="http://schemas.microsoft.com/sharepoint/v3/contenttype/forms">
-  <Display>DocumentLibraryForm</Display>
-  <Edit>DocumentLibraryForm</Edit>
-  <New>DocumentLibraryForm</New>
-</FormTemplates>
-</file>
-
-<file path=customXml/item3.xml><?xml version="1.0" encoding="utf-8"?>
-<p:properties xmlns:p="http://schemas.microsoft.com/office/2006/metadata/properties" xmlns:xsi="http://www.w3.org/2001/XMLSchema-instance" xmlns:pc="http://schemas.microsoft.com/office/infopath/2007/PartnerControls">
-  <documentManagement>
-    <Background xmlns="71af3243-3dd4-4a8d-8c0d-dd76da1f02a5">false</Background>
-    <Status xmlns="71af3243-3dd4-4a8d-8c0d-dd76da1f02a5">Not started</Status>
-    <_ip_UnifiedCompliancePolicyUIAction xmlns="http://schemas.microsoft.com/sharepoint/v3" xsi:nil="true"/>
-    <Image xmlns="71af3243-3dd4-4a8d-8c0d-dd76da1f02a5">
-      <Url xsi:nil="true"/>
-      <Description xsi:nil="true"/>
-    </Image>
-    <_ip_UnifiedCompliancePolicyProperties xmlns="http://schemas.microsoft.com/sharepoint/v3" xsi:nil="true"/>
-    <ImageTagsTaxHTField xmlns="71af3243-3dd4-4a8d-8c0d-dd76da1f02a5">
-      <Terms xmlns="http://schemas.microsoft.com/office/infopath/2007/PartnerControls"/>
-    </ImageTagsTaxHTField>
-    <TaxCatchAll xmlns="230e9df3-be65-4c73-a93b-d1236ebd677e" xsi:nil="true"/>
-    <MediaServiceKeyPoints xmlns="71af3243-3dd4-4a8d-8c0d-dd76da1f02a5" xsi:nil="true"/>
-  </documentManagement>
-</p:properties>
-</file>
-
-<file path=customXml/itemProps13.xml><?xml version="1.0" encoding="utf-8"?>
-<ds:datastoreItem xmlns:ds="http://schemas.openxmlformats.org/officeDocument/2006/customXml" ds:itemID="{470DA29D-65B0-49FE-B06E-DFF4EBBB2A2C}"/>
-</file>
-
-<file path=customXml/itemProps22.xml><?xml version="1.0" encoding="utf-8"?>
-<ds:datastoreItem xmlns:ds="http://schemas.openxmlformats.org/officeDocument/2006/customXml" ds:itemID="{951DF180-2AC6-4843-809D-CF24146AF02A}"/>
-</file>
-
-<file path=customXml/itemProps31.xml><?xml version="1.0" encoding="utf-8"?>
-<ds:datastoreItem xmlns:ds="http://schemas.openxmlformats.org/officeDocument/2006/customXml" ds:itemID="{67E19AB9-3094-4A09-BA23-9E8312859E8F}"/>
-</file>
-
 <file path=docMetadata/LabelInfo.xml><?xml version="1.0" encoding="utf-8"?>
 <clbl:labelList xmlns:clbl="http://schemas.microsoft.com/office/2020/mipLabelMetadata"/>
 </file>